--- a/docs/docx/INTEGRATION_DOC.docx
+++ b/docs/docx/INTEGRATION_DOC.docx
@@ -2,7 +2,7 @@
 <file path=word/document.xml><?xml version="1.0" encoding="utf-8"?>
 <w:document xmlns:w="http://schemas.openxmlformats.org/wordprocessingml/2006/main" xmlns:m="http://schemas.openxmlformats.org/officeDocument/2006/math" xmlns:r="http://schemas.openxmlformats.org/officeDocument/2006/relationships" xmlns:o="urn:schemas-microsoft-com:office:office" xmlns:v="urn:schemas-microsoft-com:vml" xmlns:w10="urn:schemas-microsoft-com:office:word" xmlns:a="http://schemas.openxmlformats.org/drawingml/2006/main" xmlns:pic="http://schemas.openxmlformats.org/drawingml/2006/picture" xmlns:wp="http://schemas.openxmlformats.org/drawingml/2006/wordprocessingDrawing">
   <w:body>
-    <w:bookmarkStart w:id="42" w:name="n6cam-phase-1-integration-document"/>
+    <w:bookmarkStart w:id="43" w:name="n6cam-phase-1-integration-document"/>
     <w:p>
       <w:pPr>
         <w:pStyle w:val="Heading1"/>
@@ -1851,7 +1851,7 @@
     </w:p>
     <w:bookmarkEnd w:id="24"/>
     <w:bookmarkEnd w:id="25"/>
-    <w:bookmarkStart w:id="30" w:name="protocols"/>
+    <w:bookmarkStart w:id="31" w:name="protocols"/>
     <w:p>
       <w:pPr>
         <w:pStyle w:val="Heading2"/>
@@ -3390,13 +3390,542 @@
       </w:r>
     </w:p>
     <w:bookmarkEnd w:id="28"/>
-    <w:bookmarkStart w:id="29" w:name="self-update-protocol-m1-a4"/>
+    <w:bookmarkStart w:id="29" w:name="safe-boot-bootloop-guard"/>
     <w:p>
       <w:pPr>
         <w:pStyle w:val="Heading3"/>
       </w:pPr>
       <w:r>
-        <w:t xml:space="preserve">3.4 Self-update protocol (M1 / A4)</w:t>
+        <w:t xml:space="preserve">3.4 Safe-boot / bootloop guard</w:t>
+      </w:r>
+    </w:p>
+    <w:p>
+      <w:pPr>
+        <w:pStyle w:val="FirstParagraph"/>
+      </w:pPr>
+      <w:r>
+        <w:t xml:space="preserve">The FSBL increments a counter in</w:t>
+      </w:r>
+      <w:r>
+        <w:t xml:space="preserve"> </w:t>
+      </w:r>
+      <w:r>
+        <w:rPr>
+          <w:rStyle w:val="VerbatimChar"/>
+        </w:rPr>
+        <w:t xml:space="preserve">TAMP-&gt;BKP1R</w:t>
+      </w:r>
+      <w:r>
+        <w:t xml:space="preserve"> </w:t>
+      </w:r>
+      <w:r>
+        <w:t xml:space="preserve">on every boot, before clock</w:t>
+      </w:r>
+      <w:r>
+        <w:t xml:space="preserve"> </w:t>
+      </w:r>
+      <w:r>
+        <w:t xml:space="preserve">/ xSPI / App-jump — so even App-init crashes (bad model, ATON HW init,</w:t>
+      </w:r>
+      <w:r>
+        <w:t xml:space="preserve"> </w:t>
+      </w:r>
+      <w:r>
+        <w:t xml:space="preserve">camera bring-up) get counted. The App’s</w:t>
+      </w:r>
+      <w:r>
+        <w:t xml:space="preserve"> </w:t>
+      </w:r>
+      <w:r>
+        <w:rPr>
+          <w:rStyle w:val="VerbatimChar"/>
+        </w:rPr>
+        <w:t xml:space="preserve">shell_task</w:t>
+      </w:r>
+      <w:r>
+        <w:t xml:space="preserve"> </w:t>
+      </w:r>
+      <w:r>
+        <w:t xml:space="preserve">reads the counter</w:t>
+      </w:r>
+      <w:r>
+        <w:t xml:space="preserve"> </w:t>
+      </w:r>
+      <w:r>
+        <w:t xml:space="preserve">as soon as it’s up; once it crosses</w:t>
+      </w:r>
+      <w:r>
+        <w:t xml:space="preserve"> </w:t>
+      </w:r>
+      <w:r>
+        <w:rPr>
+          <w:b/>
+          <w:bCs/>
+        </w:rPr>
+        <w:t xml:space="preserve">3</w:t>
+      </w:r>
+      <w:r>
+        <w:t xml:space="preserve"> </w:t>
+      </w:r>
+      <w:r>
+        <w:t xml:space="preserve">consecutive crash reboots, the</w:t>
+      </w:r>
+      <w:r>
+        <w:t xml:space="preserve"> </w:t>
+      </w:r>
+      <w:r>
+        <w:t xml:space="preserve">App enters</w:t>
+      </w:r>
+      <w:r>
+        <w:t xml:space="preserve"> </w:t>
+      </w:r>
+      <w:r>
+        <w:rPr>
+          <w:b/>
+          <w:bCs/>
+        </w:rPr>
+        <w:t xml:space="preserve">safe mode</w:t>
+      </w:r>
+      <w:r>
+        <w:t xml:space="preserve">:</w:t>
+      </w:r>
+    </w:p>
+    <w:p>
+      <w:pPr>
+        <w:pStyle w:val="Compact"/>
+        <w:numPr>
+          <w:ilvl w:val="0"/>
+          <w:numId w:val="1003"/>
+        </w:numPr>
+      </w:pPr>
+      <w:r>
+        <w:t xml:space="preserve">NN auto-start is suppressed (the most common crash vector — bad model</w:t>
+      </w:r>
+      <w:r>
+        <w:t xml:space="preserve"> </w:t>
+      </w:r>
+      <w:r>
+        <w:t xml:space="preserve">weights — can’t run again).</w:t>
+      </w:r>
+    </w:p>
+    <w:p>
+      <w:pPr>
+        <w:pStyle w:val="Compact"/>
+        <w:numPr>
+          <w:ilvl w:val="0"/>
+          <w:numId w:val="1003"/>
+        </w:numPr>
+      </w:pPr>
+      <w:r>
+        <w:t xml:space="preserve">Operator’s CDC shell stays alive;</w:t>
+      </w:r>
+      <w:r>
+        <w:t xml:space="preserve"> </w:t>
+      </w:r>
+      <w:r>
+        <w:rPr>
+          <w:rStyle w:val="VerbatimChar"/>
+        </w:rPr>
+        <w:t xml:space="preserve">update app</w:t>
+      </w:r>
+      <w:r>
+        <w:t xml:space="preserve"> </w:t>
+      </w:r>
+      <w:r>
+        <w:t xml:space="preserve">/</w:t>
+      </w:r>
+      <w:r>
+        <w:t xml:space="preserve"> </w:t>
+      </w:r>
+      <w:r>
+        <w:rPr>
+          <w:rStyle w:val="VerbatimChar"/>
+        </w:rPr>
+        <w:t xml:space="preserve">update model</w:t>
+      </w:r>
+      <w:r>
+        <w:t xml:space="preserve"> </w:t>
+      </w:r>
+      <w:r>
+        <w:t xml:space="preserve">work</w:t>
+      </w:r>
+      <w:r>
+        <w:t xml:space="preserve"> </w:t>
+      </w:r>
+      <w:r>
+        <w:t xml:space="preserve">normally, so the kit recovers without SWD.</w:t>
+      </w:r>
+    </w:p>
+    <w:p>
+      <w:pPr>
+        <w:pStyle w:val="FirstParagraph"/>
+      </w:pPr>
+      <w:r>
+        <w:t xml:space="preserve">After ~30 s of healthy uptime, the App clears</w:t>
+      </w:r>
+      <w:r>
+        <w:t xml:space="preserve"> </w:t>
+      </w:r>
+      <w:r>
+        <w:rPr>
+          <w:rStyle w:val="VerbatimChar"/>
+        </w:rPr>
+        <w:t xml:space="preserve">BKP1R</w:t>
+      </w:r>
+      <w:r>
+        <w:t xml:space="preserve"> </w:t>
+      </w:r>
+      <w:r>
+        <w:t xml:space="preserve">and the next reboot</w:t>
+      </w:r>
+      <w:r>
+        <w:t xml:space="preserve"> </w:t>
+      </w:r>
+      <w:r>
+        <w:t xml:space="preserve">starts the count over.</w:t>
+      </w:r>
+    </w:p>
+    <w:tbl>
+      <w:tblPr>
+        <w:tblStyle w:val="Table"/>
+        <w:tblW w:type="pct" w:w="5000"/>
+        <w:tblLayout w:type="fixed"/>
+        <w:tblLook w:firstRow="1" w:lastRow="0" w:firstColumn="0" w:lastColumn="0" w:noHBand="0" w:noVBand="0" w:val="0020"/>
+      </w:tblPr>
+      <w:tblGrid>
+        <w:gridCol w:w="1980"/>
+        <w:gridCol w:w="1980"/>
+        <w:gridCol w:w="1980"/>
+        <w:gridCol w:w="1980"/>
+      </w:tblGrid>
+      <w:tr>
+        <w:trPr>
+          <w:tblHeader w:val="on"/>
+        </w:trPr>
+        <w:tc>
+          <w:tcPr/>
+          <w:p>
+            <w:pPr>
+              <w:pStyle w:val="Compact"/>
+              <w:jc w:val="left"/>
+            </w:pPr>
+            <w:r>
+              <w:t xml:space="preserve">BKP register</w:t>
+            </w:r>
+          </w:p>
+        </w:tc>
+        <w:tc>
+          <w:tcPr/>
+          <w:p>
+            <w:pPr>
+              <w:pStyle w:val="Compact"/>
+              <w:jc w:val="left"/>
+            </w:pPr>
+            <w:r>
+              <w:t xml:space="preserve">Purpose</w:t>
+            </w:r>
+          </w:p>
+        </w:tc>
+        <w:tc>
+          <w:tcPr/>
+          <w:p>
+            <w:pPr>
+              <w:pStyle w:val="Compact"/>
+              <w:jc w:val="left"/>
+            </w:pPr>
+            <w:r>
+              <w:t xml:space="preserve">Set by</w:t>
+            </w:r>
+          </w:p>
+        </w:tc>
+        <w:tc>
+          <w:tcPr/>
+          <w:p>
+            <w:pPr>
+              <w:pStyle w:val="Compact"/>
+              <w:jc w:val="left"/>
+            </w:pPr>
+            <w:r>
+              <w:t xml:space="preserve">Cleared by</w:t>
+            </w:r>
+          </w:p>
+        </w:tc>
+      </w:tr>
+      <w:tr>
+        <w:tc>
+          <w:tcPr/>
+          <w:p>
+            <w:pPr>
+              <w:pStyle w:val="Compact"/>
+              <w:jc w:val="left"/>
+            </w:pPr>
+            <w:r>
+              <w:rPr>
+                <w:rStyle w:val="VerbatimChar"/>
+              </w:rPr>
+              <w:t xml:space="preserve">BKP0R</w:t>
+            </w:r>
+          </w:p>
+        </w:tc>
+        <w:tc>
+          <w:tcPr/>
+          <w:p>
+            <w:pPr>
+              <w:pStyle w:val="Compact"/>
+              <w:jc w:val="left"/>
+            </w:pPr>
+            <w:r>
+              <w:t xml:space="preserve">Recovery magic</w:t>
+            </w:r>
+            <w:r>
+              <w:t xml:space="preserve"> </w:t>
+            </w:r>
+            <w:r>
+              <w:rPr>
+                <w:rStyle w:val="VerbatimChar"/>
+              </w:rPr>
+              <w:t xml:space="preserve">0xDEADBEEF</w:t>
+            </w:r>
+            <w:r>
+              <w:t xml:space="preserve"> </w:t>
+            </w:r>
+            <w:r>
+              <w:t xml:space="preserve">— halts FSBL pre-xSPI for SWD reflash</w:t>
+            </w:r>
+          </w:p>
+        </w:tc>
+        <w:tc>
+          <w:tcPr/>
+          <w:p>
+            <w:pPr>
+              <w:pStyle w:val="Compact"/>
+              <w:jc w:val="left"/>
+            </w:pPr>
+            <w:r>
+              <w:t xml:space="preserve">App</w:t>
+            </w:r>
+            <w:r>
+              <w:t xml:space="preserve"> </w:t>
+            </w:r>
+            <w:r>
+              <w:rPr>
+                <w:rStyle w:val="VerbatimChar"/>
+              </w:rPr>
+              <w:t xml:space="preserve">recovery</w:t>
+            </w:r>
+            <w:r>
+              <w:t xml:space="preserve"> </w:t>
+            </w:r>
+            <w:r>
+              <w:t xml:space="preserve">cmd</w:t>
+            </w:r>
+          </w:p>
+        </w:tc>
+        <w:tc>
+          <w:tcPr/>
+          <w:p>
+            <w:pPr>
+              <w:pStyle w:val="Compact"/>
+              <w:jc w:val="left"/>
+            </w:pPr>
+            <w:r>
+              <w:t xml:space="preserve">FSBL on next boot</w:t>
+            </w:r>
+          </w:p>
+        </w:tc>
+      </w:tr>
+      <w:tr>
+        <w:tc>
+          <w:tcPr/>
+          <w:p>
+            <w:pPr>
+              <w:pStyle w:val="Compact"/>
+              <w:jc w:val="left"/>
+            </w:pPr>
+            <w:r>
+              <w:rPr>
+                <w:rStyle w:val="VerbatimChar"/>
+              </w:rPr>
+              <w:t xml:space="preserve">BKP1R</w:t>
+            </w:r>
+          </w:p>
+        </w:tc>
+        <w:tc>
+          <w:tcPr/>
+          <w:p>
+            <w:pPr>
+              <w:pStyle w:val="Compact"/>
+              <w:jc w:val="left"/>
+            </w:pPr>
+            <w:r>
+              <w:t xml:space="preserve">Bootloop counter (0–255)</w:t>
+            </w:r>
+          </w:p>
+        </w:tc>
+        <w:tc>
+          <w:tcPr/>
+          <w:p>
+            <w:pPr>
+              <w:pStyle w:val="Compact"/>
+              <w:jc w:val="left"/>
+            </w:pPr>
+            <w:r>
+              <w:t xml:space="preserve">FSBL increments every boot</w:t>
+            </w:r>
+          </w:p>
+        </w:tc>
+        <w:tc>
+          <w:tcPr/>
+          <w:p>
+            <w:pPr>
+              <w:pStyle w:val="Compact"/>
+              <w:jc w:val="left"/>
+            </w:pPr>
+            <w:r>
+              <w:t xml:space="preserve">App after 30 s uptime, or</w:t>
+            </w:r>
+            <w:r>
+              <w:t xml:space="preserve"> </w:t>
+            </w:r>
+            <w:r>
+              <w:rPr>
+                <w:rStyle w:val="VerbatimChar"/>
+              </w:rPr>
+              <w:t xml:space="preserve">safeboot clear</w:t>
+            </w:r>
+          </w:p>
+        </w:tc>
+      </w:tr>
+    </w:tbl>
+    <w:p>
+      <w:pPr>
+        <w:pStyle w:val="BodyText"/>
+      </w:pPr>
+      <w:r>
+        <w:rPr>
+          <w:b/>
+          <w:bCs/>
+        </w:rPr>
+        <w:t xml:space="preserve">Shell command (App side):</w:t>
+      </w:r>
+    </w:p>
+    <w:p>
+      <w:pPr>
+        <w:pStyle w:val="SourceCode"/>
+      </w:pPr>
+      <w:r>
+        <w:rPr>
+          <w:rStyle w:val="VerbatimChar"/>
+        </w:rPr>
+        <w:t xml:space="preserve">&gt; safeboot status         # current counter, threshold, safe-mode flag</w:t>
+      </w:r>
+      <w:r>
+        <w:br/>
+      </w:r>
+      <w:r>
+        <w:rPr>
+          <w:rStyle w:val="VerbatimChar"/>
+        </w:rPr>
+        <w:t xml:space="preserve">boot_count = 1/3, safe_mode = no</w:t>
+      </w:r>
+      <w:r>
+        <w:br/>
+      </w:r>
+      <w:r>
+        <w:rPr>
+          <w:rStyle w:val="VerbatimChar"/>
+        </w:rPr>
+        <w:t xml:space="preserve">safeboot status ok</w:t>
+      </w:r>
+      <w:r>
+        <w:br/>
+      </w:r>
+      <w:r>
+        <w:br/>
+      </w:r>
+      <w:r>
+        <w:rPr>
+          <w:rStyle w:val="VerbatimChar"/>
+        </w:rPr>
+        <w:t xml:space="preserve">&gt; safeboot clear          # zero the counter (use after fixing root cause)</w:t>
+      </w:r>
+      <w:r>
+        <w:br/>
+      </w:r>
+      <w:r>
+        <w:rPr>
+          <w:rStyle w:val="VerbatimChar"/>
+        </w:rPr>
+        <w:t xml:space="preserve">&gt; safeboot test           # force counter to 3 and reboot — verifies safe</w:t>
+      </w:r>
+      <w:r>
+        <w:br/>
+      </w:r>
+      <w:r>
+        <w:rPr>
+          <w:rStyle w:val="VerbatimChar"/>
+        </w:rPr>
+        <w:t xml:space="preserve">                          # mode engages correctly (DEV USE ONLY)</w:t>
+      </w:r>
+    </w:p>
+    <w:p>
+      <w:pPr>
+        <w:pStyle w:val="FirstParagraph"/>
+      </w:pPr>
+      <w:r>
+        <w:t xml:space="preserve">This closes the only remaining</w:t>
+      </w:r>
+      <w:r>
+        <w:t xml:space="preserve"> </w:t>
+      </w:r>
+      <w:r>
+        <w:t xml:space="preserve">“</w:t>
+      </w:r>
+      <w:r>
+        <w:t xml:space="preserve">needs JTAG</w:t>
+      </w:r>
+      <w:r>
+        <w:t xml:space="preserve">”</w:t>
+      </w:r>
+      <w:r>
+        <w:t xml:space="preserve"> </w:t>
+      </w:r>
+      <w:r>
+        <w:t xml:space="preserve">recovery scenario: a bad App</w:t>
+      </w:r>
+      <w:r>
+        <w:t xml:space="preserve"> </w:t>
+      </w:r>
+      <w:r>
+        <w:t xml:space="preserve">or model push that today would require boot-switch + SWD reflash now</w:t>
+      </w:r>
+      <w:r>
+        <w:t xml:space="preserve"> </w:t>
+      </w:r>
+      <w:r>
+        <w:t xml:space="preserve">self-recovers via USB after 3 boot attempts. TAMP survives reset but not</w:t>
+      </w:r>
+      <w:r>
+        <w:t xml:space="preserve"> </w:t>
+      </w:r>
+      <w:r>
+        <w:t xml:space="preserve">power-off, which is the right semantic — a user-initiated power cycle is</w:t>
+      </w:r>
+      <w:r>
+        <w:t xml:space="preserve"> </w:t>
+      </w:r>
+      <w:r>
+        <w:t xml:space="preserve">a fresh start.</w:t>
+      </w:r>
+    </w:p>
+    <w:bookmarkEnd w:id="29"/>
+    <w:bookmarkStart w:id="30" w:name="self-update-protocol-m1-a4"/>
+    <w:p>
+      <w:pPr>
+        <w:pStyle w:val="Heading3"/>
+      </w:pPr>
+      <w:r>
+        <w:t xml:space="preserve">3.5 Self-update protocol (M1 / A4)</w:t>
       </w:r>
     </w:p>
     <w:p>
@@ -3577,9 +4106,9 @@
         </w:pict>
       </w:r>
     </w:p>
-    <w:bookmarkEnd w:id="29"/>
     <w:bookmarkEnd w:id="30"/>
-    <w:bookmarkStart w:id="33" w:name="storage-layout"/>
+    <w:bookmarkEnd w:id="31"/>
+    <w:bookmarkStart w:id="34" w:name="storage-layout"/>
     <w:p>
       <w:pPr>
         <w:pStyle w:val="Heading2"/>
@@ -3588,7 +4117,7 @@
         <w:t xml:space="preserve">4. Storage layout</w:t>
       </w:r>
     </w:p>
-    <w:bookmarkStart w:id="31" w:name="xspi-nor-mx66uw1g45g-32-mib"/>
+    <w:bookmarkStart w:id="32" w:name="xspi-nor-mx66uw1g45g-32-mib"/>
     <w:p>
       <w:pPr>
         <w:pStyle w:val="Heading3"/>
@@ -3908,8 +4437,8 @@
         </w:tc>
       </w:tr>
     </w:tbl>
-    <w:bookmarkEnd w:id="31"/>
-    <w:bookmarkStart w:id="32" w:name="sd-card-layout"/>
+    <w:bookmarkEnd w:id="32"/>
+    <w:bookmarkStart w:id="33" w:name="sd-card-layout"/>
     <w:p>
       <w:pPr>
         <w:pStyle w:val="Heading3"/>
@@ -3989,9 +4518,9 @@
         </w:pict>
       </w:r>
     </w:p>
-    <w:bookmarkEnd w:id="32"/>
     <w:bookmarkEnd w:id="33"/>
-    <w:bookmarkStart w:id="34" w:name="performance-characteristics"/>
+    <w:bookmarkEnd w:id="34"/>
+    <w:bookmarkStart w:id="35" w:name="performance-characteristics"/>
     <w:p>
       <w:pPr>
         <w:pStyle w:val="Heading2"/>
@@ -4322,8 +4851,8 @@
         </w:pict>
       </w:r>
     </w:p>
-    <w:bookmarkEnd w:id="34"/>
-    <w:bookmarkStart w:id="38" w:name="bench-acceptance-proposal-v4-a5"/>
+    <w:bookmarkEnd w:id="35"/>
+    <w:bookmarkStart w:id="39" w:name="bench-acceptance-proposal-v4-a5"/>
     <w:p>
       <w:pPr>
         <w:pStyle w:val="Heading2"/>
@@ -4332,7 +4861,7 @@
         <w:t xml:space="preserve">6. Bench acceptance (Proposal v4 / A5)</w:t>
       </w:r>
     </w:p>
-    <w:bookmarkStart w:id="35" w:name="quick-smoke-1-min"/>
+    <w:bookmarkStart w:id="36" w:name="quick-smoke-1-min"/>
     <w:p>
       <w:pPr>
         <w:pStyle w:val="Heading3"/>
@@ -4456,8 +4985,8 @@
         <w:t xml:space="preserve">55 PASS / 0 FAIL / 1 SKIP, NN P95 25.5 ms.</w:t>
       </w:r>
     </w:p>
-    <w:bookmarkEnd w:id="35"/>
-    <w:bookmarkStart w:id="36" w:name="h-soak-a5-deliverable"/>
+    <w:bookmarkEnd w:id="36"/>
+    <w:bookmarkStart w:id="37" w:name="h-soak-a5-deliverable"/>
     <w:p>
       <w:pPr>
         <w:pStyle w:val="Heading3"/>
@@ -4506,186 +5035,186 @@
     <w:p>
       <w:pPr>
         <w:pStyle w:val="Compact"/>
-        <w:numPr>
-          <w:ilvl w:val="0"/>
-          <w:numId w:val="1003"/>
-        </w:numPr>
-      </w:pPr>
-      <w:r>
-        <w:t xml:space="preserve">Loops the full regression suite (~65 s/iteration → ~1330 iterations / 24 h).</w:t>
-      </w:r>
-    </w:p>
-    <w:p>
-      <w:pPr>
-        <w:pStyle w:val="Compact"/>
-        <w:numPr>
-          <w:ilvl w:val="0"/>
-          <w:numId w:val="1003"/>
-        </w:numPr>
-      </w:pPr>
-      <w:r>
-        <w:t xml:space="preserve">Tracks</w:t>
-      </w:r>
-      <w:r>
-        <w:t xml:space="preserve"> </w:t>
-      </w:r>
-      <w:r>
-        <w:rPr>
-          <w:b/>
-          <w:bCs/>
-        </w:rPr>
-        <w:t xml:space="preserve">kit uptime</w:t>
-      </w:r>
-      <w:r>
-        <w:t xml:space="preserve"> </w:t>
-      </w:r>
-      <w:r>
-        <w:t xml:space="preserve">between iterations — flags any drop as an unexpected reboot.</w:t>
-      </w:r>
-    </w:p>
-    <w:p>
-      <w:pPr>
-        <w:pStyle w:val="Compact"/>
-        <w:numPr>
-          <w:ilvl w:val="0"/>
-          <w:numId w:val="1003"/>
-        </w:numPr>
-      </w:pPr>
-      <w:r>
-        <w:t xml:space="preserve">Logs to</w:t>
-      </w:r>
-      <w:r>
-        <w:t xml:space="preserve"> </w:t>
-      </w:r>
-      <w:r>
-        <w:rPr>
-          <w:rStyle w:val="VerbatimChar"/>
-        </w:rPr>
-        <w:t xml:space="preserve">results/soak-&lt;ts&gt;/soak.csv</w:t>
-      </w:r>
-      <w:r>
-        <w:t xml:space="preserve"> </w:t>
-      </w:r>
-      <w:r>
-        <w:t xml:space="preserve">— per-iteration row:</w:t>
-      </w:r>
-      <w:r>
-        <w:t xml:space="preserve"> </w:t>
-      </w:r>
-      <w:r>
-        <w:rPr>
-          <w:rStyle w:val="VerbatimChar"/>
-        </w:rPr>
-        <w:t xml:space="preserve">wall_s, kit_uptime_s, rebooted, pass, fail, skip, total, test_time_s, nn_med_ms, nn_p95_ms</w:t>
-      </w:r>
-      <w:r>
-        <w:t xml:space="preserve">.</w:t>
-      </w:r>
-    </w:p>
-    <w:p>
-      <w:pPr>
-        <w:pStyle w:val="Compact"/>
-        <w:numPr>
-          <w:ilvl w:val="0"/>
-          <w:numId w:val="1003"/>
-        </w:numPr>
-      </w:pPr>
-      <w:r>
-        <w:t xml:space="preserve">Each iteration also drops a same-numbered HTML report under</w:t>
-      </w:r>
-      <w:r>
-        <w:t xml:space="preserve"> </w:t>
-      </w:r>
-      <w:r>
-        <w:rPr>
-          <w:rStyle w:val="VerbatimChar"/>
-        </w:rPr>
-        <w:t xml:space="preserve">results/soak-&lt;ts&gt;/soak-NNNNN.html</w:t>
-      </w:r>
-      <w:r>
-        <w:t xml:space="preserve">.</w:t>
-      </w:r>
-    </w:p>
-    <w:p>
-      <w:pPr>
-        <w:pStyle w:val="Compact"/>
-        <w:numPr>
-          <w:ilvl w:val="0"/>
-          <w:numId w:val="1003"/>
-        </w:numPr>
-      </w:pPr>
-      <w:r>
-        <w:t xml:space="preserve">Prints a summary at end: total iterations, pass rate, unexpected reboots, NN median + P95 across all samples.</w:t>
-      </w:r>
-    </w:p>
-    <w:p>
-      <w:pPr>
-        <w:pStyle w:val="FirstParagraph"/>
-      </w:pPr>
-      <w:r>
-        <w:rPr>
-          <w:b/>
-          <w:bCs/>
-        </w:rPr>
-        <w:t xml:space="preserve">Pass criterion:</w:t>
-      </w:r>
-      <w:r>
-        <w:t xml:space="preserve"> </w:t>
-      </w:r>
-      <w:r>
-        <w:rPr>
-          <w:rStyle w:val="VerbatimChar"/>
-        </w:rPr>
-        <w:t xml:space="preserve">unexpected_reboots == 0</w:t>
-      </w:r>
-      <w:r>
-        <w:t xml:space="preserve"> </w:t>
-      </w:r>
-      <w:r>
-        <w:t xml:space="preserve">and</w:t>
-      </w:r>
-      <w:r>
-        <w:t xml:space="preserve"> </w:t>
-      </w:r>
-      <w:r>
-        <w:rPr>
-          <w:rStyle w:val="VerbatimChar"/>
-        </w:rPr>
-        <w:t xml:space="preserve">fail == 0</w:t>
-      </w:r>
-      <w:r>
-        <w:t xml:space="preserve"> </w:t>
-      </w:r>
-      <w:r>
-        <w:t xml:space="preserve">over the full window. Verified 6-min smoke (97.5 % pass rate, 0 reboots, NN P95 25.5 ms — only failures are the documented T07.4/T11.6 known issues on cold-start).</w:t>
-      </w:r>
-    </w:p>
-    <w:bookmarkEnd w:id="36"/>
-    <w:bookmarkStart w:id="37" w:name="Xfab4953f8b6f41750b0a26bd744d5aa85fc09b1"/>
-    <w:p>
-      <w:pPr>
-        <w:pStyle w:val="Heading3"/>
-      </w:pPr>
-      <w:r>
-        <w:t xml:space="preserve">6.3 M3 cellular plane validation (when MangOH lands)</w:t>
-      </w:r>
-    </w:p>
-    <w:p>
-      <w:pPr>
         <w:numPr>
           <w:ilvl w:val="0"/>
           <w:numId w:val="1004"/>
         </w:numPr>
       </w:pPr>
       <w:r>
-        <w:t xml:space="preserve">Wire J503 pin 7 (N6 TX) → MangOH UART RX, pin 9 (N6 RX) → MangOH UART TX, pin 11 → MangOH GND. Match 3.3 V logic levels.</w:t>
-      </w:r>
-    </w:p>
-    <w:p>
-      <w:pPr>
+        <w:t xml:space="preserve">Loops the full regression suite (~65 s/iteration → ~1330 iterations / 24 h).</w:t>
+      </w:r>
+    </w:p>
+    <w:p>
+      <w:pPr>
+        <w:pStyle w:val="Compact"/>
         <w:numPr>
           <w:ilvl w:val="0"/>
           <w:numId w:val="1004"/>
+        </w:numPr>
+      </w:pPr>
+      <w:r>
+        <w:t xml:space="preserve">Tracks</w:t>
+      </w:r>
+      <w:r>
+        <w:t xml:space="preserve"> </w:t>
+      </w:r>
+      <w:r>
+        <w:rPr>
+          <w:b/>
+          <w:bCs/>
+        </w:rPr>
+        <w:t xml:space="preserve">kit uptime</w:t>
+      </w:r>
+      <w:r>
+        <w:t xml:space="preserve"> </w:t>
+      </w:r>
+      <w:r>
+        <w:t xml:space="preserve">between iterations — flags any drop as an unexpected reboot.</w:t>
+      </w:r>
+    </w:p>
+    <w:p>
+      <w:pPr>
+        <w:pStyle w:val="Compact"/>
+        <w:numPr>
+          <w:ilvl w:val="0"/>
+          <w:numId w:val="1004"/>
+        </w:numPr>
+      </w:pPr>
+      <w:r>
+        <w:t xml:space="preserve">Logs to</w:t>
+      </w:r>
+      <w:r>
+        <w:t xml:space="preserve"> </w:t>
+      </w:r>
+      <w:r>
+        <w:rPr>
+          <w:rStyle w:val="VerbatimChar"/>
+        </w:rPr>
+        <w:t xml:space="preserve">results/soak-&lt;ts&gt;/soak.csv</w:t>
+      </w:r>
+      <w:r>
+        <w:t xml:space="preserve"> </w:t>
+      </w:r>
+      <w:r>
+        <w:t xml:space="preserve">— per-iteration row:</w:t>
+      </w:r>
+      <w:r>
+        <w:t xml:space="preserve"> </w:t>
+      </w:r>
+      <w:r>
+        <w:rPr>
+          <w:rStyle w:val="VerbatimChar"/>
+        </w:rPr>
+        <w:t xml:space="preserve">wall_s, kit_uptime_s, rebooted, pass, fail, skip, total, test_time_s, nn_med_ms, nn_p95_ms</w:t>
+      </w:r>
+      <w:r>
+        <w:t xml:space="preserve">.</w:t>
+      </w:r>
+    </w:p>
+    <w:p>
+      <w:pPr>
+        <w:pStyle w:val="Compact"/>
+        <w:numPr>
+          <w:ilvl w:val="0"/>
+          <w:numId w:val="1004"/>
+        </w:numPr>
+      </w:pPr>
+      <w:r>
+        <w:t xml:space="preserve">Each iteration also drops a same-numbered HTML report under</w:t>
+      </w:r>
+      <w:r>
+        <w:t xml:space="preserve"> </w:t>
+      </w:r>
+      <w:r>
+        <w:rPr>
+          <w:rStyle w:val="VerbatimChar"/>
+        </w:rPr>
+        <w:t xml:space="preserve">results/soak-&lt;ts&gt;/soak-NNNNN.html</w:t>
+      </w:r>
+      <w:r>
+        <w:t xml:space="preserve">.</w:t>
+      </w:r>
+    </w:p>
+    <w:p>
+      <w:pPr>
+        <w:pStyle w:val="Compact"/>
+        <w:numPr>
+          <w:ilvl w:val="0"/>
+          <w:numId w:val="1004"/>
+        </w:numPr>
+      </w:pPr>
+      <w:r>
+        <w:t xml:space="preserve">Prints a summary at end: total iterations, pass rate, unexpected reboots, NN median + P95 across all samples.</w:t>
+      </w:r>
+    </w:p>
+    <w:p>
+      <w:pPr>
+        <w:pStyle w:val="FirstParagraph"/>
+      </w:pPr>
+      <w:r>
+        <w:rPr>
+          <w:b/>
+          <w:bCs/>
+        </w:rPr>
+        <w:t xml:space="preserve">Pass criterion:</w:t>
+      </w:r>
+      <w:r>
+        <w:t xml:space="preserve"> </w:t>
+      </w:r>
+      <w:r>
+        <w:rPr>
+          <w:rStyle w:val="VerbatimChar"/>
+        </w:rPr>
+        <w:t xml:space="preserve">unexpected_reboots == 0</w:t>
+      </w:r>
+      <w:r>
+        <w:t xml:space="preserve"> </w:t>
+      </w:r>
+      <w:r>
+        <w:t xml:space="preserve">and</w:t>
+      </w:r>
+      <w:r>
+        <w:t xml:space="preserve"> </w:t>
+      </w:r>
+      <w:r>
+        <w:rPr>
+          <w:rStyle w:val="VerbatimChar"/>
+        </w:rPr>
+        <w:t xml:space="preserve">fail == 0</w:t>
+      </w:r>
+      <w:r>
+        <w:t xml:space="preserve"> </w:t>
+      </w:r>
+      <w:r>
+        <w:t xml:space="preserve">over the full window. Verified 6-min smoke (97.5 % pass rate, 0 reboots, NN P95 25.5 ms — only failures are the documented T07.4/T11.6 known issues on cold-start).</w:t>
+      </w:r>
+    </w:p>
+    <w:bookmarkEnd w:id="37"/>
+    <w:bookmarkStart w:id="38" w:name="Xfab4953f8b6f41750b0a26bd744d5aa85fc09b1"/>
+    <w:p>
+      <w:pPr>
+        <w:pStyle w:val="Heading3"/>
+      </w:pPr>
+      <w:r>
+        <w:t xml:space="preserve">6.3 M3 cellular plane validation (when MangOH lands)</w:t>
+      </w:r>
+    </w:p>
+    <w:p>
+      <w:pPr>
+        <w:numPr>
+          <w:ilvl w:val="0"/>
+          <w:numId w:val="1005"/>
+        </w:numPr>
+      </w:pPr>
+      <w:r>
+        <w:t xml:space="preserve">Wire J503 pin 7 (N6 TX) → MangOH UART RX, pin 9 (N6 RX) → MangOH UART TX, pin 11 → MangOH GND. Match 3.3 V logic levels.</w:t>
+      </w:r>
+    </w:p>
+    <w:p>
+      <w:pPr>
+        <w:numPr>
+          <w:ilvl w:val="0"/>
+          <w:numId w:val="1005"/>
         </w:numPr>
       </w:pPr>
       <w:r>
@@ -4756,7 +5285,7 @@
       <w:pPr>
         <w:numPr>
           <w:ilvl w:val="0"/>
-          <w:numId w:val="1004"/>
+          <w:numId w:val="1005"/>
         </w:numPr>
       </w:pPr>
       <w:r>
@@ -4796,9 +5325,9 @@
         </w:pict>
       </w:r>
     </w:p>
-    <w:bookmarkEnd w:id="37"/>
     <w:bookmarkEnd w:id="38"/>
-    <w:bookmarkStart w:id="39" w:name="known-limitations"/>
+    <w:bookmarkEnd w:id="39"/>
+    <w:bookmarkStart w:id="40" w:name="known-limitations"/>
     <w:p>
       <w:pPr>
         <w:pStyle w:val="Heading2"/>
@@ -5003,8 +5532,8 @@
         </w:pict>
       </w:r>
     </w:p>
-    <w:bookmarkEnd w:id="39"/>
-    <w:bookmarkStart w:id="40" w:name="repository-layout"/>
+    <w:bookmarkEnd w:id="40"/>
+    <w:bookmarkStart w:id="41" w:name="repository-layout"/>
     <w:p>
       <w:pPr>
         <w:pStyle w:val="Heading2"/>
@@ -5337,8 +5866,8 @@
         </w:pict>
       </w:r>
     </w:p>
-    <w:bookmarkEnd w:id="40"/>
-    <w:bookmarkStart w:id="41" w:name="tags-on-master"/>
+    <w:bookmarkEnd w:id="41"/>
+    <w:bookmarkStart w:id="42" w:name="tags-on-master"/>
     <w:p>
       <w:pPr>
         <w:pStyle w:val="Heading2"/>
@@ -5749,8 +6278,8 @@
         <w:t xml:space="preserve">for individual commits.</w:t>
       </w:r>
     </w:p>
-    <w:bookmarkEnd w:id="41"/>
     <w:bookmarkEnd w:id="42"/>
+    <w:bookmarkEnd w:id="43"/>
     <w:sectPr/>
   </w:body>
 </w:document>
@@ -6058,6 +6587,9 @@
     <w:abstractNumId w:val="991"/>
   </w:num>
   <w:num w:numId="1004">
+    <w:abstractNumId w:val="991"/>
+  </w:num>
+  <w:num w:numId="1005">
     <w:abstractNumId w:val="99411"/>
     <w:lvlOverride w:ilvl="0">
       <w:startOverride w:val="1"/>

--- a/docs/docx/INTEGRATION_DOC.docx
+++ b/docs/docx/INTEGRATION_DOC.docx
@@ -2,7 +2,7 @@
 <file path=word/document.xml><?xml version="1.0" encoding="utf-8"?>
 <w:document xmlns:w="http://schemas.openxmlformats.org/wordprocessingml/2006/main" xmlns:m="http://schemas.openxmlformats.org/officeDocument/2006/math" xmlns:r="http://schemas.openxmlformats.org/officeDocument/2006/relationships" xmlns:o="urn:schemas-microsoft-com:office:office" xmlns:v="urn:schemas-microsoft-com:vml" xmlns:w10="urn:schemas-microsoft-com:office:word" xmlns:a="http://schemas.openxmlformats.org/drawingml/2006/main" xmlns:pic="http://schemas.openxmlformats.org/drawingml/2006/picture" xmlns:wp="http://schemas.openxmlformats.org/drawingml/2006/wordprocessingDrawing">
   <w:body>
-    <w:bookmarkStart w:id="43" w:name="n6cam-phase-1-integration-document"/>
+    <w:bookmarkStart w:id="42" w:name="n6cam-phase-1-integration-document"/>
     <w:p>
       <w:pPr>
         <w:pStyle w:val="Heading1"/>
@@ -1851,7 +1851,7 @@
     </w:p>
     <w:bookmarkEnd w:id="24"/>
     <w:bookmarkEnd w:id="25"/>
-    <w:bookmarkStart w:id="31" w:name="protocols"/>
+    <w:bookmarkStart w:id="30" w:name="protocols"/>
     <w:p>
       <w:pPr>
         <w:pStyle w:val="Heading2"/>
@@ -3390,542 +3390,13 @@
       </w:r>
     </w:p>
     <w:bookmarkEnd w:id="28"/>
-    <w:bookmarkStart w:id="29" w:name="safe-boot-bootloop-guard"/>
+    <w:bookmarkStart w:id="29" w:name="self-update-protocol-m1-a4"/>
     <w:p>
       <w:pPr>
         <w:pStyle w:val="Heading3"/>
       </w:pPr>
       <w:r>
-        <w:t xml:space="preserve">3.4 Safe-boot / bootloop guard</w:t>
-      </w:r>
-    </w:p>
-    <w:p>
-      <w:pPr>
-        <w:pStyle w:val="FirstParagraph"/>
-      </w:pPr>
-      <w:r>
-        <w:t xml:space="preserve">The FSBL increments a counter in</w:t>
-      </w:r>
-      <w:r>
-        <w:t xml:space="preserve"> </w:t>
-      </w:r>
-      <w:r>
-        <w:rPr>
-          <w:rStyle w:val="VerbatimChar"/>
-        </w:rPr>
-        <w:t xml:space="preserve">TAMP-&gt;BKP1R</w:t>
-      </w:r>
-      <w:r>
-        <w:t xml:space="preserve"> </w:t>
-      </w:r>
-      <w:r>
-        <w:t xml:space="preserve">on every boot, before clock</w:t>
-      </w:r>
-      <w:r>
-        <w:t xml:space="preserve"> </w:t>
-      </w:r>
-      <w:r>
-        <w:t xml:space="preserve">/ xSPI / App-jump — so even App-init crashes (bad model, ATON HW init,</w:t>
-      </w:r>
-      <w:r>
-        <w:t xml:space="preserve"> </w:t>
-      </w:r>
-      <w:r>
-        <w:t xml:space="preserve">camera bring-up) get counted. The App’s</w:t>
-      </w:r>
-      <w:r>
-        <w:t xml:space="preserve"> </w:t>
-      </w:r>
-      <w:r>
-        <w:rPr>
-          <w:rStyle w:val="VerbatimChar"/>
-        </w:rPr>
-        <w:t xml:space="preserve">shell_task</w:t>
-      </w:r>
-      <w:r>
-        <w:t xml:space="preserve"> </w:t>
-      </w:r>
-      <w:r>
-        <w:t xml:space="preserve">reads the counter</w:t>
-      </w:r>
-      <w:r>
-        <w:t xml:space="preserve"> </w:t>
-      </w:r>
-      <w:r>
-        <w:t xml:space="preserve">as soon as it’s up; once it crosses</w:t>
-      </w:r>
-      <w:r>
-        <w:t xml:space="preserve"> </w:t>
-      </w:r>
-      <w:r>
-        <w:rPr>
-          <w:b/>
-          <w:bCs/>
-        </w:rPr>
-        <w:t xml:space="preserve">3</w:t>
-      </w:r>
-      <w:r>
-        <w:t xml:space="preserve"> </w:t>
-      </w:r>
-      <w:r>
-        <w:t xml:space="preserve">consecutive crash reboots, the</w:t>
-      </w:r>
-      <w:r>
-        <w:t xml:space="preserve"> </w:t>
-      </w:r>
-      <w:r>
-        <w:t xml:space="preserve">App enters</w:t>
-      </w:r>
-      <w:r>
-        <w:t xml:space="preserve"> </w:t>
-      </w:r>
-      <w:r>
-        <w:rPr>
-          <w:b/>
-          <w:bCs/>
-        </w:rPr>
-        <w:t xml:space="preserve">safe mode</w:t>
-      </w:r>
-      <w:r>
-        <w:t xml:space="preserve">:</w:t>
-      </w:r>
-    </w:p>
-    <w:p>
-      <w:pPr>
-        <w:pStyle w:val="Compact"/>
-        <w:numPr>
-          <w:ilvl w:val="0"/>
-          <w:numId w:val="1003"/>
-        </w:numPr>
-      </w:pPr>
-      <w:r>
-        <w:t xml:space="preserve">NN auto-start is suppressed (the most common crash vector — bad model</w:t>
-      </w:r>
-      <w:r>
-        <w:t xml:space="preserve"> </w:t>
-      </w:r>
-      <w:r>
-        <w:t xml:space="preserve">weights — can’t run again).</w:t>
-      </w:r>
-    </w:p>
-    <w:p>
-      <w:pPr>
-        <w:pStyle w:val="Compact"/>
-        <w:numPr>
-          <w:ilvl w:val="0"/>
-          <w:numId w:val="1003"/>
-        </w:numPr>
-      </w:pPr>
-      <w:r>
-        <w:t xml:space="preserve">Operator’s CDC shell stays alive;</w:t>
-      </w:r>
-      <w:r>
-        <w:t xml:space="preserve"> </w:t>
-      </w:r>
-      <w:r>
-        <w:rPr>
-          <w:rStyle w:val="VerbatimChar"/>
-        </w:rPr>
-        <w:t xml:space="preserve">update app</w:t>
-      </w:r>
-      <w:r>
-        <w:t xml:space="preserve"> </w:t>
-      </w:r>
-      <w:r>
-        <w:t xml:space="preserve">/</w:t>
-      </w:r>
-      <w:r>
-        <w:t xml:space="preserve"> </w:t>
-      </w:r>
-      <w:r>
-        <w:rPr>
-          <w:rStyle w:val="VerbatimChar"/>
-        </w:rPr>
-        <w:t xml:space="preserve">update model</w:t>
-      </w:r>
-      <w:r>
-        <w:t xml:space="preserve"> </w:t>
-      </w:r>
-      <w:r>
-        <w:t xml:space="preserve">work</w:t>
-      </w:r>
-      <w:r>
-        <w:t xml:space="preserve"> </w:t>
-      </w:r>
-      <w:r>
-        <w:t xml:space="preserve">normally, so the kit recovers without SWD.</w:t>
-      </w:r>
-    </w:p>
-    <w:p>
-      <w:pPr>
-        <w:pStyle w:val="FirstParagraph"/>
-      </w:pPr>
-      <w:r>
-        <w:t xml:space="preserve">After ~30 s of healthy uptime, the App clears</w:t>
-      </w:r>
-      <w:r>
-        <w:t xml:space="preserve"> </w:t>
-      </w:r>
-      <w:r>
-        <w:rPr>
-          <w:rStyle w:val="VerbatimChar"/>
-        </w:rPr>
-        <w:t xml:space="preserve">BKP1R</w:t>
-      </w:r>
-      <w:r>
-        <w:t xml:space="preserve"> </w:t>
-      </w:r>
-      <w:r>
-        <w:t xml:space="preserve">and the next reboot</w:t>
-      </w:r>
-      <w:r>
-        <w:t xml:space="preserve"> </w:t>
-      </w:r>
-      <w:r>
-        <w:t xml:space="preserve">starts the count over.</w:t>
-      </w:r>
-    </w:p>
-    <w:tbl>
-      <w:tblPr>
-        <w:tblStyle w:val="Table"/>
-        <w:tblW w:type="pct" w:w="5000"/>
-        <w:tblLayout w:type="fixed"/>
-        <w:tblLook w:firstRow="1" w:lastRow="0" w:firstColumn="0" w:lastColumn="0" w:noHBand="0" w:noVBand="0" w:val="0020"/>
-      </w:tblPr>
-      <w:tblGrid>
-        <w:gridCol w:w="1980"/>
-        <w:gridCol w:w="1980"/>
-        <w:gridCol w:w="1980"/>
-        <w:gridCol w:w="1980"/>
-      </w:tblGrid>
-      <w:tr>
-        <w:trPr>
-          <w:tblHeader w:val="on"/>
-        </w:trPr>
-        <w:tc>
-          <w:tcPr/>
-          <w:p>
-            <w:pPr>
-              <w:pStyle w:val="Compact"/>
-              <w:jc w:val="left"/>
-            </w:pPr>
-            <w:r>
-              <w:t xml:space="preserve">BKP register</w:t>
-            </w:r>
-          </w:p>
-        </w:tc>
-        <w:tc>
-          <w:tcPr/>
-          <w:p>
-            <w:pPr>
-              <w:pStyle w:val="Compact"/>
-              <w:jc w:val="left"/>
-            </w:pPr>
-            <w:r>
-              <w:t xml:space="preserve">Purpose</w:t>
-            </w:r>
-          </w:p>
-        </w:tc>
-        <w:tc>
-          <w:tcPr/>
-          <w:p>
-            <w:pPr>
-              <w:pStyle w:val="Compact"/>
-              <w:jc w:val="left"/>
-            </w:pPr>
-            <w:r>
-              <w:t xml:space="preserve">Set by</w:t>
-            </w:r>
-          </w:p>
-        </w:tc>
-        <w:tc>
-          <w:tcPr/>
-          <w:p>
-            <w:pPr>
-              <w:pStyle w:val="Compact"/>
-              <w:jc w:val="left"/>
-            </w:pPr>
-            <w:r>
-              <w:t xml:space="preserve">Cleared by</w:t>
-            </w:r>
-          </w:p>
-        </w:tc>
-      </w:tr>
-      <w:tr>
-        <w:tc>
-          <w:tcPr/>
-          <w:p>
-            <w:pPr>
-              <w:pStyle w:val="Compact"/>
-              <w:jc w:val="left"/>
-            </w:pPr>
-            <w:r>
-              <w:rPr>
-                <w:rStyle w:val="VerbatimChar"/>
-              </w:rPr>
-              <w:t xml:space="preserve">BKP0R</w:t>
-            </w:r>
-          </w:p>
-        </w:tc>
-        <w:tc>
-          <w:tcPr/>
-          <w:p>
-            <w:pPr>
-              <w:pStyle w:val="Compact"/>
-              <w:jc w:val="left"/>
-            </w:pPr>
-            <w:r>
-              <w:t xml:space="preserve">Recovery magic</w:t>
-            </w:r>
-            <w:r>
-              <w:t xml:space="preserve"> </w:t>
-            </w:r>
-            <w:r>
-              <w:rPr>
-                <w:rStyle w:val="VerbatimChar"/>
-              </w:rPr>
-              <w:t xml:space="preserve">0xDEADBEEF</w:t>
-            </w:r>
-            <w:r>
-              <w:t xml:space="preserve"> </w:t>
-            </w:r>
-            <w:r>
-              <w:t xml:space="preserve">— halts FSBL pre-xSPI for SWD reflash</w:t>
-            </w:r>
-          </w:p>
-        </w:tc>
-        <w:tc>
-          <w:tcPr/>
-          <w:p>
-            <w:pPr>
-              <w:pStyle w:val="Compact"/>
-              <w:jc w:val="left"/>
-            </w:pPr>
-            <w:r>
-              <w:t xml:space="preserve">App</w:t>
-            </w:r>
-            <w:r>
-              <w:t xml:space="preserve"> </w:t>
-            </w:r>
-            <w:r>
-              <w:rPr>
-                <w:rStyle w:val="VerbatimChar"/>
-              </w:rPr>
-              <w:t xml:space="preserve">recovery</w:t>
-            </w:r>
-            <w:r>
-              <w:t xml:space="preserve"> </w:t>
-            </w:r>
-            <w:r>
-              <w:t xml:space="preserve">cmd</w:t>
-            </w:r>
-          </w:p>
-        </w:tc>
-        <w:tc>
-          <w:tcPr/>
-          <w:p>
-            <w:pPr>
-              <w:pStyle w:val="Compact"/>
-              <w:jc w:val="left"/>
-            </w:pPr>
-            <w:r>
-              <w:t xml:space="preserve">FSBL on next boot</w:t>
-            </w:r>
-          </w:p>
-        </w:tc>
-      </w:tr>
-      <w:tr>
-        <w:tc>
-          <w:tcPr/>
-          <w:p>
-            <w:pPr>
-              <w:pStyle w:val="Compact"/>
-              <w:jc w:val="left"/>
-            </w:pPr>
-            <w:r>
-              <w:rPr>
-                <w:rStyle w:val="VerbatimChar"/>
-              </w:rPr>
-              <w:t xml:space="preserve">BKP1R</w:t>
-            </w:r>
-          </w:p>
-        </w:tc>
-        <w:tc>
-          <w:tcPr/>
-          <w:p>
-            <w:pPr>
-              <w:pStyle w:val="Compact"/>
-              <w:jc w:val="left"/>
-            </w:pPr>
-            <w:r>
-              <w:t xml:space="preserve">Bootloop counter (0–255)</w:t>
-            </w:r>
-          </w:p>
-        </w:tc>
-        <w:tc>
-          <w:tcPr/>
-          <w:p>
-            <w:pPr>
-              <w:pStyle w:val="Compact"/>
-              <w:jc w:val="left"/>
-            </w:pPr>
-            <w:r>
-              <w:t xml:space="preserve">FSBL increments every boot</w:t>
-            </w:r>
-          </w:p>
-        </w:tc>
-        <w:tc>
-          <w:tcPr/>
-          <w:p>
-            <w:pPr>
-              <w:pStyle w:val="Compact"/>
-              <w:jc w:val="left"/>
-            </w:pPr>
-            <w:r>
-              <w:t xml:space="preserve">App after 30 s uptime, or</w:t>
-            </w:r>
-            <w:r>
-              <w:t xml:space="preserve"> </w:t>
-            </w:r>
-            <w:r>
-              <w:rPr>
-                <w:rStyle w:val="VerbatimChar"/>
-              </w:rPr>
-              <w:t xml:space="preserve">safeboot clear</w:t>
-            </w:r>
-          </w:p>
-        </w:tc>
-      </w:tr>
-    </w:tbl>
-    <w:p>
-      <w:pPr>
-        <w:pStyle w:val="BodyText"/>
-      </w:pPr>
-      <w:r>
-        <w:rPr>
-          <w:b/>
-          <w:bCs/>
-        </w:rPr>
-        <w:t xml:space="preserve">Shell command (App side):</w:t>
-      </w:r>
-    </w:p>
-    <w:p>
-      <w:pPr>
-        <w:pStyle w:val="SourceCode"/>
-      </w:pPr>
-      <w:r>
-        <w:rPr>
-          <w:rStyle w:val="VerbatimChar"/>
-        </w:rPr>
-        <w:t xml:space="preserve">&gt; safeboot status         # current counter, threshold, safe-mode flag</w:t>
-      </w:r>
-      <w:r>
-        <w:br/>
-      </w:r>
-      <w:r>
-        <w:rPr>
-          <w:rStyle w:val="VerbatimChar"/>
-        </w:rPr>
-        <w:t xml:space="preserve">boot_count = 1/3, safe_mode = no</w:t>
-      </w:r>
-      <w:r>
-        <w:br/>
-      </w:r>
-      <w:r>
-        <w:rPr>
-          <w:rStyle w:val="VerbatimChar"/>
-        </w:rPr>
-        <w:t xml:space="preserve">safeboot status ok</w:t>
-      </w:r>
-      <w:r>
-        <w:br/>
-      </w:r>
-      <w:r>
-        <w:br/>
-      </w:r>
-      <w:r>
-        <w:rPr>
-          <w:rStyle w:val="VerbatimChar"/>
-        </w:rPr>
-        <w:t xml:space="preserve">&gt; safeboot clear          # zero the counter (use after fixing root cause)</w:t>
-      </w:r>
-      <w:r>
-        <w:br/>
-      </w:r>
-      <w:r>
-        <w:rPr>
-          <w:rStyle w:val="VerbatimChar"/>
-        </w:rPr>
-        <w:t xml:space="preserve">&gt; safeboot test           # force counter to 3 and reboot — verifies safe</w:t>
-      </w:r>
-      <w:r>
-        <w:br/>
-      </w:r>
-      <w:r>
-        <w:rPr>
-          <w:rStyle w:val="VerbatimChar"/>
-        </w:rPr>
-        <w:t xml:space="preserve">                          # mode engages correctly (DEV USE ONLY)</w:t>
-      </w:r>
-    </w:p>
-    <w:p>
-      <w:pPr>
-        <w:pStyle w:val="FirstParagraph"/>
-      </w:pPr>
-      <w:r>
-        <w:t xml:space="preserve">This closes the only remaining</w:t>
-      </w:r>
-      <w:r>
-        <w:t xml:space="preserve"> </w:t>
-      </w:r>
-      <w:r>
-        <w:t xml:space="preserve">“</w:t>
-      </w:r>
-      <w:r>
-        <w:t xml:space="preserve">needs JTAG</w:t>
-      </w:r>
-      <w:r>
-        <w:t xml:space="preserve">”</w:t>
-      </w:r>
-      <w:r>
-        <w:t xml:space="preserve"> </w:t>
-      </w:r>
-      <w:r>
-        <w:t xml:space="preserve">recovery scenario: a bad App</w:t>
-      </w:r>
-      <w:r>
-        <w:t xml:space="preserve"> </w:t>
-      </w:r>
-      <w:r>
-        <w:t xml:space="preserve">or model push that today would require boot-switch + SWD reflash now</w:t>
-      </w:r>
-      <w:r>
-        <w:t xml:space="preserve"> </w:t>
-      </w:r>
-      <w:r>
-        <w:t xml:space="preserve">self-recovers via USB after 3 boot attempts. TAMP survives reset but not</w:t>
-      </w:r>
-      <w:r>
-        <w:t xml:space="preserve"> </w:t>
-      </w:r>
-      <w:r>
-        <w:t xml:space="preserve">power-off, which is the right semantic — a user-initiated power cycle is</w:t>
-      </w:r>
-      <w:r>
-        <w:t xml:space="preserve"> </w:t>
-      </w:r>
-      <w:r>
-        <w:t xml:space="preserve">a fresh start.</w:t>
-      </w:r>
-    </w:p>
-    <w:bookmarkEnd w:id="29"/>
-    <w:bookmarkStart w:id="30" w:name="self-update-protocol-m1-a4"/>
-    <w:p>
-      <w:pPr>
-        <w:pStyle w:val="Heading3"/>
-      </w:pPr>
-      <w:r>
-        <w:t xml:space="preserve">3.5 Self-update protocol (M1 / A4)</w:t>
+        <w:t xml:space="preserve">3.4 Self-update protocol (M1 / A4)</w:t>
       </w:r>
     </w:p>
     <w:p>
@@ -4106,9 +3577,9 @@
         </w:pict>
       </w:r>
     </w:p>
+    <w:bookmarkEnd w:id="29"/>
     <w:bookmarkEnd w:id="30"/>
-    <w:bookmarkEnd w:id="31"/>
-    <w:bookmarkStart w:id="34" w:name="storage-layout"/>
+    <w:bookmarkStart w:id="33" w:name="storage-layout"/>
     <w:p>
       <w:pPr>
         <w:pStyle w:val="Heading2"/>
@@ -4117,7 +3588,7 @@
         <w:t xml:space="preserve">4. Storage layout</w:t>
       </w:r>
     </w:p>
-    <w:bookmarkStart w:id="32" w:name="xspi-nor-mx66uw1g45g-32-mib"/>
+    <w:bookmarkStart w:id="31" w:name="xspi-nor-mx66uw1g45g-32-mib"/>
     <w:p>
       <w:pPr>
         <w:pStyle w:val="Heading3"/>
@@ -4437,8 +3908,8 @@
         </w:tc>
       </w:tr>
     </w:tbl>
-    <w:bookmarkEnd w:id="32"/>
-    <w:bookmarkStart w:id="33" w:name="sd-card-layout"/>
+    <w:bookmarkEnd w:id="31"/>
+    <w:bookmarkStart w:id="32" w:name="sd-card-layout"/>
     <w:p>
       <w:pPr>
         <w:pStyle w:val="Heading3"/>
@@ -4518,9 +3989,9 @@
         </w:pict>
       </w:r>
     </w:p>
+    <w:bookmarkEnd w:id="32"/>
     <w:bookmarkEnd w:id="33"/>
-    <w:bookmarkEnd w:id="34"/>
-    <w:bookmarkStart w:id="35" w:name="performance-characteristics"/>
+    <w:bookmarkStart w:id="34" w:name="performance-characteristics"/>
     <w:p>
       <w:pPr>
         <w:pStyle w:val="Heading2"/>
@@ -4851,8 +4322,8 @@
         </w:pict>
       </w:r>
     </w:p>
-    <w:bookmarkEnd w:id="35"/>
-    <w:bookmarkStart w:id="39" w:name="bench-acceptance-proposal-v4-a5"/>
+    <w:bookmarkEnd w:id="34"/>
+    <w:bookmarkStart w:id="38" w:name="bench-acceptance-proposal-v4-a5"/>
     <w:p>
       <w:pPr>
         <w:pStyle w:val="Heading2"/>
@@ -4861,7 +4332,7 @@
         <w:t xml:space="preserve">6. Bench acceptance (Proposal v4 / A5)</w:t>
       </w:r>
     </w:p>
-    <w:bookmarkStart w:id="36" w:name="quick-smoke-1-min"/>
+    <w:bookmarkStart w:id="35" w:name="quick-smoke-1-min"/>
     <w:p>
       <w:pPr>
         <w:pStyle w:val="Heading3"/>
@@ -4985,236 +4456,236 @@
         <w:t xml:space="preserve">55 PASS / 0 FAIL / 1 SKIP, NN P95 25.5 ms.</w:t>
       </w:r>
     </w:p>
+    <w:bookmarkEnd w:id="35"/>
+    <w:bookmarkStart w:id="36" w:name="h-soak-a5-deliverable"/>
+    <w:p>
+      <w:pPr>
+        <w:pStyle w:val="Heading3"/>
+      </w:pPr>
+      <w:r>
+        <w:t xml:space="preserve">6.2 ≥ 24 h soak (A5 deliverable)</w:t>
+      </w:r>
+    </w:p>
+    <w:p>
+      <w:pPr>
+        <w:pStyle w:val="SourceCode"/>
+      </w:pPr>
+      <w:r>
+        <w:rPr>
+          <w:rStyle w:val="ExtensionTok"/>
+        </w:rPr>
+        <w:t xml:space="preserve">python3</w:t>
+      </w:r>
+      <w:r>
+        <w:rPr>
+          <w:rStyle w:val="NormalTok"/>
+        </w:rPr>
+        <w:t xml:space="preserve"> tools/bench_soak.py </w:t>
+      </w:r>
+      <w:r>
+        <w:rPr>
+          <w:rStyle w:val="AttributeTok"/>
+        </w:rPr>
+        <w:t xml:space="preserve">--hours</w:t>
+      </w:r>
+      <w:r>
+        <w:rPr>
+          <w:rStyle w:val="NormalTok"/>
+        </w:rPr>
+        <w:t xml:space="preserve"> 24</w:t>
+      </w:r>
+    </w:p>
+    <w:p>
+      <w:pPr>
+        <w:pStyle w:val="FirstParagraph"/>
+      </w:pPr>
+      <w:r>
+        <w:t xml:space="preserve">What it does:</w:t>
+      </w:r>
+    </w:p>
+    <w:p>
+      <w:pPr>
+        <w:pStyle w:val="Compact"/>
+        <w:numPr>
+          <w:ilvl w:val="0"/>
+          <w:numId w:val="1003"/>
+        </w:numPr>
+      </w:pPr>
+      <w:r>
+        <w:t xml:space="preserve">Loops the full regression suite (~65 s/iteration → ~1330 iterations / 24 h).</w:t>
+      </w:r>
+    </w:p>
+    <w:p>
+      <w:pPr>
+        <w:pStyle w:val="Compact"/>
+        <w:numPr>
+          <w:ilvl w:val="0"/>
+          <w:numId w:val="1003"/>
+        </w:numPr>
+      </w:pPr>
+      <w:r>
+        <w:t xml:space="preserve">Tracks</w:t>
+      </w:r>
+      <w:r>
+        <w:t xml:space="preserve"> </w:t>
+      </w:r>
+      <w:r>
+        <w:rPr>
+          <w:b/>
+          <w:bCs/>
+        </w:rPr>
+        <w:t xml:space="preserve">kit uptime</w:t>
+      </w:r>
+      <w:r>
+        <w:t xml:space="preserve"> </w:t>
+      </w:r>
+      <w:r>
+        <w:t xml:space="preserve">between iterations — flags any drop as an unexpected reboot.</w:t>
+      </w:r>
+    </w:p>
+    <w:p>
+      <w:pPr>
+        <w:pStyle w:val="Compact"/>
+        <w:numPr>
+          <w:ilvl w:val="0"/>
+          <w:numId w:val="1003"/>
+        </w:numPr>
+      </w:pPr>
+      <w:r>
+        <w:t xml:space="preserve">Logs to</w:t>
+      </w:r>
+      <w:r>
+        <w:t xml:space="preserve"> </w:t>
+      </w:r>
+      <w:r>
+        <w:rPr>
+          <w:rStyle w:val="VerbatimChar"/>
+        </w:rPr>
+        <w:t xml:space="preserve">results/soak-&lt;ts&gt;/soak.csv</w:t>
+      </w:r>
+      <w:r>
+        <w:t xml:space="preserve"> </w:t>
+      </w:r>
+      <w:r>
+        <w:t xml:space="preserve">— per-iteration row:</w:t>
+      </w:r>
+      <w:r>
+        <w:t xml:space="preserve"> </w:t>
+      </w:r>
+      <w:r>
+        <w:rPr>
+          <w:rStyle w:val="VerbatimChar"/>
+        </w:rPr>
+        <w:t xml:space="preserve">wall_s, kit_uptime_s, rebooted, pass, fail, skip, total, test_time_s, nn_med_ms, nn_p95_ms</w:t>
+      </w:r>
+      <w:r>
+        <w:t xml:space="preserve">.</w:t>
+      </w:r>
+    </w:p>
+    <w:p>
+      <w:pPr>
+        <w:pStyle w:val="Compact"/>
+        <w:numPr>
+          <w:ilvl w:val="0"/>
+          <w:numId w:val="1003"/>
+        </w:numPr>
+      </w:pPr>
+      <w:r>
+        <w:t xml:space="preserve">Each iteration also drops a same-numbered HTML report under</w:t>
+      </w:r>
+      <w:r>
+        <w:t xml:space="preserve"> </w:t>
+      </w:r>
+      <w:r>
+        <w:rPr>
+          <w:rStyle w:val="VerbatimChar"/>
+        </w:rPr>
+        <w:t xml:space="preserve">results/soak-&lt;ts&gt;/soak-NNNNN.html</w:t>
+      </w:r>
+      <w:r>
+        <w:t xml:space="preserve">.</w:t>
+      </w:r>
+    </w:p>
+    <w:p>
+      <w:pPr>
+        <w:pStyle w:val="Compact"/>
+        <w:numPr>
+          <w:ilvl w:val="0"/>
+          <w:numId w:val="1003"/>
+        </w:numPr>
+      </w:pPr>
+      <w:r>
+        <w:t xml:space="preserve">Prints a summary at end: total iterations, pass rate, unexpected reboots, NN median + P95 across all samples.</w:t>
+      </w:r>
+    </w:p>
+    <w:p>
+      <w:pPr>
+        <w:pStyle w:val="FirstParagraph"/>
+      </w:pPr>
+      <w:r>
+        <w:rPr>
+          <w:b/>
+          <w:bCs/>
+        </w:rPr>
+        <w:t xml:space="preserve">Pass criterion:</w:t>
+      </w:r>
+      <w:r>
+        <w:t xml:space="preserve"> </w:t>
+      </w:r>
+      <w:r>
+        <w:rPr>
+          <w:rStyle w:val="VerbatimChar"/>
+        </w:rPr>
+        <w:t xml:space="preserve">unexpected_reboots == 0</w:t>
+      </w:r>
+      <w:r>
+        <w:t xml:space="preserve"> </w:t>
+      </w:r>
+      <w:r>
+        <w:t xml:space="preserve">and</w:t>
+      </w:r>
+      <w:r>
+        <w:t xml:space="preserve"> </w:t>
+      </w:r>
+      <w:r>
+        <w:rPr>
+          <w:rStyle w:val="VerbatimChar"/>
+        </w:rPr>
+        <w:t xml:space="preserve">fail == 0</w:t>
+      </w:r>
+      <w:r>
+        <w:t xml:space="preserve"> </w:t>
+      </w:r>
+      <w:r>
+        <w:t xml:space="preserve">over the full window. Verified 6-min smoke (97.5 % pass rate, 0 reboots, NN P95 25.5 ms — only failures are the documented T07.4/T11.6 known issues on cold-start).</w:t>
+      </w:r>
+    </w:p>
     <w:bookmarkEnd w:id="36"/>
-    <w:bookmarkStart w:id="37" w:name="h-soak-a5-deliverable"/>
+    <w:bookmarkStart w:id="37" w:name="Xfab4953f8b6f41750b0a26bd744d5aa85fc09b1"/>
     <w:p>
       <w:pPr>
         <w:pStyle w:val="Heading3"/>
       </w:pPr>
       <w:r>
-        <w:t xml:space="preserve">6.2 ≥ 24 h soak (A5 deliverable)</w:t>
-      </w:r>
-    </w:p>
-    <w:p>
-      <w:pPr>
-        <w:pStyle w:val="SourceCode"/>
-      </w:pPr>
-      <w:r>
-        <w:rPr>
-          <w:rStyle w:val="ExtensionTok"/>
-        </w:rPr>
-        <w:t xml:space="preserve">python3</w:t>
-      </w:r>
-      <w:r>
-        <w:rPr>
-          <w:rStyle w:val="NormalTok"/>
-        </w:rPr>
-        <w:t xml:space="preserve"> tools/bench_soak.py </w:t>
-      </w:r>
-      <w:r>
-        <w:rPr>
-          <w:rStyle w:val="AttributeTok"/>
-        </w:rPr>
-        <w:t xml:space="preserve">--hours</w:t>
-      </w:r>
-      <w:r>
-        <w:rPr>
-          <w:rStyle w:val="NormalTok"/>
-        </w:rPr>
-        <w:t xml:space="preserve"> 24</w:t>
-      </w:r>
-    </w:p>
-    <w:p>
-      <w:pPr>
-        <w:pStyle w:val="FirstParagraph"/>
-      </w:pPr>
-      <w:r>
-        <w:t xml:space="preserve">What it does:</w:t>
-      </w:r>
-    </w:p>
-    <w:p>
-      <w:pPr>
-        <w:pStyle w:val="Compact"/>
+        <w:t xml:space="preserve">6.3 M3 cellular plane validation (when MangOH lands)</w:t>
+      </w:r>
+    </w:p>
+    <w:p>
+      <w:pPr>
         <w:numPr>
           <w:ilvl w:val="0"/>
           <w:numId w:val="1004"/>
         </w:numPr>
       </w:pPr>
       <w:r>
-        <w:t xml:space="preserve">Loops the full regression suite (~65 s/iteration → ~1330 iterations / 24 h).</w:t>
-      </w:r>
-    </w:p>
-    <w:p>
-      <w:pPr>
-        <w:pStyle w:val="Compact"/>
+        <w:t xml:space="preserve">Wire J503 pin 7 (N6 TX) → MangOH UART RX, pin 9 (N6 RX) → MangOH UART TX, pin 11 → MangOH GND. Match 3.3 V logic levels.</w:t>
+      </w:r>
+    </w:p>
+    <w:p>
+      <w:pPr>
         <w:numPr>
           <w:ilvl w:val="0"/>
           <w:numId w:val="1004"/>
-        </w:numPr>
-      </w:pPr>
-      <w:r>
-        <w:t xml:space="preserve">Tracks</w:t>
-      </w:r>
-      <w:r>
-        <w:t xml:space="preserve"> </w:t>
-      </w:r>
-      <w:r>
-        <w:rPr>
-          <w:b/>
-          <w:bCs/>
-        </w:rPr>
-        <w:t xml:space="preserve">kit uptime</w:t>
-      </w:r>
-      <w:r>
-        <w:t xml:space="preserve"> </w:t>
-      </w:r>
-      <w:r>
-        <w:t xml:space="preserve">between iterations — flags any drop as an unexpected reboot.</w:t>
-      </w:r>
-    </w:p>
-    <w:p>
-      <w:pPr>
-        <w:pStyle w:val="Compact"/>
-        <w:numPr>
-          <w:ilvl w:val="0"/>
-          <w:numId w:val="1004"/>
-        </w:numPr>
-      </w:pPr>
-      <w:r>
-        <w:t xml:space="preserve">Logs to</w:t>
-      </w:r>
-      <w:r>
-        <w:t xml:space="preserve"> </w:t>
-      </w:r>
-      <w:r>
-        <w:rPr>
-          <w:rStyle w:val="VerbatimChar"/>
-        </w:rPr>
-        <w:t xml:space="preserve">results/soak-&lt;ts&gt;/soak.csv</w:t>
-      </w:r>
-      <w:r>
-        <w:t xml:space="preserve"> </w:t>
-      </w:r>
-      <w:r>
-        <w:t xml:space="preserve">— per-iteration row:</w:t>
-      </w:r>
-      <w:r>
-        <w:t xml:space="preserve"> </w:t>
-      </w:r>
-      <w:r>
-        <w:rPr>
-          <w:rStyle w:val="VerbatimChar"/>
-        </w:rPr>
-        <w:t xml:space="preserve">wall_s, kit_uptime_s, rebooted, pass, fail, skip, total, test_time_s, nn_med_ms, nn_p95_ms</w:t>
-      </w:r>
-      <w:r>
-        <w:t xml:space="preserve">.</w:t>
-      </w:r>
-    </w:p>
-    <w:p>
-      <w:pPr>
-        <w:pStyle w:val="Compact"/>
-        <w:numPr>
-          <w:ilvl w:val="0"/>
-          <w:numId w:val="1004"/>
-        </w:numPr>
-      </w:pPr>
-      <w:r>
-        <w:t xml:space="preserve">Each iteration also drops a same-numbered HTML report under</w:t>
-      </w:r>
-      <w:r>
-        <w:t xml:space="preserve"> </w:t>
-      </w:r>
-      <w:r>
-        <w:rPr>
-          <w:rStyle w:val="VerbatimChar"/>
-        </w:rPr>
-        <w:t xml:space="preserve">results/soak-&lt;ts&gt;/soak-NNNNN.html</w:t>
-      </w:r>
-      <w:r>
-        <w:t xml:space="preserve">.</w:t>
-      </w:r>
-    </w:p>
-    <w:p>
-      <w:pPr>
-        <w:pStyle w:val="Compact"/>
-        <w:numPr>
-          <w:ilvl w:val="0"/>
-          <w:numId w:val="1004"/>
-        </w:numPr>
-      </w:pPr>
-      <w:r>
-        <w:t xml:space="preserve">Prints a summary at end: total iterations, pass rate, unexpected reboots, NN median + P95 across all samples.</w:t>
-      </w:r>
-    </w:p>
-    <w:p>
-      <w:pPr>
-        <w:pStyle w:val="FirstParagraph"/>
-      </w:pPr>
-      <w:r>
-        <w:rPr>
-          <w:b/>
-          <w:bCs/>
-        </w:rPr>
-        <w:t xml:space="preserve">Pass criterion:</w:t>
-      </w:r>
-      <w:r>
-        <w:t xml:space="preserve"> </w:t>
-      </w:r>
-      <w:r>
-        <w:rPr>
-          <w:rStyle w:val="VerbatimChar"/>
-        </w:rPr>
-        <w:t xml:space="preserve">unexpected_reboots == 0</w:t>
-      </w:r>
-      <w:r>
-        <w:t xml:space="preserve"> </w:t>
-      </w:r>
-      <w:r>
-        <w:t xml:space="preserve">and</w:t>
-      </w:r>
-      <w:r>
-        <w:t xml:space="preserve"> </w:t>
-      </w:r>
-      <w:r>
-        <w:rPr>
-          <w:rStyle w:val="VerbatimChar"/>
-        </w:rPr>
-        <w:t xml:space="preserve">fail == 0</w:t>
-      </w:r>
-      <w:r>
-        <w:t xml:space="preserve"> </w:t>
-      </w:r>
-      <w:r>
-        <w:t xml:space="preserve">over the full window. Verified 6-min smoke (97.5 % pass rate, 0 reboots, NN P95 25.5 ms — only failures are the documented T07.4/T11.6 known issues on cold-start).</w:t>
-      </w:r>
-    </w:p>
-    <w:bookmarkEnd w:id="37"/>
-    <w:bookmarkStart w:id="38" w:name="Xfab4953f8b6f41750b0a26bd744d5aa85fc09b1"/>
-    <w:p>
-      <w:pPr>
-        <w:pStyle w:val="Heading3"/>
-      </w:pPr>
-      <w:r>
-        <w:t xml:space="preserve">6.3 M3 cellular plane validation (when MangOH lands)</w:t>
-      </w:r>
-    </w:p>
-    <w:p>
-      <w:pPr>
-        <w:numPr>
-          <w:ilvl w:val="0"/>
-          <w:numId w:val="1005"/>
-        </w:numPr>
-      </w:pPr>
-      <w:r>
-        <w:t xml:space="preserve">Wire J503 pin 7 (N6 TX) → MangOH UART RX, pin 9 (N6 RX) → MangOH UART TX, pin 11 → MangOH GND. Match 3.3 V logic levels.</w:t>
-      </w:r>
-    </w:p>
-    <w:p>
-      <w:pPr>
-        <w:numPr>
-          <w:ilvl w:val="0"/>
-          <w:numId w:val="1005"/>
         </w:numPr>
       </w:pPr>
       <w:r>
@@ -5285,7 +4756,7 @@
       <w:pPr>
         <w:numPr>
           <w:ilvl w:val="0"/>
-          <w:numId w:val="1005"/>
+          <w:numId w:val="1004"/>
         </w:numPr>
       </w:pPr>
       <w:r>
@@ -5325,9 +4796,9 @@
         </w:pict>
       </w:r>
     </w:p>
+    <w:bookmarkEnd w:id="37"/>
     <w:bookmarkEnd w:id="38"/>
-    <w:bookmarkEnd w:id="39"/>
-    <w:bookmarkStart w:id="40" w:name="known-limitations"/>
+    <w:bookmarkStart w:id="39" w:name="known-limitations"/>
     <w:p>
       <w:pPr>
         <w:pStyle w:val="Heading2"/>
@@ -5532,8 +5003,8 @@
         </w:pict>
       </w:r>
     </w:p>
-    <w:bookmarkEnd w:id="40"/>
-    <w:bookmarkStart w:id="41" w:name="repository-layout"/>
+    <w:bookmarkEnd w:id="39"/>
+    <w:bookmarkStart w:id="40" w:name="repository-layout"/>
     <w:p>
       <w:pPr>
         <w:pStyle w:val="Heading2"/>
@@ -5866,8 +5337,8 @@
         </w:pict>
       </w:r>
     </w:p>
-    <w:bookmarkEnd w:id="41"/>
-    <w:bookmarkStart w:id="42" w:name="tags-on-master"/>
+    <w:bookmarkEnd w:id="40"/>
+    <w:bookmarkStart w:id="41" w:name="tags-on-master"/>
     <w:p>
       <w:pPr>
         <w:pStyle w:val="Heading2"/>
@@ -6278,8 +5749,8 @@
         <w:t xml:space="preserve">for individual commits.</w:t>
       </w:r>
     </w:p>
+    <w:bookmarkEnd w:id="41"/>
     <w:bookmarkEnd w:id="42"/>
-    <w:bookmarkEnd w:id="43"/>
     <w:sectPr/>
   </w:body>
 </w:document>
@@ -6587,9 +6058,6 @@
     <w:abstractNumId w:val="991"/>
   </w:num>
   <w:num w:numId="1004">
-    <w:abstractNumId w:val="991"/>
-  </w:num>
-  <w:num w:numId="1005">
     <w:abstractNumId w:val="99411"/>
     <w:lvlOverride w:ilvl="0">
       <w:startOverride w:val="1"/>

--- a/docs/docx/INTEGRATION_DOC.docx
+++ b/docs/docx/INTEGRATION_DOC.docx
@@ -2,7 +2,7 @@
 <file path=word/document.xml><?xml version="1.0" encoding="utf-8"?>
 <w:document xmlns:w="http://schemas.openxmlformats.org/wordprocessingml/2006/main" xmlns:m="http://schemas.openxmlformats.org/officeDocument/2006/math" xmlns:r="http://schemas.openxmlformats.org/officeDocument/2006/relationships" xmlns:o="urn:schemas-microsoft-com:office:office" xmlns:v="urn:schemas-microsoft-com:vml" xmlns:w10="urn:schemas-microsoft-com:office:word" xmlns:a="http://schemas.openxmlformats.org/drawingml/2006/main" xmlns:pic="http://schemas.openxmlformats.org/drawingml/2006/picture" xmlns:wp="http://schemas.openxmlformats.org/drawingml/2006/wordprocessingDrawing">
   <w:body>
-    <w:bookmarkStart w:id="42" w:name="n6cam-phase-1-integration-document"/>
+    <w:bookmarkStart w:id="43" w:name="n6cam-phase-1-integration-document"/>
     <w:p>
       <w:pPr>
         <w:pStyle w:val="Heading1"/>
@@ -1851,7 +1851,7 @@
     </w:p>
     <w:bookmarkEnd w:id="24"/>
     <w:bookmarkEnd w:id="25"/>
-    <w:bookmarkStart w:id="30" w:name="protocols"/>
+    <w:bookmarkStart w:id="31" w:name="protocols"/>
     <w:p>
       <w:pPr>
         <w:pStyle w:val="Heading2"/>
@@ -3390,13 +3390,531 @@
       </w:r>
     </w:p>
     <w:bookmarkEnd w:id="28"/>
-    <w:bookmarkStart w:id="29" w:name="self-update-protocol-m1-a4"/>
+    <w:bookmarkStart w:id="29" w:name="safe-boot-bootloop-guard"/>
     <w:p>
       <w:pPr>
         <w:pStyle w:val="Heading3"/>
       </w:pPr>
       <w:r>
-        <w:t xml:space="preserve">3.4 Self-update protocol (M1 / A4)</w:t>
+        <w:t xml:space="preserve">3.4 Safe-boot / bootloop guard</w:t>
+      </w:r>
+    </w:p>
+    <w:p>
+      <w:pPr>
+        <w:pStyle w:val="FirstParagraph"/>
+      </w:pPr>
+      <w:r>
+        <w:t xml:space="preserve">A bootloop counter lives in the flash-backed registry (</w:t>
+      </w:r>
+      <w:r>
+        <w:rPr>
+          <w:rStyle w:val="VerbatimChar"/>
+        </w:rPr>
+        <w:t xml:space="preserve">boot_count</w:t>
+      </w:r>
+      <w:r>
+        <w:t xml:space="preserve"> </w:t>
+      </w:r>
+      <w:r>
+        <w:t xml:space="preserve">field).</w:t>
+      </w:r>
+      <w:r>
+        <w:t xml:space="preserve"> </w:t>
+      </w:r>
+      <w:r>
+        <w:rPr>
+          <w:rStyle w:val="VerbatimChar"/>
+        </w:rPr>
+        <w:t xml:space="preserve">registry_task_init</w:t>
+      </w:r>
+      <w:r>
+        <w:t xml:space="preserve"> </w:t>
+      </w:r>
+      <w:r>
+        <w:t xml:space="preserve">bumps the counter and synchronously saves it before</w:t>
+      </w:r>
+      <w:r>
+        <w:t xml:space="preserve"> </w:t>
+      </w:r>
+      <w:r>
+        <w:t xml:space="preserve">the NN, camera, or display tasks have a chance to start — so a crash</w:t>
+      </w:r>
+      <w:r>
+        <w:t xml:space="preserve"> </w:t>
+      </w:r>
+      <w:r>
+        <w:t xml:space="preserve">anywhere downstream (bad model load, ATON HW init, camera bring-up,</w:t>
+      </w:r>
+      <w:r>
+        <w:t xml:space="preserve"> </w:t>
+      </w:r>
+      <w:r>
+        <w:t xml:space="preserve">display init, NN inference) still gets counted on the</w:t>
+      </w:r>
+      <w:r>
+        <w:t xml:space="preserve"> </w:t>
+      </w:r>
+      <w:r>
+        <w:rPr>
+          <w:i/>
+          <w:iCs/>
+        </w:rPr>
+        <w:t xml:space="preserve">next</w:t>
+      </w:r>
+      <w:r>
+        <w:t xml:space="preserve"> </w:t>
+      </w:r>
+      <w:r>
+        <w:t xml:space="preserve">boot.</w:t>
+      </w:r>
+    </w:p>
+    <w:p>
+      <w:pPr>
+        <w:pStyle w:val="BodyText"/>
+      </w:pPr>
+      <w:r>
+        <w:t xml:space="preserve">Once the counter crosses</w:t>
+      </w:r>
+      <w:r>
+        <w:t xml:space="preserve"> </w:t>
+      </w:r>
+      <w:r>
+        <w:rPr>
+          <w:b/>
+          <w:bCs/>
+        </w:rPr>
+        <w:t xml:space="preserve">3</w:t>
+      </w:r>
+      <w:r>
+        <w:t xml:space="preserve"> </w:t>
+      </w:r>
+      <w:r>
+        <w:t xml:space="preserve">consecutive boots without a healthy</w:t>
+      </w:r>
+      <w:r>
+        <w:t xml:space="preserve"> </w:t>
+      </w:r>
+      <w:r>
+        <w:t xml:space="preserve">clear,</w:t>
+      </w:r>
+      <w:r>
+        <w:t xml:space="preserve"> </w:t>
+      </w:r>
+      <w:r>
+        <w:rPr>
+          <w:rStyle w:val="VerbatimChar"/>
+        </w:rPr>
+        <w:t xml:space="preserve">shell_task</w:t>
+      </w:r>
+      <w:r>
+        <w:t xml:space="preserve"> </w:t>
+      </w:r>
+      <w:r>
+        <w:t xml:space="preserve">enters</w:t>
+      </w:r>
+      <w:r>
+        <w:t xml:space="preserve"> </w:t>
+      </w:r>
+      <w:r>
+        <w:rPr>
+          <w:b/>
+          <w:bCs/>
+        </w:rPr>
+        <w:t xml:space="preserve">safe mode</w:t>
+      </w:r>
+      <w:r>
+        <w:t xml:space="preserve">:</w:t>
+      </w:r>
+    </w:p>
+    <w:p>
+      <w:pPr>
+        <w:pStyle w:val="Compact"/>
+        <w:numPr>
+          <w:ilvl w:val="0"/>
+          <w:numId w:val="1003"/>
+        </w:numPr>
+      </w:pPr>
+      <w:r>
+        <w:rPr>
+          <w:rStyle w:val="VerbatimChar"/>
+        </w:rPr>
+        <w:t xml:space="preserve">nn_task_detect_set(false)</w:t>
+      </w:r>
+      <w:r>
+        <w:t xml:space="preserve"> </w:t>
+      </w:r>
+      <w:r>
+        <w:t xml:space="preserve">— NN auto-start suppressed (the typical</w:t>
+      </w:r>
+      <w:r>
+        <w:t xml:space="preserve"> </w:t>
+      </w:r>
+      <w:r>
+        <w:t xml:space="preserve">bad-update failure mode is a bad model, so we stop running it).</w:t>
+      </w:r>
+    </w:p>
+    <w:p>
+      <w:pPr>
+        <w:pStyle w:val="Compact"/>
+        <w:numPr>
+          <w:ilvl w:val="0"/>
+          <w:numId w:val="1003"/>
+        </w:numPr>
+      </w:pPr>
+      <w:r>
+        <w:rPr>
+          <w:rStyle w:val="VerbatimChar"/>
+        </w:rPr>
+        <w:t xml:space="preserve">LERROR(TRACE_SHELL, "*** SAFE BOOT *** …")</w:t>
+      </w:r>
+      <w:r>
+        <w:t xml:space="preserve"> </w:t>
+      </w:r>
+      <w:r>
+        <w:t xml:space="preserve">prints on the STLink VCP</w:t>
+      </w:r>
+    </w:p>
+    <w:p>
+      <w:pPr>
+        <w:pStyle w:val="Compact"/>
+        <w:numPr>
+          <w:ilvl w:val="1"/>
+          <w:numId w:val="1004"/>
+        </w:numPr>
+      </w:pPr>
+      <w:r>
+        <w:t xml:space="preserve">CDC shell.</w:t>
+      </w:r>
+    </w:p>
+    <w:p>
+      <w:pPr>
+        <w:pStyle w:val="Compact"/>
+        <w:numPr>
+          <w:ilvl w:val="0"/>
+          <w:numId w:val="1003"/>
+        </w:numPr>
+      </w:pPr>
+      <w:r>
+        <w:t xml:space="preserve">Operator’s CDC shell stays alive;</w:t>
+      </w:r>
+      <w:r>
+        <w:t xml:space="preserve"> </w:t>
+      </w:r>
+      <w:r>
+        <w:rPr>
+          <w:rStyle w:val="VerbatimChar"/>
+        </w:rPr>
+        <w:t xml:space="preserve">update app</w:t>
+      </w:r>
+      <w:r>
+        <w:t xml:space="preserve"> </w:t>
+      </w:r>
+      <w:r>
+        <w:t xml:space="preserve">/</w:t>
+      </w:r>
+      <w:r>
+        <w:t xml:space="preserve"> </w:t>
+      </w:r>
+      <w:r>
+        <w:rPr>
+          <w:rStyle w:val="VerbatimChar"/>
+        </w:rPr>
+        <w:t xml:space="preserve">update model</w:t>
+      </w:r>
+      <w:r>
+        <w:t xml:space="preserve"> </w:t>
+      </w:r>
+      <w:r>
+        <w:t xml:space="preserve">work</w:t>
+      </w:r>
+      <w:r>
+        <w:t xml:space="preserve"> </w:t>
+      </w:r>
+      <w:r>
+        <w:t xml:space="preserve">normally — kit recovers without SWD.</w:t>
+      </w:r>
+    </w:p>
+    <w:p>
+      <w:pPr>
+        <w:pStyle w:val="FirstParagraph"/>
+      </w:pPr>
+      <w:r>
+        <w:t xml:space="preserve">After ~60 s of healthy uptime (</w:t>
+      </w:r>
+      <w:r>
+        <w:rPr>
+          <w:rStyle w:val="VerbatimChar"/>
+        </w:rPr>
+        <w:t xml:space="preserve">HEALTHY_BOOT_TICKS = 300</w:t>
+      </w:r>
+      <w:r>
+        <w:t xml:space="preserve"> </w:t>
+      </w:r>
+      <w:r>
+        <w:t xml:space="preserve">× 200 ms in</w:t>
+      </w:r>
+      <w:r>
+        <w:t xml:space="preserve"> </w:t>
+      </w:r>
+      <w:r>
+        <w:t xml:space="preserve">the shell main loop), the counter is reset to 0 and the next reboot</w:t>
+      </w:r>
+      <w:r>
+        <w:t xml:space="preserve"> </w:t>
+      </w:r>
+      <w:r>
+        <w:t xml:space="preserve">starts over.</w:t>
+      </w:r>
+    </w:p>
+    <w:p>
+      <w:pPr>
+        <w:pStyle w:val="BodyText"/>
+      </w:pPr>
+      <w:r>
+        <w:rPr>
+          <w:b/>
+          <w:bCs/>
+        </w:rPr>
+        <w:t xml:space="preserve">Shell command:</w:t>
+      </w:r>
+    </w:p>
+    <w:p>
+      <w:pPr>
+        <w:pStyle w:val="SourceCode"/>
+      </w:pPr>
+      <w:r>
+        <w:rPr>
+          <w:rStyle w:val="VerbatimChar"/>
+        </w:rPr>
+        <w:t xml:space="preserve">&gt; safeboot status         # current counter, threshold, safe-mode flag</w:t>
+      </w:r>
+      <w:r>
+        <w:br/>
+      </w:r>
+      <w:r>
+        <w:rPr>
+          <w:rStyle w:val="VerbatimChar"/>
+        </w:rPr>
+        <w:t xml:space="preserve">boot_count = 1/3, safe_mode = no</w:t>
+      </w:r>
+      <w:r>
+        <w:br/>
+      </w:r>
+      <w:r>
+        <w:rPr>
+          <w:rStyle w:val="VerbatimChar"/>
+        </w:rPr>
+        <w:t xml:space="preserve">safeboot status ok</w:t>
+      </w:r>
+      <w:r>
+        <w:br/>
+      </w:r>
+      <w:r>
+        <w:br/>
+      </w:r>
+      <w:r>
+        <w:rPr>
+          <w:rStyle w:val="VerbatimChar"/>
+        </w:rPr>
+        <w:t xml:space="preserve">&gt; safeboot clear          # zero the counter (post-recovery)</w:t>
+      </w:r>
+      <w:r>
+        <w:br/>
+      </w:r>
+      <w:r>
+        <w:rPr>
+          <w:rStyle w:val="VerbatimChar"/>
+        </w:rPr>
+        <w:t xml:space="preserve">&gt; safeboot test           # set counter to 2 — next reboot engages safe mode</w:t>
+      </w:r>
+      <w:r>
+        <w:br/>
+      </w:r>
+      <w:r>
+        <w:rPr>
+          <w:rStyle w:val="VerbatimChar"/>
+        </w:rPr>
+        <w:t xml:space="preserve">                          # (drill / verification aid)</w:t>
+      </w:r>
+    </w:p>
+    <w:p>
+      <w:pPr>
+        <w:pStyle w:val="FirstParagraph"/>
+      </w:pPr>
+      <w:r>
+        <w:rPr>
+          <w:b/>
+          <w:bCs/>
+        </w:rPr>
+        <w:t xml:space="preserve">Field recovery flow</w:t>
+      </w:r>
+      <w:r>
+        <w:t xml:space="preserve"> </w:t>
+      </w:r>
+      <w:r>
+        <w:t xml:space="preserve">when a bad</w:t>
+      </w:r>
+      <w:r>
+        <w:t xml:space="preserve"> </w:t>
+      </w:r>
+      <w:r>
+        <w:rPr>
+          <w:rStyle w:val="VerbatimChar"/>
+        </w:rPr>
+        <w:t xml:space="preserve">update app</w:t>
+      </w:r>
+      <w:r>
+        <w:t xml:space="preserve"> </w:t>
+      </w:r>
+      <w:r>
+        <w:t xml:space="preserve">or</w:t>
+      </w:r>
+      <w:r>
+        <w:t xml:space="preserve"> </w:t>
+      </w:r>
+      <w:r>
+        <w:rPr>
+          <w:rStyle w:val="VerbatimChar"/>
+        </w:rPr>
+        <w:t xml:space="preserve">update model</w:t>
+      </w:r>
+      <w:r>
+        <w:t xml:space="preserve"> </w:t>
+      </w:r>
+      <w:r>
+        <w:t xml:space="preserve">has</w:t>
+      </w:r>
+      <w:r>
+        <w:t xml:space="preserve"> </w:t>
+      </w:r>
+      <w:r>
+        <w:t xml:space="preserve">caused the kit to crash repeatedly:</w:t>
+      </w:r>
+    </w:p>
+    <w:p>
+      <w:pPr>
+        <w:pStyle w:val="Compact"/>
+        <w:numPr>
+          <w:ilvl w:val="0"/>
+          <w:numId w:val="1005"/>
+        </w:numPr>
+      </w:pPr>
+      <w:r>
+        <w:t xml:space="preserve">Kit reboots 3× in a row (registry counter goes 0 → 1 → 2 → 3).</w:t>
+      </w:r>
+    </w:p>
+    <w:p>
+      <w:pPr>
+        <w:pStyle w:val="Compact"/>
+        <w:numPr>
+          <w:ilvl w:val="0"/>
+          <w:numId w:val="1005"/>
+        </w:numPr>
+      </w:pPr>
+      <w:r>
+        <w:t xml:space="preserve">Boot #4: counter is already 3 → safe mode engages → NN doesn’t</w:t>
+      </w:r>
+      <w:r>
+        <w:t xml:space="preserve"> </w:t>
+      </w:r>
+      <w:r>
+        <w:t xml:space="preserve">auto-start → kit is reachable on CDC.</w:t>
+      </w:r>
+    </w:p>
+    <w:p>
+      <w:pPr>
+        <w:pStyle w:val="Compact"/>
+        <w:numPr>
+          <w:ilvl w:val="0"/>
+          <w:numId w:val="1005"/>
+        </w:numPr>
+      </w:pPr>
+      <w:r>
+        <w:t xml:space="preserve">Operator pushes a known-good</w:t>
+      </w:r>
+      <w:r>
+        <w:t xml:space="preserve"> </w:t>
+      </w:r>
+      <w:r>
+        <w:rPr>
+          <w:rStyle w:val="VerbatimChar"/>
+        </w:rPr>
+        <w:t xml:space="preserve">update app</w:t>
+      </w:r>
+      <w:r>
+        <w:t xml:space="preserve"> </w:t>
+      </w:r>
+      <w:r>
+        <w:t xml:space="preserve">or</w:t>
+      </w:r>
+      <w:r>
+        <w:t xml:space="preserve"> </w:t>
+      </w:r>
+      <w:r>
+        <w:rPr>
+          <w:rStyle w:val="VerbatimChar"/>
+        </w:rPr>
+        <w:t xml:space="preserve">update model</w:t>
+      </w:r>
+      <w:r>
+        <w:t xml:space="preserve">.</w:t>
+      </w:r>
+    </w:p>
+    <w:p>
+      <w:pPr>
+        <w:pStyle w:val="Compact"/>
+        <w:numPr>
+          <w:ilvl w:val="0"/>
+          <w:numId w:val="1005"/>
+        </w:numPr>
+      </w:pPr>
+      <w:r>
+        <w:t xml:space="preserve">After the fix is in,</w:t>
+      </w:r>
+      <w:r>
+        <w:t xml:space="preserve"> </w:t>
+      </w:r>
+      <w:r>
+        <w:rPr>
+          <w:rStyle w:val="VerbatimChar"/>
+        </w:rPr>
+        <w:t xml:space="preserve">safeboot clear</w:t>
+      </w:r>
+      <w:r>
+        <w:t xml:space="preserve"> </w:t>
+      </w:r>
+      <w:r>
+        <w:t xml:space="preserve">to zero the counter.</w:t>
+      </w:r>
+    </w:p>
+    <w:p>
+      <w:pPr>
+        <w:pStyle w:val="Compact"/>
+        <w:numPr>
+          <w:ilvl w:val="0"/>
+          <w:numId w:val="1005"/>
+        </w:numPr>
+      </w:pPr>
+      <w:r>
+        <w:t xml:space="preserve">Reboot or wait ~60 s — kit returns to normal operation.</w:t>
+      </w:r>
+    </w:p>
+    <w:p>
+      <w:pPr>
+        <w:pStyle w:val="FirstParagraph"/>
+      </w:pPr>
+      <w:r>
+        <w:t xml:space="preserve">No FSBL changes, no SWD required, no boot-switch toggle.</w:t>
+      </w:r>
+    </w:p>
+    <w:bookmarkEnd w:id="29"/>
+    <w:bookmarkStart w:id="30" w:name="self-update-protocol-m1-a4"/>
+    <w:p>
+      <w:pPr>
+        <w:pStyle w:val="Heading3"/>
+      </w:pPr>
+      <w:r>
+        <w:t xml:space="preserve">3.5 Self-update protocol (M1 / A4)</w:t>
       </w:r>
     </w:p>
     <w:p>
@@ -3577,9 +4095,9 @@
         </w:pict>
       </w:r>
     </w:p>
-    <w:bookmarkEnd w:id="29"/>
     <w:bookmarkEnd w:id="30"/>
-    <w:bookmarkStart w:id="33" w:name="storage-layout"/>
+    <w:bookmarkEnd w:id="31"/>
+    <w:bookmarkStart w:id="34" w:name="storage-layout"/>
     <w:p>
       <w:pPr>
         <w:pStyle w:val="Heading2"/>
@@ -3588,7 +4106,7 @@
         <w:t xml:space="preserve">4. Storage layout</w:t>
       </w:r>
     </w:p>
-    <w:bookmarkStart w:id="31" w:name="xspi-nor-mx66uw1g45g-32-mib"/>
+    <w:bookmarkStart w:id="32" w:name="xspi-nor-mx66uw1g45g-32-mib"/>
     <w:p>
       <w:pPr>
         <w:pStyle w:val="Heading3"/>
@@ -3908,8 +4426,8 @@
         </w:tc>
       </w:tr>
     </w:tbl>
-    <w:bookmarkEnd w:id="31"/>
-    <w:bookmarkStart w:id="32" w:name="sd-card-layout"/>
+    <w:bookmarkEnd w:id="32"/>
+    <w:bookmarkStart w:id="33" w:name="sd-card-layout"/>
     <w:p>
       <w:pPr>
         <w:pStyle w:val="Heading3"/>
@@ -3989,9 +4507,9 @@
         </w:pict>
       </w:r>
     </w:p>
-    <w:bookmarkEnd w:id="32"/>
     <w:bookmarkEnd w:id="33"/>
-    <w:bookmarkStart w:id="34" w:name="performance-characteristics"/>
+    <w:bookmarkEnd w:id="34"/>
+    <w:bookmarkStart w:id="35" w:name="performance-characteristics"/>
     <w:p>
       <w:pPr>
         <w:pStyle w:val="Heading2"/>
@@ -4322,8 +4840,8 @@
         </w:pict>
       </w:r>
     </w:p>
-    <w:bookmarkEnd w:id="34"/>
-    <w:bookmarkStart w:id="38" w:name="bench-acceptance-proposal-v4-a5"/>
+    <w:bookmarkEnd w:id="35"/>
+    <w:bookmarkStart w:id="39" w:name="bench-acceptance-proposal-v4-a5"/>
     <w:p>
       <w:pPr>
         <w:pStyle w:val="Heading2"/>
@@ -4332,7 +4850,7 @@
         <w:t xml:space="preserve">6. Bench acceptance (Proposal v4 / A5)</w:t>
       </w:r>
     </w:p>
-    <w:bookmarkStart w:id="35" w:name="quick-smoke-1-min"/>
+    <w:bookmarkStart w:id="36" w:name="quick-smoke-1-min"/>
     <w:p>
       <w:pPr>
         <w:pStyle w:val="Heading3"/>
@@ -4456,8 +4974,8 @@
         <w:t xml:space="preserve">55 PASS / 0 FAIL / 1 SKIP, NN P95 25.5 ms.</w:t>
       </w:r>
     </w:p>
-    <w:bookmarkEnd w:id="35"/>
-    <w:bookmarkStart w:id="36" w:name="h-soak-a5-deliverable"/>
+    <w:bookmarkEnd w:id="36"/>
+    <w:bookmarkStart w:id="37" w:name="h-soak-a5-deliverable"/>
     <w:p>
       <w:pPr>
         <w:pStyle w:val="Heading3"/>
@@ -4508,7 +5026,7 @@
         <w:pStyle w:val="Compact"/>
         <w:numPr>
           <w:ilvl w:val="0"/>
-          <w:numId w:val="1003"/>
+          <w:numId w:val="1006"/>
         </w:numPr>
       </w:pPr>
       <w:r>
@@ -4520,7 +5038,7 @@
         <w:pStyle w:val="Compact"/>
         <w:numPr>
           <w:ilvl w:val="0"/>
-          <w:numId w:val="1003"/>
+          <w:numId w:val="1006"/>
         </w:numPr>
       </w:pPr>
       <w:r>
@@ -4548,7 +5066,7 @@
         <w:pStyle w:val="Compact"/>
         <w:numPr>
           <w:ilvl w:val="0"/>
-          <w:numId w:val="1003"/>
+          <w:numId w:val="1006"/>
         </w:numPr>
       </w:pPr>
       <w:r>
@@ -4587,7 +5105,7 @@
         <w:pStyle w:val="Compact"/>
         <w:numPr>
           <w:ilvl w:val="0"/>
-          <w:numId w:val="1003"/>
+          <w:numId w:val="1006"/>
         </w:numPr>
       </w:pPr>
       <w:r>
@@ -4611,7 +5129,7 @@
         <w:pStyle w:val="Compact"/>
         <w:numPr>
           <w:ilvl w:val="0"/>
-          <w:numId w:val="1003"/>
+          <w:numId w:val="1006"/>
         </w:numPr>
       </w:pPr>
       <w:r>
@@ -4660,8 +5178,8 @@
         <w:t xml:space="preserve">over the full window. Verified 6-min smoke (97.5 % pass rate, 0 reboots, NN P95 25.5 ms — only failures are the documented T07.4/T11.6 known issues on cold-start).</w:t>
       </w:r>
     </w:p>
-    <w:bookmarkEnd w:id="36"/>
-    <w:bookmarkStart w:id="37" w:name="Xfab4953f8b6f41750b0a26bd744d5aa85fc09b1"/>
+    <w:bookmarkEnd w:id="37"/>
+    <w:bookmarkStart w:id="38" w:name="Xfab4953f8b6f41750b0a26bd744d5aa85fc09b1"/>
     <w:p>
       <w:pPr>
         <w:pStyle w:val="Heading3"/>
@@ -4674,7 +5192,7 @@
       <w:pPr>
         <w:numPr>
           <w:ilvl w:val="0"/>
-          <w:numId w:val="1004"/>
+          <w:numId w:val="1007"/>
         </w:numPr>
       </w:pPr>
       <w:r>
@@ -4685,7 +5203,7 @@
       <w:pPr>
         <w:numPr>
           <w:ilvl w:val="0"/>
-          <w:numId w:val="1004"/>
+          <w:numId w:val="1007"/>
         </w:numPr>
       </w:pPr>
       <w:r>
@@ -4756,7 +5274,7 @@
       <w:pPr>
         <w:numPr>
           <w:ilvl w:val="0"/>
-          <w:numId w:val="1004"/>
+          <w:numId w:val="1007"/>
         </w:numPr>
       </w:pPr>
       <w:r>
@@ -4796,9 +5314,9 @@
         </w:pict>
       </w:r>
     </w:p>
-    <w:bookmarkEnd w:id="37"/>
     <w:bookmarkEnd w:id="38"/>
-    <w:bookmarkStart w:id="39" w:name="known-limitations"/>
+    <w:bookmarkEnd w:id="39"/>
+    <w:bookmarkStart w:id="40" w:name="known-limitations"/>
     <w:p>
       <w:pPr>
         <w:pStyle w:val="Heading2"/>
@@ -5003,8 +5521,8 @@
         </w:pict>
       </w:r>
     </w:p>
-    <w:bookmarkEnd w:id="39"/>
-    <w:bookmarkStart w:id="40" w:name="repository-layout"/>
+    <w:bookmarkEnd w:id="40"/>
+    <w:bookmarkStart w:id="41" w:name="repository-layout"/>
     <w:p>
       <w:pPr>
         <w:pStyle w:val="Heading2"/>
@@ -5337,8 +5855,8 @@
         </w:pict>
       </w:r>
     </w:p>
-    <w:bookmarkEnd w:id="40"/>
-    <w:bookmarkStart w:id="41" w:name="tags-on-master"/>
+    <w:bookmarkEnd w:id="41"/>
+    <w:bookmarkStart w:id="42" w:name="tags-on-master"/>
     <w:p>
       <w:pPr>
         <w:pStyle w:val="Heading2"/>
@@ -5749,8 +6267,8 @@
         <w:t xml:space="preserve">for individual commits.</w:t>
       </w:r>
     </w:p>
-    <w:bookmarkEnd w:id="41"/>
     <w:bookmarkEnd w:id="42"/>
+    <w:bookmarkEnd w:id="43"/>
     <w:sectPr/>
   </w:body>
 </w:document>
@@ -6058,6 +6576,42 @@
     <w:abstractNumId w:val="991"/>
   </w:num>
   <w:num w:numId="1004">
+    <w:abstractNumId w:val="991"/>
+  </w:num>
+  <w:num w:numId="1005">
+    <w:abstractNumId w:val="99411"/>
+    <w:lvlOverride w:ilvl="0">
+      <w:startOverride w:val="1"/>
+    </w:lvlOverride>
+    <w:lvlOverride w:ilvl="1">
+      <w:startOverride w:val="1"/>
+    </w:lvlOverride>
+    <w:lvlOverride w:ilvl="2">
+      <w:startOverride w:val="1"/>
+    </w:lvlOverride>
+    <w:lvlOverride w:ilvl="3">
+      <w:startOverride w:val="1"/>
+    </w:lvlOverride>
+    <w:lvlOverride w:ilvl="4">
+      <w:startOverride w:val="1"/>
+    </w:lvlOverride>
+    <w:lvlOverride w:ilvl="5">
+      <w:startOverride w:val="1"/>
+    </w:lvlOverride>
+    <w:lvlOverride w:ilvl="6">
+      <w:startOverride w:val="1"/>
+    </w:lvlOverride>
+    <w:lvlOverride w:ilvl="7">
+      <w:startOverride w:val="1"/>
+    </w:lvlOverride>
+    <w:lvlOverride w:ilvl="8">
+      <w:startOverride w:val="1"/>
+    </w:lvlOverride>
+  </w:num>
+  <w:num w:numId="1006">
+    <w:abstractNumId w:val="991"/>
+  </w:num>
+  <w:num w:numId="1007">
     <w:abstractNumId w:val="99411"/>
     <w:lvlOverride w:ilvl="0">
       <w:startOverride w:val="1"/>

--- a/docs/docx/INTEGRATION_DOC.docx
+++ b/docs/docx/INTEGRATION_DOC.docx
@@ -2,7 +2,7 @@
 <file path=word/document.xml><?xml version="1.0" encoding="utf-8"?>
 <w:document xmlns:w="http://schemas.openxmlformats.org/wordprocessingml/2006/main" xmlns:m="http://schemas.openxmlformats.org/officeDocument/2006/math" xmlns:r="http://schemas.openxmlformats.org/officeDocument/2006/relationships" xmlns:o="urn:schemas-microsoft-com:office:office" xmlns:v="urn:schemas-microsoft-com:vml" xmlns:w10="urn:schemas-microsoft-com:office:word" xmlns:a="http://schemas.openxmlformats.org/drawingml/2006/main" xmlns:pic="http://schemas.openxmlformats.org/drawingml/2006/picture" xmlns:wp="http://schemas.openxmlformats.org/drawingml/2006/wordprocessingDrawing">
   <w:body>
-    <w:bookmarkStart w:id="43" w:name="n6cam-phase-1-integration-document"/>
+    <w:bookmarkStart w:id="48" w:name="n6cam-phase-1-integration-document"/>
     <w:p>
       <w:pPr>
         <w:pStyle w:val="Heading1"/>
@@ -100,7 +100,7 @@
         </w:pict>
       </w:r>
     </w:p>
-    <w:bookmarkStart w:id="23" w:name="hardware-setup"/>
+    <w:bookmarkStart w:id="24" w:name="hardware-setup"/>
     <w:p>
       <w:pPr>
         <w:pStyle w:val="Heading2"/>
@@ -349,7 +349,17 @@
               <w:jc w:val="left"/>
             </w:pPr>
             <w:r>
-              <w:t xml:space="preserve">PF7 / AF7</w:t>
+              <w:rPr>
+                <w:b/>
+                <w:bCs/>
+              </w:rPr>
+              <w:t xml:space="preserve">PG3</w:t>
+            </w:r>
+            <w:r>
+              <w:t xml:space="preserve"> </w:t>
+            </w:r>
+            <w:r>
+              <w:t xml:space="preserve">/ AF7</w:t>
             </w:r>
           </w:p>
         </w:tc>
@@ -567,19 +577,107 @@
     </w:tbl>
     <w:p>
       <w:pPr>
-        <w:pStyle w:val="BodyText"/>
-      </w:pPr>
-      <w:r>
-        <w:t xml:space="preserve">All header logic is</w:t>
-      </w:r>
-      <w:r>
-        <w:t xml:space="preserve"> </w:t>
-      </w:r>
+        <w:pStyle w:val="BlockText"/>
+      </w:pPr>
       <w:r>
         <w:rPr>
           <w:b/>
           <w:bCs/>
         </w:rPr>
+        <w:t xml:space="preserve">TX is PG3, not PF7.</w:t>
+      </w:r>
+      <w:r>
+        <w:t xml:space="preserve"> </w:t>
+      </w:r>
+      <w:r>
+        <w:t xml:space="preserve">Earlier revisions of this table said PF7; the firmware</w:t>
+      </w:r>
+      <w:r>
+        <w:t xml:space="preserve"> </w:t>
+      </w:r>
+      <w:r>
+        <w:t xml:space="preserve">has always driven</w:t>
+      </w:r>
+      <w:r>
+        <w:t xml:space="preserve"> </w:t>
+      </w:r>
+      <w:r>
+        <w:rPr>
+          <w:b/>
+          <w:bCs/>
+        </w:rPr>
+        <w:t xml:space="preserve">PG3</w:t>
+      </w:r>
+      <w:r>
+        <w:t xml:space="preserve"> </w:t>
+      </w:r>
+      <w:r>
+        <w:t xml:space="preserve">(</w:t>
+      </w:r>
+      <w:r>
+        <w:rPr>
+          <w:rStyle w:val="VerbatimChar"/>
+        </w:rPr>
+        <w:t xml:space="preserve">n6cam_io.h</w:t>
+      </w:r>
+      <w:r>
+        <w:t xml:space="preserve">:</w:t>
+      </w:r>
+      <w:r>
+        <w:t xml:space="preserve"> </w:t>
+      </w:r>
+      <w:r>
+        <w:rPr>
+          <w:rStyle w:val="VerbatimChar"/>
+        </w:rPr>
+        <w:t xml:space="preserve">USART2_TX_PORT GPIOG</w:t>
+      </w:r>
+      <w:r>
+        <w:t xml:space="preserve"> </w:t>
+      </w:r>
+      <w:r>
+        <w:t xml:space="preserve">/</w:t>
+      </w:r>
+      <w:r>
+        <w:t xml:space="preserve"> </w:t>
+      </w:r>
+      <w:r>
+        <w:rPr>
+          <w:rStyle w:val="VerbatimChar"/>
+        </w:rPr>
+        <w:t xml:space="preserve">GPIO_PIN_3</w:t>
+      </w:r>
+      <w:r>
+        <w:t xml:space="preserve">).</w:t>
+      </w:r>
+      <w:r>
+        <w:t xml:space="preserve"> </w:t>
+      </w:r>
+      <w:r>
+        <w:t xml:space="preserve">Confirm which J503 pin PG3 lands on against the schematic before probing — a</w:t>
+      </w:r>
+      <w:r>
+        <w:t xml:space="preserve"> </w:t>
+      </w:r>
+      <w:r>
+        <w:t xml:space="preserve">cable wired from the old table puts the TX wire on a pin USART2 never drives.</w:t>
+      </w:r>
+    </w:p>
+    <w:p>
+      <w:pPr>
+        <w:pStyle w:val="FirstParagraph"/>
+      </w:pPr>
+      <w:r>
+        <w:t xml:space="preserve">All header logic is</w:t>
+      </w:r>
+      <w:r>
+        <w:t xml:space="preserve"> </w:t>
+      </w:r>
+      <w:r>
+        <w:rPr>
+          <w:b/>
+          <w:bCs/>
+        </w:rPr>
         <w:t xml:space="preserve">3.3 V</w:t>
       </w:r>
       <w:r>
@@ -587,7 +685,269 @@
       </w:r>
     </w:p>
     <w:bookmarkEnd w:id="20"/>
-    <w:bookmarkStart w:id="21" w:name="sd-card"/>
+    <w:bookmarkStart w:id="21" w:name="X5521a38592f502b9dc598fc26d59850eb36b7e5"/>
+    <w:p>
+      <w:pPr>
+        <w:pStyle w:val="Heading3"/>
+      </w:pPr>
+      <w:r>
+        <w:t xml:space="preserve">1.1.1 MangOH Yellow side (CN805 expansion connector)</w:t>
+      </w:r>
+    </w:p>
+    <w:p>
+      <w:pPr>
+        <w:pStyle w:val="FirstParagraph"/>
+      </w:pPr>
+      <w:r>
+        <w:t xml:space="preserve">UART1 is on</w:t>
+      </w:r>
+      <w:r>
+        <w:t xml:space="preserve"> </w:t>
+      </w:r>
+      <w:r>
+        <w:rPr>
+          <w:b/>
+          <w:bCs/>
+        </w:rPr>
+        <w:t xml:space="preserve">CN805 pins 7–8 at 3.3 V</w:t>
+      </w:r>
+      <w:r>
+        <w:t xml:space="preserve">, reaching the WP76 (1.8 V) through a</w:t>
+      </w:r>
+      <w:r>
+        <w:t xml:space="preserve"> </w:t>
+      </w:r>
+      <w:r>
+        <w:rPr>
+          <w:b/>
+          <w:bCs/>
+        </w:rPr>
+        <w:t xml:space="preserve">FXMA108 auto-direction level translator</w:t>
+      </w:r>
+      <w:r>
+        <w:t xml:space="preserve">. The Linux node is</w:t>
+      </w:r>
+      <w:r>
+        <w:t xml:space="preserve"> </w:t>
+      </w:r>
+      <w:r>
+        <w:rPr>
+          <w:rStyle w:val="VerbatimChar"/>
+          <w:b/>
+          <w:bCs/>
+        </w:rPr>
+        <w:t xml:space="preserve">/dev/ttyHS0</w:t>
+      </w:r>
+      <w:r>
+        <w:t xml:space="preserve"> </w:t>
+      </w:r>
+      <w:r>
+        <w:t xml:space="preserve">(</w:t>
+      </w:r>
+      <w:r>
+        <w:rPr>
+          <w:i/>
+          <w:iCs/>
+        </w:rPr>
+        <w:t xml:space="preserve">not</w:t>
+      </w:r>
+      <w:r>
+        <w:t xml:space="preserve"> </w:t>
+      </w:r>
+      <w:r>
+        <w:t xml:space="preserve">ttyHSL1 — that node exists but isn’t muxed out to CN805).</w:t>
+      </w:r>
+    </w:p>
+    <w:p>
+      <w:pPr>
+        <w:pStyle w:val="BodyText"/>
+      </w:pPr>
+      <w:r>
+        <w:t xml:space="preserve">Two things this part imposes:</w:t>
+      </w:r>
+    </w:p>
+    <w:p>
+      <w:pPr>
+        <w:pStyle w:val="Compact"/>
+        <w:numPr>
+          <w:ilvl w:val="0"/>
+          <w:numId w:val="1001"/>
+        </w:numPr>
+      </w:pPr>
+      <w:r>
+        <w:rPr>
+          <w:b/>
+          <w:bCs/>
+        </w:rPr>
+        <w:t xml:space="preserve">No pull-ups or pull-downs on its data lines.</w:t>
+      </w:r>
+      <w:r>
+        <w:t xml:space="preserve"> </w:t>
+      </w:r>
+      <w:r>
+        <w:t xml:space="preserve">The datasheet is explicit, and</w:t>
+      </w:r>
+      <w:r>
+        <w:t xml:space="preserve"> </w:t>
+      </w:r>
+      <w:r>
+        <w:t xml:space="preserve">the auto-direction one-shot misreads an externally driven edge as the far side</w:t>
+      </w:r>
+      <w:r>
+        <w:t xml:space="preserve"> </w:t>
+      </w:r>
+      <w:r>
+        <w:t xml:space="preserve">taking over. Any resistor must be &gt;50 kΩ, so the STM32’s ~40 kΩ internal pull-up</w:t>
+      </w:r>
+      <w:r>
+        <w:t xml:space="preserve"> </w:t>
+      </w:r>
+      <w:r>
+        <w:t xml:space="preserve">is</w:t>
+      </w:r>
+      <w:r>
+        <w:t xml:space="preserve"> </w:t>
+      </w:r>
+      <w:r>
+        <w:rPr>
+          <w:i/>
+          <w:iCs/>
+        </w:rPr>
+        <w:t xml:space="preserve">not</w:t>
+      </w:r>
+      <w:r>
+        <w:t xml:space="preserve"> </w:t>
+      </w:r>
+      <w:r>
+        <w:t xml:space="preserve">acceptable — USART2’s pins are deliberately</w:t>
+      </w:r>
+      <w:r>
+        <w:t xml:space="preserve"> </w:t>
+      </w:r>
+      <w:r>
+        <w:rPr>
+          <w:rStyle w:val="VerbatimChar"/>
+        </w:rPr>
+        <w:t xml:space="preserve">GPIO_NOPULL</w:t>
+      </w:r>
+      <w:r>
+        <w:t xml:space="preserve"> </w:t>
+      </w:r>
+      <w:r>
+        <w:t xml:space="preserve">(</w:t>
+      </w:r>
+      <w:r>
+        <w:rPr>
+          <w:rStyle w:val="VerbatimChar"/>
+        </w:rPr>
+        <w:t xml:space="preserve">n6cam_uart.c</w:t>
+      </w:r>
+      <w:r>
+        <w:t xml:space="preserve">,</w:t>
+      </w:r>
+      <w:r>
+        <w:t xml:space="preserve"> </w:t>
+      </w:r>
+      <w:r>
+        <w:rPr>
+          <w:rStyle w:val="VerbatimChar"/>
+        </w:rPr>
+        <w:t xml:space="preserve">_bsp_uart_init_gpio</w:t>
+      </w:r>
+      <w:r>
+        <w:t xml:space="preserve">). USART1 keeps its default pull.</w:t>
+      </w:r>
+    </w:p>
+    <w:p>
+      <w:pPr>
+        <w:pStyle w:val="Compact"/>
+        <w:numPr>
+          <w:ilvl w:val="0"/>
+          <w:numId w:val="1001"/>
+        </w:numPr>
+      </w:pPr>
+      <w:r>
+        <w:rPr>
+          <w:b/>
+          <w:bCs/>
+        </w:rPr>
+        <w:t xml:space="preserve">Identify TX empirically, don’t trust a pinout.</w:t>
+      </w:r>
+      <w:r>
+        <w:t xml:space="preserve"> </w:t>
+      </w:r>
+      <w:r>
+        <w:t xml:space="preserve">With the camera unplugged</w:t>
+      </w:r>
+      <w:r>
+        <w:t xml:space="preserve"> </w:t>
+      </w:r>
+      <w:r>
+        <w:t xml:space="preserve">and</w:t>
+      </w:r>
+      <w:r>
+        <w:t xml:space="preserve"> </w:t>
+      </w:r>
+      <w:r>
+        <w:rPr>
+          <w:rStyle w:val="VerbatimChar"/>
+        </w:rPr>
+        <w:t xml:space="preserve">sdvrApp</w:t>
+      </w:r>
+      <w:r>
+        <w:t xml:space="preserve"> </w:t>
+      </w:r>
+      <w:r>
+        <w:t xml:space="preserve">running, whichever of pins 7/8 carries the</w:t>
+      </w:r>
+      <w:r>
+        <w:t xml:space="preserve"> </w:t>
+      </w:r>
+      <w:r>
+        <w:rPr>
+          <w:rStyle w:val="VerbatimChar"/>
+        </w:rPr>
+        <w:t xml:space="preserve">+SDVRRDY</w:t>
+      </w:r>
+      <w:r>
+        <w:t xml:space="preserve"> </w:t>
+      </w:r>
+      <w:r>
+        <w:t xml:space="preserve">burst on</w:t>
+      </w:r>
+      <w:r>
+        <w:t xml:space="preserve"> </w:t>
+      </w:r>
+      <w:r>
+        <w:rPr>
+          <w:rStyle w:val="VerbatimChar"/>
+        </w:rPr>
+        <w:t xml:space="preserve">app restart sdvrApp</w:t>
+      </w:r>
+      <w:r>
+        <w:t xml:space="preserve"> </w:t>
+      </w:r>
+      <w:r>
+        <w:t xml:space="preserve">is the WP76’s TX. That burst is a complete HDLC frame and</w:t>
+      </w:r>
+      <w:r>
+        <w:t xml:space="preserve"> </w:t>
+      </w:r>
+      <w:r>
+        <w:t xml:space="preserve">is readable in any terminal at 115200 8N1:</w:t>
+      </w:r>
+      <w:r>
+        <w:t xml:space="preserve"> </w:t>
+      </w:r>
+      <w:r>
+        <w:rPr>
+          <w:rStyle w:val="VerbatimChar"/>
+        </w:rPr>
+        <w:t xml:space="preserve">7e 2b 53 44 56 52 52 44 59 3a 20 ... 0d 0a &lt;crc-hi&gt; &lt;crc-lo&gt; 7e</w:t>
+      </w:r>
+    </w:p>
+    <w:bookmarkEnd w:id="21"/>
+    <w:bookmarkStart w:id="22" w:name="sd-card"/>
     <w:p>
       <w:pPr>
         <w:pStyle w:val="Heading3"/>
@@ -799,8 +1159,8 @@
         </w:tc>
       </w:tr>
     </w:tbl>
-    <w:bookmarkEnd w:id="21"/>
-    <w:bookmarkStart w:id="22" w:name="usb-endpoints"/>
+    <w:bookmarkEnd w:id="22"/>
+    <w:bookmarkStart w:id="23" w:name="usb-endpoints"/>
     <w:p>
       <w:pPr>
         <w:pStyle w:val="Heading3"/>
@@ -1022,9 +1382,9 @@
         </w:pict>
       </w:r>
     </w:p>
-    <w:bookmarkEnd w:id="22"/>
     <w:bookmarkEnd w:id="23"/>
-    <w:bookmarkStart w:id="25" w:name="firmware-architecture"/>
+    <w:bookmarkEnd w:id="24"/>
+    <w:bookmarkStart w:id="30" w:name="firmware-architecture"/>
     <w:p>
       <w:pPr>
         <w:pStyle w:val="Heading2"/>
@@ -1651,7 +2011,7 @@
         </w:tc>
       </w:tr>
     </w:tbl>
-    <w:bookmarkStart w:id="24" w:name="detection-action-pipeline"/>
+    <w:bookmarkStart w:id="25" w:name="detection-action-pipeline"/>
     <w:p>
       <w:pPr>
         <w:pStyle w:val="Heading3"/>
@@ -1840,6 +2200,559 @@
           <w:rStyle w:val="VerbatimChar"/>
         </w:rPr>
         <w:t xml:space="preserve">                            └───────────┘     └──────────────┘</w:t>
+      </w:r>
+    </w:p>
+    <w:bookmarkEnd w:id="25"/>
+    <w:bookmarkStart w:id="29" w:name="what-the-detector-is-given"/>
+    <w:p>
+      <w:pPr>
+        <w:pStyle w:val="Heading3"/>
+      </w:pPr>
+      <w:r>
+        <w:t xml:space="preserve">2.2 What the detector is given</w:t>
+      </w:r>
+    </w:p>
+    <w:p>
+      <w:pPr>
+        <w:pStyle w:val="FirstParagraph"/>
+      </w:pPr>
+      <w:r>
+        <w:t xml:space="preserve">Two DCMIPP pipes run off the one sensor, and they are</w:t>
+      </w:r>
+      <w:r>
+        <w:t xml:space="preserve"> </w:t>
+      </w:r>
+      <w:r>
+        <w:rPr>
+          <w:b/>
+          <w:bCs/>
+        </w:rPr>
+        <w:t xml:space="preserve">not</w:t>
+      </w:r>
+      <w:r>
+        <w:t xml:space="preserve"> </w:t>
+      </w:r>
+      <w:r>
+        <w:t xml:space="preserve">interchangeable:</w:t>
+      </w:r>
+    </w:p>
+    <w:tbl>
+      <w:tblPr>
+        <w:tblStyle w:val="Table"/>
+        <w:tblW w:type="pct" w:w="5000"/>
+        <w:tblLayout w:type="fixed"/>
+        <w:tblLook w:firstRow="1" w:lastRow="0" w:firstColumn="0" w:lastColumn="0" w:noHBand="0" w:noVBand="0" w:val="0020"/>
+      </w:tblPr>
+      <w:tblGrid>
+        <w:gridCol w:w="1980"/>
+        <w:gridCol w:w="1980"/>
+        <w:gridCol w:w="1980"/>
+        <w:gridCol w:w="1980"/>
+      </w:tblGrid>
+      <w:tr>
+        <w:trPr>
+          <w:tblHeader w:val="on"/>
+        </w:trPr>
+        <w:tc>
+          <w:tcPr/>
+          <w:p>
+            <w:pPr>
+              <w:pStyle w:val="Compact"/>
+              <w:jc w:val="left"/>
+            </w:pPr>
+            <w:r>
+              <w:t xml:space="preserve">Pipe</w:t>
+            </w:r>
+          </w:p>
+        </w:tc>
+        <w:tc>
+          <w:tcPr/>
+          <w:p>
+            <w:pPr>
+              <w:pStyle w:val="Compact"/>
+              <w:jc w:val="left"/>
+            </w:pPr>
+            <w:r>
+              <w:t xml:space="preserve">Feeds</w:t>
+            </w:r>
+          </w:p>
+        </w:tc>
+        <w:tc>
+          <w:tcPr/>
+          <w:p>
+            <w:pPr>
+              <w:pStyle w:val="Compact"/>
+              <w:jc w:val="left"/>
+            </w:pPr>
+            <w:r>
+              <w:t xml:space="preserve">Size</w:t>
+            </w:r>
+          </w:p>
+        </w:tc>
+        <w:tc>
+          <w:tcPr/>
+          <w:p>
+            <w:pPr>
+              <w:pStyle w:val="Compact"/>
+              <w:jc w:val="left"/>
+            </w:pPr>
+            <w:r>
+              <w:t xml:space="preserve">Format</w:t>
+            </w:r>
+          </w:p>
+        </w:tc>
+      </w:tr>
+      <w:tr>
+        <w:tc>
+          <w:tcPr/>
+          <w:p>
+            <w:pPr>
+              <w:pStyle w:val="Compact"/>
+              <w:jc w:val="left"/>
+            </w:pPr>
+            <w:r>
+              <w:t xml:space="preserve">PIPE1</w:t>
+            </w:r>
+            <w:r>
+              <w:t xml:space="preserve"> </w:t>
+            </w:r>
+            <w:r>
+              <w:t xml:space="preserve">“</w:t>
+            </w:r>
+            <w:r>
+              <w:t xml:space="preserve">main</w:t>
+            </w:r>
+            <w:r>
+              <w:t xml:space="preserve">”</w:t>
+            </w:r>
+          </w:p>
+        </w:tc>
+        <w:tc>
+          <w:tcPr/>
+          <w:p>
+            <w:pPr>
+              <w:pStyle w:val="Compact"/>
+              <w:jc w:val="left"/>
+            </w:pPr>
+            <w:r>
+              <w:t xml:space="preserve">preview, UVC stream, overlay, uploaded photos</w:t>
+            </w:r>
+          </w:p>
+        </w:tc>
+        <w:tc>
+          <w:tcPr/>
+          <w:p>
+            <w:pPr>
+              <w:pStyle w:val="Compact"/>
+              <w:jc w:val="left"/>
+            </w:pPr>
+            <w:r>
+              <w:t xml:space="preserve">800 x 600</w:t>
+            </w:r>
+          </w:p>
+        </w:tc>
+        <w:tc>
+          <w:tcPr/>
+          <w:p>
+            <w:pPr>
+              <w:pStyle w:val="Compact"/>
+              <w:jc w:val="left"/>
+            </w:pPr>
+            <w:r>
+              <w:t xml:space="preserve">RGB565</w:t>
+            </w:r>
+          </w:p>
+        </w:tc>
+      </w:tr>
+      <w:tr>
+        <w:tc>
+          <w:tcPr/>
+          <w:p>
+            <w:pPr>
+              <w:pStyle w:val="Compact"/>
+              <w:jc w:val="left"/>
+            </w:pPr>
+            <w:r>
+              <w:t xml:space="preserve">PIPE2</w:t>
+            </w:r>
+            <w:r>
+              <w:t xml:space="preserve"> </w:t>
+            </w:r>
+            <w:r>
+              <w:t xml:space="preserve">“</w:t>
+            </w:r>
+            <w:r>
+              <w:t xml:space="preserve">ancillary</w:t>
+            </w:r>
+            <w:r>
+              <w:t xml:space="preserve">”</w:t>
+            </w:r>
+          </w:p>
+        </w:tc>
+        <w:tc>
+          <w:tcPr/>
+          <w:p>
+            <w:pPr>
+              <w:pStyle w:val="Compact"/>
+              <w:jc w:val="left"/>
+            </w:pPr>
+            <w:r>
+              <w:t xml:space="preserve">the neural network, and nothing else</w:t>
+            </w:r>
+          </w:p>
+        </w:tc>
+        <w:tc>
+          <w:tcPr/>
+          <w:p>
+            <w:pPr>
+              <w:pStyle w:val="Compact"/>
+              <w:jc w:val="left"/>
+            </w:pPr>
+            <w:r>
+              <w:t xml:space="preserve">256 x 256</w:t>
+            </w:r>
+          </w:p>
+        </w:tc>
+        <w:tc>
+          <w:tcPr/>
+          <w:p>
+            <w:pPr>
+              <w:pStyle w:val="Compact"/>
+              <w:jc w:val="left"/>
+            </w:pPr>
+            <w:r>
+              <w:t xml:space="preserve">RGB888</w:t>
+            </w:r>
+          </w:p>
+        </w:tc>
+      </w:tr>
+    </w:tbl>
+    <w:p>
+      <w:pPr>
+        <w:pStyle w:val="BodyText"/>
+      </w:pPr>
+      <w:r>
+        <w:rPr>
+          <w:b/>
+          <w:bCs/>
+        </w:rPr>
+        <w:t xml:space="preserve">Both are fed from the whole sensor.</w:t>
+      </w:r>
+      <w:r>
+        <w:t xml:space="preserve"> </w:t>
+      </w:r>
+      <w:r>
+        <w:t xml:space="preserve">That is an invariant, not an incidental</w:t>
+      </w:r>
+      <w:r>
+        <w:t xml:space="preserve"> </w:t>
+      </w:r>
+      <w:r>
+        <w:t xml:space="preserve">fact, and it is the one worth checking first whenever the overlay and the screen</w:t>
+      </w:r>
+      <w:r>
+        <w:t xml:space="preserve"> </w:t>
+      </w:r>
+      <w:r>
+        <w:t xml:space="preserve">disagree: if the detector’s rectangle is smaller than the preview’s, there is</w:t>
+      </w:r>
+      <w:r>
+        <w:t xml:space="preserve"> </w:t>
+      </w:r>
+      <w:r>
+        <w:t xml:space="preserve">picture the operator can see and the detector cannot, and no view of the boxes</w:t>
+      </w:r>
+      <w:r>
+        <w:t xml:space="preserve"> </w:t>
+      </w:r>
+      <w:r>
+        <w:t xml:space="preserve">will ever say so. It was wrong once — the ancillary pipe took a 1944x1944 centre</w:t>
+      </w:r>
+      <w:r>
+        <w:t xml:space="preserve"> </w:t>
+      </w:r>
+      <w:r>
+        <w:t xml:space="preserve">crop of a 2592x1944 sensor, so the left and right eighths of every scene were</w:t>
+      </w:r>
+      <w:r>
+        <w:t xml:space="preserve"> </w:t>
+      </w:r>
+      <w:r>
+        <w:t xml:space="preserve">invisible to the network (ScopusQA #25).</w:t>
+      </w:r>
+    </w:p>
+    <w:p>
+      <w:pPr>
+        <w:pStyle w:val="BodyText"/>
+      </w:pPr>
+      <w:r>
+        <w:rPr>
+          <w:rStyle w:val="VerbatimChar"/>
+        </w:rPr>
+        <w:t xml:space="preserve">frame grab</w:t>
+      </w:r>
+      <w:r>
+        <w:t xml:space="preserve"> </w:t>
+      </w:r>
+      <w:r>
+        <w:t xml:space="preserve">prints both rectangles, and saves either picture:</w:t>
+      </w:r>
+    </w:p>
+    <w:p>
+      <w:pPr>
+        <w:pStyle w:val="SourceCode"/>
+      </w:pPr>
+      <w:r>
+        <w:rPr>
+          <w:rStyle w:val="ExtensionTok"/>
+        </w:rPr>
+        <w:t xml:space="preserve">python3</w:t>
+      </w:r>
+      <w:r>
+        <w:rPr>
+          <w:rStyle w:val="NormalTok"/>
+        </w:rPr>
+        <w:t xml:space="preserve"> n6cam-grab-frame.py </w:t>
+      </w:r>
+      <w:r>
+        <w:rPr>
+          <w:rStyle w:val="AttributeTok"/>
+        </w:rPr>
+        <w:t xml:space="preserve">--source</w:t>
+      </w:r>
+      <w:r>
+        <w:rPr>
+          <w:rStyle w:val="NormalTok"/>
+        </w:rPr>
+        <w:t xml:space="preserve"> nn    </w:t>
+      </w:r>
+      <w:r>
+        <w:rPr>
+          <w:rStyle w:val="AttributeTok"/>
+        </w:rPr>
+        <w:t xml:space="preserve">-o</w:t>
+      </w:r>
+      <w:r>
+        <w:rPr>
+          <w:rStyle w:val="NormalTok"/>
+        </w:rPr>
+        <w:t xml:space="preserve"> nn_input.png     </w:t>
+      </w:r>
+      <w:r>
+        <w:rPr>
+          <w:rStyle w:val="CommentTok"/>
+        </w:rPr>
+        <w:t xml:space="preserve"># the network's own input</w:t>
+      </w:r>
+      <w:r>
+        <w:br/>
+      </w:r>
+      <w:r>
+        <w:rPr>
+          <w:rStyle w:val="ExtensionTok"/>
+        </w:rPr>
+        <w:t xml:space="preserve">python3</w:t>
+      </w:r>
+      <w:r>
+        <w:rPr>
+          <w:rStyle w:val="NormalTok"/>
+        </w:rPr>
+        <w:t xml:space="preserve"> n6cam-grab-frame.py </w:t>
+      </w:r>
+      <w:r>
+        <w:rPr>
+          <w:rStyle w:val="AttributeTok"/>
+        </w:rPr>
+        <w:t xml:space="preserve">--source</w:t>
+      </w:r>
+      <w:r>
+        <w:rPr>
+          <w:rStyle w:val="NormalTok"/>
+        </w:rPr>
+        <w:t xml:space="preserve"> live  </w:t>
+      </w:r>
+      <w:r>
+        <w:rPr>
+          <w:rStyle w:val="AttributeTok"/>
+        </w:rPr>
+        <w:t xml:space="preserve">-o</w:t>
+      </w:r>
+      <w:r>
+        <w:rPr>
+          <w:rStyle w:val="NormalTok"/>
+        </w:rPr>
+        <w:t xml:space="preserve"> live_frame.png   </w:t>
+      </w:r>
+      <w:r>
+        <w:rPr>
+          <w:rStyle w:val="CommentTok"/>
+        </w:rPr>
+        <w:t xml:space="preserve"># what the screen shows</w:t>
+      </w:r>
+      <w:r>
+        <w:br/>
+      </w:r>
+      <w:r>
+        <w:rPr>
+          <w:rStyle w:val="CommentTok"/>
+        </w:rPr>
+        <w:t xml:space="preserve"># frame grab: sensor 2592x1944  nn-area 0,0 2592x1944  main-area 0,0 2592x1944</w:t>
+      </w:r>
+      <w:r>
+        <w:br/>
+      </w:r>
+      <w:r>
+        <w:rPr>
+          <w:rStyle w:val="CommentTok"/>
+        </w:rPr>
+        <w:t xml:space="preserve"># frame grab: buffer 0x90030000, pipe filling 0x90000000</w:t>
+      </w:r>
+    </w:p>
+    <w:p>
+      <w:pPr>
+        <w:pStyle w:val="FirstParagraph"/>
+      </w:pPr>
+      <w:r>
+        <w:t xml:space="preserve">The second line is the other invariant. Both pipes are double-buffered, so a</w:t>
+      </w:r>
+      <w:r>
+        <w:t xml:space="preserve"> </w:t>
+      </w:r>
+      <w:r>
+        <w:t xml:space="preserve">reader that asks the hardware which buffer it is</w:t>
+      </w:r>
+      <w:r>
+        <w:t xml:space="preserve"> </w:t>
+      </w:r>
+      <w:r>
+        <w:rPr>
+          <w:i/>
+          <w:iCs/>
+        </w:rPr>
+        <w:t xml:space="preserve">using</w:t>
+      </w:r>
+      <w:r>
+        <w:t xml:space="preserve"> </w:t>
+      </w:r>
+      <w:r>
+        <w:t xml:space="preserve">gets one that is half</w:t>
+      </w:r>
+      <w:r>
+        <w:t xml:space="preserve"> </w:t>
+      </w:r>
+      <w:r>
+        <w:t xml:space="preserve">written — the top of the new frame spliced onto the bottom of the previous one.</w:t>
+      </w:r>
+      <w:r>
+        <w:t xml:space="preserve"> </w:t>
+      </w:r>
+      <w:r>
+        <w:t xml:space="preserve">Invisible on a still scene, torn on anything moving.</w:t>
+      </w:r>
+      <w:r>
+        <w:t xml:space="preserve"> </w:t>
+      </w:r>
+      <w:r>
+        <w:rPr>
+          <w:rStyle w:val="VerbatimChar"/>
+        </w:rPr>
+        <w:t xml:space="preserve">camera_get_buffer()</w:t>
+      </w:r>
+      <w:r>
+        <w:t xml:space="preserve"> </w:t>
+      </w:r>
+      <w:r>
+        <w:t xml:space="preserve">hands</w:t>
+      </w:r>
+      <w:r>
+        <w:t xml:space="preserve"> </w:t>
+      </w:r>
+      <w:r>
+        <w:t xml:space="preserve">out the buffer the DCMIPP has finished with;</w:t>
+      </w:r>
+      <w:r>
+        <w:t xml:space="preserve"> </w:t>
+      </w:r>
+      <w:r>
+        <w:rPr>
+          <w:rStyle w:val="VerbatimChar"/>
+        </w:rPr>
+        <w:t xml:space="preserve">frame grab probe</w:t>
+      </w:r>
+      <w:r>
+        <w:t xml:space="preserve"> </w:t>
+      </w:r>
+      <w:r>
+        <w:t xml:space="preserve">samples the</w:t>
+      </w:r>
+      <w:r>
+        <w:t xml:space="preserve"> </w:t>
+      </w:r>
+      <w:r>
+        <w:t xml:space="preserve">status register if you ever need to confirm the pipe really is alternating.</w:t>
+      </w:r>
+    </w:p>
+    <w:p>
+      <w:pPr>
+        <w:pStyle w:val="BodyText"/>
+      </w:pPr>
+      <w:r>
+        <w:t xml:space="preserve">The whole path, including where an injected frame joins it:</w:t>
+      </w:r>
+    </w:p>
+    <w:p>
+      <w:pPr>
+        <w:pStyle w:val="CaptionedFigure"/>
+      </w:pPr>
+      <w:r>
+        <w:drawing>
+          <wp:inline>
+            <wp:extent cx="5334000" cy="3831685"/>
+            <wp:effectExtent b="0" l="0" r="0" t="0"/>
+            <wp:docPr descr="Detection path" title="" id="27" name="Picture"/>
+            <a:graphic>
+              <a:graphicData uri="http://schemas.openxmlformats.org/drawingml/2006/picture">
+                <pic:pic>
+                  <pic:nvPicPr>
+                    <pic:cNvPr descr="docs/diagrams/detection_path.png" id="28" name="Picture"/>
+                    <pic:cNvPicPr>
+                      <a:picLocks noChangeArrowheads="1" noChangeAspect="1"/>
+                    </pic:cNvPicPr>
+                  </pic:nvPicPr>
+                  <pic:blipFill>
+                    <a:blip r:embed="rId26"/>
+                    <a:stretch>
+                      <a:fillRect/>
+                    </a:stretch>
+                  </pic:blipFill>
+                  <pic:spPr bwMode="auto">
+                    <a:xfrm>
+                      <a:off x="0" y="0"/>
+                      <a:ext cx="5334000" cy="3831685"/>
+                    </a:xfrm>
+                    <a:prstGeom prst="rect">
+                      <a:avLst/>
+                    </a:prstGeom>
+                    <a:noFill/>
+                    <a:ln w="9525">
+                      <a:noFill/>
+                      <a:headEnd/>
+                      <a:tailEnd/>
+                    </a:ln>
+                  </pic:spPr>
+                </pic:pic>
+              </a:graphicData>
+            </a:graphic>
+          </wp:inline>
+        </w:drawing>
+      </w:r>
+    </w:p>
+    <w:p>
+      <w:pPr>
+        <w:pStyle w:val="ImageCaption"/>
+      </w:pPr>
+      <w:r>
+        <w:t xml:space="preserve">Detection path</w:t>
       </w:r>
     </w:p>
     <w:p>
@@ -1849,9 +2762,9 @@
         </w:pict>
       </w:r>
     </w:p>
-    <w:bookmarkEnd w:id="24"/>
-    <w:bookmarkEnd w:id="25"/>
-    <w:bookmarkStart w:id="31" w:name="protocols"/>
+    <w:bookmarkEnd w:id="29"/>
+    <w:bookmarkEnd w:id="30"/>
+    <w:bookmarkStart w:id="36" w:name="protocols"/>
     <w:p>
       <w:pPr>
         <w:pStyle w:val="Heading2"/>
@@ -1860,7 +2773,7 @@
         <w:t xml:space="preserve">3. Protocols</w:t>
       </w:r>
     </w:p>
-    <w:bookmarkStart w:id="26" w:name="X5182e0a9fea06999c21024c70c9ff4b408b90d3"/>
+    <w:bookmarkStart w:id="31" w:name="X5182e0a9fea06999c21024c70c9ff4b408b90d3"/>
     <w:p>
       <w:pPr>
         <w:pStyle w:val="Heading3"/>
@@ -1941,446 +2854,6 @@
       </w:r>
       <w:r>
         <w:t xml:space="preserve">for executable references. Highlights:</w:t>
-      </w:r>
-    </w:p>
-    <w:p>
-      <w:pPr>
-        <w:pStyle w:val="Compact"/>
-        <w:numPr>
-          <w:ilvl w:val="0"/>
-          <w:numId w:val="1001"/>
-        </w:numPr>
-      </w:pPr>
-      <w:r>
-        <w:rPr>
-          <w:rStyle w:val="VerbatimChar"/>
-        </w:rPr>
-        <w:t xml:space="preserve">detect start|stop|profile &lt;det&gt; &lt;act&gt;|profile query|simulate [N]</w:t>
-      </w:r>
-    </w:p>
-    <w:p>
-      <w:pPr>
-        <w:pStyle w:val="Compact"/>
-        <w:numPr>
-          <w:ilvl w:val="0"/>
-          <w:numId w:val="1001"/>
-        </w:numPr>
-      </w:pPr>
-      <w:r>
-        <w:rPr>
-          <w:rStyle w:val="VerbatimChar"/>
-        </w:rPr>
-        <w:t xml:space="preserve">notify enable|disable|trigger &lt;code&gt;|period &lt;s&gt;|query</w:t>
-      </w:r>
-    </w:p>
-    <w:p>
-      <w:pPr>
-        <w:pStyle w:val="Compact"/>
-        <w:numPr>
-          <w:ilvl w:val="0"/>
-          <w:numId w:val="1001"/>
-        </w:numPr>
-      </w:pPr>
-      <w:r>
-        <w:rPr>
-          <w:rStyle w:val="VerbatimChar"/>
-        </w:rPr>
-        <w:t xml:space="preserve">photo savesd|upload</w:t>
-      </w:r>
-    </w:p>
-    <w:p>
-      <w:pPr>
-        <w:pStyle w:val="Compact"/>
-        <w:numPr>
-          <w:ilvl w:val="0"/>
-          <w:numId w:val="1001"/>
-        </w:numPr>
-      </w:pPr>
-      <w:r>
-        <w:rPr>
-          <w:rStyle w:val="VerbatimChar"/>
-        </w:rPr>
-        <w:t xml:space="preserve">img size &lt;H&gt; &lt;W&gt;|quality 1..100|color YCBCR|RGB|CMYK|chroma 0|1|query</w:t>
-      </w:r>
-    </w:p>
-    <w:p>
-      <w:pPr>
-        <w:pStyle w:val="Compact"/>
-        <w:numPr>
-          <w:ilvl w:val="0"/>
-          <w:numId w:val="1001"/>
-        </w:numPr>
-      </w:pPr>
-      <w:r>
-        <w:rPr>
-          <w:rStyle w:val="VerbatimChar"/>
-        </w:rPr>
-        <w:t xml:space="preserve">rtc set DDMMYYYYHHMMSS|rtc</w:t>
-      </w:r>
-    </w:p>
-    <w:p>
-      <w:pPr>
-        <w:pStyle w:val="Compact"/>
-        <w:numPr>
-          <w:ilvl w:val="0"/>
-          <w:numId w:val="1001"/>
-        </w:numPr>
-      </w:pPr>
-      <w:r>
-        <w:rPr>
-          <w:rStyle w:val="VerbatimChar"/>
-        </w:rPr>
-        <w:t xml:space="preserve">irled on|off|query</w:t>
-      </w:r>
-    </w:p>
-    <w:p>
-      <w:pPr>
-        <w:pStyle w:val="Compact"/>
-        <w:numPr>
-          <w:ilvl w:val="0"/>
-          <w:numId w:val="1001"/>
-        </w:numPr>
-      </w:pPr>
-      <w:r>
-        <w:rPr>
-          <w:rStyle w:val="VerbatimChar"/>
-        </w:rPr>
-        <w:t xml:space="preserve">motion sense &lt;0..100&gt; &lt;timeout_s&gt;|motion query</w:t>
-      </w:r>
-    </w:p>
-    <w:p>
-      <w:pPr>
-        <w:pStyle w:val="Compact"/>
-        <w:numPr>
-          <w:ilvl w:val="0"/>
-          <w:numId w:val="1001"/>
-        </w:numPr>
-      </w:pPr>
-      <w:r>
-        <w:rPr>
-          <w:rStyle w:val="VerbatimChar"/>
-        </w:rPr>
-        <w:t xml:space="preserve">sd query|ls|format CONFIRM</w:t>
-      </w:r>
-    </w:p>
-    <w:p>
-      <w:pPr>
-        <w:pStyle w:val="Compact"/>
-        <w:numPr>
-          <w:ilvl w:val="0"/>
-          <w:numId w:val="1001"/>
-        </w:numPr>
-      </w:pPr>
-      <w:r>
-        <w:rPr>
-          <w:rStyle w:val="VerbatimChar"/>
-        </w:rPr>
-        <w:t xml:space="preserve">frame upload|load|run|clear|query</w:t>
-      </w:r>
-      <w:r>
-        <w:t xml:space="preserve"> </w:t>
-      </w:r>
-      <w:r>
-        <w:t xml:space="preserve">(NN test-frame injection)</w:t>
-      </w:r>
-    </w:p>
-    <w:p>
-      <w:pPr>
-        <w:pStyle w:val="Compact"/>
-        <w:numPr>
-          <w:ilvl w:val="0"/>
-          <w:numId w:val="1001"/>
-        </w:numPr>
-      </w:pPr>
-      <w:r>
-        <w:rPr>
-          <w:rStyle w:val="VerbatimChar"/>
-        </w:rPr>
-        <w:t xml:space="preserve">update app|model</w:t>
-      </w:r>
-      <w:r>
-        <w:t xml:space="preserve"> </w:t>
-      </w:r>
-      <w:r>
-        <w:t xml:space="preserve">(CDC self-update, see §3.4)</w:t>
-      </w:r>
-    </w:p>
-    <w:p>
-      <w:pPr>
-        <w:pStyle w:val="Compact"/>
-        <w:numPr>
-          <w:ilvl w:val="0"/>
-          <w:numId w:val="1001"/>
-        </w:numPr>
-      </w:pPr>
-      <w:r>
-        <w:rPr>
-          <w:rStyle w:val="VerbatimChar"/>
-        </w:rPr>
-        <w:t xml:space="preserve">mdm &lt;at-cmd&gt;|test echo|test urc &lt;line&gt;</w:t>
-      </w:r>
-      <w:r>
-        <w:t xml:space="preserve"> </w:t>
-      </w:r>
-      <w:r>
-        <w:t xml:space="preserve">(modem tunnel, see §3.2)</w:t>
-      </w:r>
-    </w:p>
-    <w:bookmarkEnd w:id="26"/>
-    <w:bookmarkStart w:id="27" w:name="X346f80ac4a5588292dcb743c1b10e5430fbf98f"/>
-    <w:p>
-      <w:pPr>
-        <w:pStyle w:val="Heading3"/>
-      </w:pPr>
-      <w:r>
-        <w:t xml:space="preserve">3.2 Modem channel (M3 — N6 side complete, awaiting MangOH)</w:t>
-      </w:r>
-    </w:p>
-    <w:p>
-      <w:pPr>
-        <w:pStyle w:val="FirstParagraph"/>
-      </w:pPr>
-      <w:r>
-        <w:rPr>
-          <w:b/>
-          <w:bCs/>
-        </w:rPr>
-        <w:t xml:space="preserve">Transport:</w:t>
-      </w:r>
-      <w:r>
-        <w:t xml:space="preserve"> </w:t>
-      </w:r>
-      <w:r>
-        <w:t xml:space="preserve">USART2 @ 115200 8N1 with HDLC framing —</w:t>
-      </w:r>
-      <w:r>
-        <w:t xml:space="preserve"> </w:t>
-      </w:r>
-      <w:r>
-        <w:rPr>
-          <w:rStyle w:val="VerbatimChar"/>
-        </w:rPr>
-        <w:t xml:space="preserve">0x7E</w:t>
-      </w:r>
-      <w:r>
-        <w:t xml:space="preserve"> </w:t>
-      </w:r>
-      <w:r>
-        <w:t xml:space="preserve">start/end flags,</w:t>
-      </w:r>
-      <w:r>
-        <w:t xml:space="preserve"> </w:t>
-      </w:r>
-      <w:r>
-        <w:rPr>
-          <w:rStyle w:val="VerbatimChar"/>
-        </w:rPr>
-        <w:t xml:space="preserve">0x7D</w:t>
-      </w:r>
-      <w:r>
-        <w:t xml:space="preserve"> </w:t>
-      </w:r>
-      <w:r>
-        <w:t xml:space="preserve">escape with</w:t>
-      </w:r>
-      <w:r>
-        <w:t xml:space="preserve"> </w:t>
-      </w:r>
-      <w:r>
-        <w:rPr>
-          <w:rStyle w:val="VerbatimChar"/>
-        </w:rPr>
-        <w:t xml:space="preserve">XOR 0x20</w:t>
-      </w:r>
-      <w:r>
-        <w:t xml:space="preserve">, CRC-16/XMODEM appended big-endian. See</w:t>
-      </w:r>
-      <w:r>
-        <w:t xml:space="preserve"> </w:t>
-      </w:r>
-      <w:r>
-        <w:rPr>
-          <w:rStyle w:val="VerbatimChar"/>
-        </w:rPr>
-        <w:t xml:space="preserve">vendor/.../Application/Core/Inc/hdlc.h</w:t>
-      </w:r>
-      <w:r>
-        <w:t xml:space="preserve"> </w:t>
-      </w:r>
-      <w:r>
-        <w:t xml:space="preserve">for the C contract and</w:t>
-      </w:r>
-      <w:r>
-        <w:t xml:space="preserve"> </w:t>
-      </w:r>
-      <w:r>
-        <w:rPr>
-          <w:rStyle w:val="VerbatimChar"/>
-        </w:rPr>
-        <w:t xml:space="preserve">tools/hdlc.py</w:t>
-      </w:r>
-      <w:r>
-        <w:t xml:space="preserve"> </w:t>
-      </w:r>
-      <w:r>
-        <w:t xml:space="preserve">for the host-side mirror.</w:t>
-      </w:r>
-    </w:p>
-    <w:p>
-      <w:pPr>
-        <w:pStyle w:val="BodyText"/>
-      </w:pPr>
-      <w:r>
-        <w:rPr>
-          <w:b/>
-          <w:bCs/>
-        </w:rPr>
-        <w:t xml:space="preserve">Wire shape</w:t>
-      </w:r>
-      <w:r>
-        <w:t xml:space="preserve"> </w:t>
-      </w:r>
-      <w:r>
-        <w:t xml:space="preserve">for an AT command:</w:t>
-      </w:r>
-    </w:p>
-    <w:p>
-      <w:pPr>
-        <w:pStyle w:val="SourceCode"/>
-      </w:pPr>
-      <w:r>
-        <w:rPr>
-          <w:rStyle w:val="VerbatimChar"/>
-        </w:rPr>
-        <w:t xml:space="preserve">                          ┌───────────────────────────────────┐</w:t>
-      </w:r>
-      <w:r>
-        <w:br/>
-      </w:r>
-      <w:r>
-        <w:rPr>
-          <w:rStyle w:val="VerbatimChar"/>
-        </w:rPr>
-        <w:t xml:space="preserve">                          │ AT+CSQ\r\n  (4 bytes, big-endian   │</w:t>
-      </w:r>
-      <w:r>
-        <w:br/>
-      </w:r>
-      <w:r>
-        <w:rPr>
-          <w:rStyle w:val="VerbatimChar"/>
-        </w:rPr>
-        <w:t xml:space="preserve">                          │            CRC, byte-stuffed)      │</w:t>
-      </w:r>
-      <w:r>
-        <w:br/>
-      </w:r>
-      <w:r>
-        <w:rPr>
-          <w:rStyle w:val="VerbatimChar"/>
-        </w:rPr>
-        <w:t xml:space="preserve">                          └───────────────────────────────────┘</w:t>
-      </w:r>
-      <w:r>
-        <w:br/>
-      </w:r>
-      <w:r>
-        <w:rPr>
-          <w:rStyle w:val="VerbatimChar"/>
-        </w:rPr>
-        <w:t xml:space="preserve">0x7E  41 54 2B 43 53 51 0D 0A  ━━ CRC-HI ━━ ━━ CRC-LO ━━  0x7E</w:t>
-      </w:r>
-    </w:p>
-    <w:p>
-      <w:pPr>
-        <w:pStyle w:val="FirstParagraph"/>
-      </w:pPr>
-      <w:r>
-        <w:t xml:space="preserve">If any payload or CRC byte is</w:t>
-      </w:r>
-      <w:r>
-        <w:t xml:space="preserve"> </w:t>
-      </w:r>
-      <w:r>
-        <w:rPr>
-          <w:rStyle w:val="VerbatimChar"/>
-        </w:rPr>
-        <w:t xml:space="preserve">0x7E</w:t>
-      </w:r>
-      <w:r>
-        <w:t xml:space="preserve"> </w:t>
-      </w:r>
-      <w:r>
-        <w:t xml:space="preserve">or</w:t>
-      </w:r>
-      <w:r>
-        <w:t xml:space="preserve"> </w:t>
-      </w:r>
-      <w:r>
-        <w:rPr>
-          <w:rStyle w:val="VerbatimChar"/>
-        </w:rPr>
-        <w:t xml:space="preserve">0x7D</w:t>
-      </w:r>
-      <w:r>
-        <w:t xml:space="preserve">, it’s split into</w:t>
-      </w:r>
-      <w:r>
-        <w:t xml:space="preserve"> </w:t>
-      </w:r>
-      <w:r>
-        <w:rPr>
-          <w:rStyle w:val="VerbatimChar"/>
-        </w:rPr>
-        <w:t xml:space="preserve">0x7D</w:t>
-      </w:r>
-      <w:r>
-        <w:t xml:space="preserve"> </w:t>
-      </w:r>
-      <w:r>
-        <w:t xml:space="preserve">+ (byte XOR</w:t>
-      </w:r>
-      <w:r>
-        <w:t xml:space="preserve"> </w:t>
-      </w:r>
-      <w:r>
-        <w:rPr>
-          <w:rStyle w:val="VerbatimChar"/>
-        </w:rPr>
-        <w:t xml:space="preserve">0x20</w:t>
-      </w:r>
-      <w:r>
-        <w:t xml:space="preserve">).</w:t>
-      </w:r>
-    </w:p>
-    <w:p>
-      <w:pPr>
-        <w:pStyle w:val="BodyText"/>
-      </w:pPr>
-      <w:r>
-        <w:rPr>
-          <w:b/>
-          <w:bCs/>
-        </w:rPr>
-        <w:t xml:space="preserve">Higher-level dispatch</w:t>
-      </w:r>
-      <w:r>
-        <w:t xml:space="preserve">: each HDLC frame is one or more CRLF-terminated lines. The</w:t>
-      </w:r>
-      <w:r>
-        <w:t xml:space="preserve"> </w:t>
-      </w:r>
-      <w:r>
-        <w:rPr>
-          <w:rStyle w:val="VerbatimChar"/>
-        </w:rPr>
-        <w:t xml:space="preserve">modem_task</w:t>
-      </w:r>
-      <w:r>
-        <w:t xml:space="preserve"> </w:t>
-      </w:r>
-      <w:r>
-        <w:t xml:space="preserve">worker:</w:t>
       </w:r>
     </w:p>
     <w:p>
@@ -2392,7 +2865,10 @@
         </w:numPr>
       </w:pPr>
       <w:r>
-        <w:t xml:space="preserve">Decodes the frame.</w:t>
+        <w:rPr>
+          <w:rStyle w:val="VerbatimChar"/>
+        </w:rPr>
+        <w:t xml:space="preserve">detect start|stop|profile &lt;det&gt; &lt;act&gt;|profile query|simulate [N]</w:t>
       </w:r>
     </w:p>
     <w:p>
@@ -2404,79 +2880,10 @@
         </w:numPr>
       </w:pPr>
       <w:r>
-        <w:t xml:space="preserve">If a synchronous caller is waiting in</w:t>
-      </w:r>
-      <w:r>
-        <w:t xml:space="preserve"> </w:t>
-      </w:r>
-      <w:r>
-        <w:rPr>
-          <w:rStyle w:val="VerbatimChar"/>
-        </w:rPr>
-        <w:t xml:space="preserve">modem_send_at()</w:t>
-      </w:r>
-      <w:r>
-        <w:t xml:space="preserve">, accumulates lines into the response buffer; on</w:t>
-      </w:r>
-      <w:r>
-        <w:t xml:space="preserve"> </w:t>
-      </w:r>
-      <w:r>
-        <w:rPr>
-          <w:rStyle w:val="VerbatimChar"/>
-        </w:rPr>
-        <w:t xml:space="preserve">OK</w:t>
-      </w:r>
-      <w:r>
-        <w:t xml:space="preserve"> </w:t>
-      </w:r>
-      <w:r>
-        <w:t xml:space="preserve">/</w:t>
-      </w:r>
-      <w:r>
-        <w:t xml:space="preserve"> </w:t>
-      </w:r>
-      <w:r>
-        <w:rPr>
-          <w:rStyle w:val="VerbatimChar"/>
-        </w:rPr>
-        <w:t xml:space="preserve">ERROR</w:t>
-      </w:r>
-      <w:r>
-        <w:t xml:space="preserve"> </w:t>
-      </w:r>
-      <w:r>
-        <w:t xml:space="preserve">/</w:t>
-      </w:r>
-      <w:r>
-        <w:t xml:space="preserve"> </w:t>
-      </w:r>
-      <w:r>
-        <w:rPr>
-          <w:rStyle w:val="VerbatimChar"/>
-        </w:rPr>
-        <w:t xml:space="preserve">+CME ERROR:</w:t>
-      </w:r>
-      <w:r>
-        <w:t xml:space="preserve"> </w:t>
-      </w:r>
-      <w:r>
-        <w:t xml:space="preserve">/</w:t>
-      </w:r>
-      <w:r>
-        <w:t xml:space="preserve"> </w:t>
-      </w:r>
-      <w:r>
-        <w:rPr>
-          <w:rStyle w:val="VerbatimChar"/>
-        </w:rPr>
-        <w:t xml:space="preserve">+CMS ERROR:</w:t>
-      </w:r>
-      <w:r>
-        <w:t xml:space="preserve"> </w:t>
-      </w:r>
-      <w:r>
-        <w:t xml:space="preserve">the wait fires.</w:t>
+        <w:rPr>
+          <w:rStyle w:val="VerbatimChar"/>
+        </w:rPr>
+        <w:t xml:space="preserve">notify enable|disable|trigger &lt;code&gt;|period &lt;s&gt;|query</w:t>
       </w:r>
     </w:p>
     <w:p>
@@ -2488,61 +2895,170 @@
         </w:numPr>
       </w:pPr>
       <w:r>
-        <w:t xml:space="preserve">Otherwise (or for any</w:t>
-      </w:r>
-      <w:r>
-        <w:t xml:space="preserve"> </w:t>
-      </w:r>
-      <w:r>
-        <w:rPr>
-          <w:rStyle w:val="VerbatimChar"/>
-        </w:rPr>
-        <w:t xml:space="preserve">+SDVR*</w:t>
-      </w:r>
-      <w:r>
-        <w:t xml:space="preserve"> </w:t>
-      </w:r>
-      <w:r>
-        <w:t xml:space="preserve">line received outside a pending response), invokes the URC callback.</w:t>
-      </w:r>
-      <w:r>
-        <w:t xml:space="preserve"> </w:t>
-      </w:r>
-      <w:r>
-        <w:rPr>
-          <w:rStyle w:val="VerbatimChar"/>
-        </w:rPr>
-        <w:t xml:space="preserve">shell_task</w:t>
-      </w:r>
-      <w:r>
-        <w:t xml:space="preserve"> </w:t>
-      </w:r>
-      <w:r>
-        <w:t xml:space="preserve">installs a forwarder that re-emits the URC on the CDC shell stream so the operator sees</w:t>
-      </w:r>
-      <w:r>
-        <w:t xml:space="preserve"> </w:t>
-      </w:r>
-      <w:r>
-        <w:rPr>
-          <w:rStyle w:val="VerbatimChar"/>
-        </w:rPr>
-        <w:t xml:space="preserve">+SDVRRDY:</w:t>
-      </w:r>
-      <w:r>
-        <w:t xml:space="preserve">,</w:t>
-      </w:r>
-      <w:r>
-        <w:t xml:space="preserve"> </w:t>
-      </w:r>
-      <w:r>
-        <w:rPr>
-          <w:rStyle w:val="VerbatimChar"/>
-        </w:rPr>
-        <w:t xml:space="preserve">+SDVRUPL:</w:t>
-      </w:r>
-      <w:r>
-        <w:t xml:space="preserve">, etc. as they arrive.</w:t>
+        <w:rPr>
+          <w:rStyle w:val="VerbatimChar"/>
+        </w:rPr>
+        <w:t xml:space="preserve">photo savesd|upload</w:t>
+      </w:r>
+    </w:p>
+    <w:p>
+      <w:pPr>
+        <w:pStyle w:val="Compact"/>
+        <w:numPr>
+          <w:ilvl w:val="0"/>
+          <w:numId w:val="1002"/>
+        </w:numPr>
+      </w:pPr>
+      <w:r>
+        <w:rPr>
+          <w:rStyle w:val="VerbatimChar"/>
+        </w:rPr>
+        <w:t xml:space="preserve">img size &lt;H&gt; &lt;W&gt;|quality 1..100|color YCBCR|RGB|CMYK|chroma 0|1|query</w:t>
+      </w:r>
+    </w:p>
+    <w:p>
+      <w:pPr>
+        <w:pStyle w:val="Compact"/>
+        <w:numPr>
+          <w:ilvl w:val="0"/>
+          <w:numId w:val="1002"/>
+        </w:numPr>
+      </w:pPr>
+      <w:r>
+        <w:rPr>
+          <w:rStyle w:val="VerbatimChar"/>
+        </w:rPr>
+        <w:t xml:space="preserve">rtc set DDMMYYYYHHMMSS|rtc</w:t>
+      </w:r>
+    </w:p>
+    <w:p>
+      <w:pPr>
+        <w:pStyle w:val="Compact"/>
+        <w:numPr>
+          <w:ilvl w:val="0"/>
+          <w:numId w:val="1002"/>
+        </w:numPr>
+      </w:pPr>
+      <w:r>
+        <w:rPr>
+          <w:rStyle w:val="VerbatimChar"/>
+        </w:rPr>
+        <w:t xml:space="preserve">irled on|off|query</w:t>
+      </w:r>
+    </w:p>
+    <w:p>
+      <w:pPr>
+        <w:pStyle w:val="Compact"/>
+        <w:numPr>
+          <w:ilvl w:val="0"/>
+          <w:numId w:val="1002"/>
+        </w:numPr>
+      </w:pPr>
+      <w:r>
+        <w:rPr>
+          <w:rStyle w:val="VerbatimChar"/>
+        </w:rPr>
+        <w:t xml:space="preserve">motion sense &lt;0..100&gt; &lt;timeout_s&gt;|query|read|selftest|simulate 0|1</w:t>
+      </w:r>
+      <w:r>
+        <w:t xml:space="preserve"> </w:t>
+      </w:r>
+      <w:r>
+        <w:t xml:space="preserve">(the board’s</w:t>
+      </w:r>
+      <w:r>
+        <w:t xml:space="preserve"> </w:t>
+      </w:r>
+      <w:r>
+        <w:t xml:space="preserve">own movement, from the LSM6DSO32 IMU — not objects moving in the frame)</w:t>
+      </w:r>
+    </w:p>
+    <w:p>
+      <w:pPr>
+        <w:pStyle w:val="Compact"/>
+        <w:numPr>
+          <w:ilvl w:val="0"/>
+          <w:numId w:val="1002"/>
+        </w:numPr>
+      </w:pPr>
+      <w:r>
+        <w:rPr>
+          <w:rStyle w:val="VerbatimChar"/>
+        </w:rPr>
+        <w:t xml:space="preserve">sd query|ls|format CONFIRM</w:t>
+      </w:r>
+    </w:p>
+    <w:p>
+      <w:pPr>
+        <w:pStyle w:val="Compact"/>
+        <w:numPr>
+          <w:ilvl w:val="0"/>
+          <w:numId w:val="1002"/>
+        </w:numPr>
+      </w:pPr>
+      <w:r>
+        <w:rPr>
+          <w:rStyle w:val="VerbatimChar"/>
+        </w:rPr>
+        <w:t xml:space="preserve">frame upload|load|run|clear|query</w:t>
+      </w:r>
+      <w:r>
+        <w:t xml:space="preserve"> </w:t>
+      </w:r>
+      <w:r>
+        <w:t xml:space="preserve">(NN test-frame injection)</w:t>
+      </w:r>
+    </w:p>
+    <w:p>
+      <w:pPr>
+        <w:pStyle w:val="Compact"/>
+        <w:numPr>
+          <w:ilvl w:val="0"/>
+          <w:numId w:val="1002"/>
+        </w:numPr>
+      </w:pPr>
+      <w:r>
+        <w:rPr>
+          <w:rStyle w:val="VerbatimChar"/>
+        </w:rPr>
+        <w:t xml:space="preserve">update app|model</w:t>
+      </w:r>
+      <w:r>
+        <w:t xml:space="preserve"> </w:t>
+      </w:r>
+      <w:r>
+        <w:t xml:space="preserve">(CDC self-update, see §3.4)</w:t>
+      </w:r>
+    </w:p>
+    <w:p>
+      <w:pPr>
+        <w:pStyle w:val="Compact"/>
+        <w:numPr>
+          <w:ilvl w:val="0"/>
+          <w:numId w:val="1002"/>
+        </w:numPr>
+      </w:pPr>
+      <w:r>
+        <w:rPr>
+          <w:rStyle w:val="VerbatimChar"/>
+        </w:rPr>
+        <w:t xml:space="preserve">mdm &lt;at-cmd&gt;|test echo|test urc &lt;line&gt;</w:t>
+      </w:r>
+      <w:r>
+        <w:t xml:space="preserve"> </w:t>
+      </w:r>
+      <w:r>
+        <w:t xml:space="preserve">(modem tunnel, see §3.2)</w:t>
+      </w:r>
+    </w:p>
+    <w:bookmarkEnd w:id="31"/>
+    <w:bookmarkStart w:id="32" w:name="X346f80ac4a5588292dcb743c1b10e5430fbf98f"/>
+    <w:p>
+      <w:pPr>
+        <w:pStyle w:val="Heading3"/>
+      </w:pPr>
+      <w:r>
+        <w:t xml:space="preserve">3.2 Modem channel (M3 — N6 side complete, awaiting MangOH)</w:t>
       </w:r>
     </w:p>
     <w:p>
@@ -2554,6 +3070,415 @@
           <w:b/>
           <w:bCs/>
         </w:rPr>
+        <w:t xml:space="preserve">Transport:</w:t>
+      </w:r>
+      <w:r>
+        <w:t xml:space="preserve"> </w:t>
+      </w:r>
+      <w:r>
+        <w:t xml:space="preserve">USART2 @ 115200 8N1 with HDLC framing —</w:t>
+      </w:r>
+      <w:r>
+        <w:t xml:space="preserve"> </w:t>
+      </w:r>
+      <w:r>
+        <w:rPr>
+          <w:rStyle w:val="VerbatimChar"/>
+        </w:rPr>
+        <w:t xml:space="preserve">0x7E</w:t>
+      </w:r>
+      <w:r>
+        <w:t xml:space="preserve"> </w:t>
+      </w:r>
+      <w:r>
+        <w:t xml:space="preserve">start/end flags,</w:t>
+      </w:r>
+      <w:r>
+        <w:t xml:space="preserve"> </w:t>
+      </w:r>
+      <w:r>
+        <w:rPr>
+          <w:rStyle w:val="VerbatimChar"/>
+        </w:rPr>
+        <w:t xml:space="preserve">0x7D</w:t>
+      </w:r>
+      <w:r>
+        <w:t xml:space="preserve"> </w:t>
+      </w:r>
+      <w:r>
+        <w:t xml:space="preserve">escape with</w:t>
+      </w:r>
+      <w:r>
+        <w:t xml:space="preserve"> </w:t>
+      </w:r>
+      <w:r>
+        <w:rPr>
+          <w:rStyle w:val="VerbatimChar"/>
+        </w:rPr>
+        <w:t xml:space="preserve">XOR 0x20</w:t>
+      </w:r>
+      <w:r>
+        <w:t xml:space="preserve">, CRC-16/XMODEM appended big-endian. See</w:t>
+      </w:r>
+      <w:r>
+        <w:t xml:space="preserve"> </w:t>
+      </w:r>
+      <w:r>
+        <w:rPr>
+          <w:rStyle w:val="VerbatimChar"/>
+        </w:rPr>
+        <w:t xml:space="preserve">vendor/.../Application/Core/Inc/hdlc.h</w:t>
+      </w:r>
+      <w:r>
+        <w:t xml:space="preserve"> </w:t>
+      </w:r>
+      <w:r>
+        <w:t xml:space="preserve">for the C contract and</w:t>
+      </w:r>
+      <w:r>
+        <w:t xml:space="preserve"> </w:t>
+      </w:r>
+      <w:r>
+        <w:rPr>
+          <w:rStyle w:val="VerbatimChar"/>
+        </w:rPr>
+        <w:t xml:space="preserve">tools/hdlc.py</w:t>
+      </w:r>
+      <w:r>
+        <w:t xml:space="preserve"> </w:t>
+      </w:r>
+      <w:r>
+        <w:t xml:space="preserve">for the host-side mirror.</w:t>
+      </w:r>
+    </w:p>
+    <w:p>
+      <w:pPr>
+        <w:pStyle w:val="BodyText"/>
+      </w:pPr>
+      <w:r>
+        <w:rPr>
+          <w:b/>
+          <w:bCs/>
+        </w:rPr>
+        <w:t xml:space="preserve">Wire shape</w:t>
+      </w:r>
+      <w:r>
+        <w:t xml:space="preserve"> </w:t>
+      </w:r>
+      <w:r>
+        <w:t xml:space="preserve">for an AT command:</w:t>
+      </w:r>
+    </w:p>
+    <w:p>
+      <w:pPr>
+        <w:pStyle w:val="SourceCode"/>
+      </w:pPr>
+      <w:r>
+        <w:rPr>
+          <w:rStyle w:val="VerbatimChar"/>
+        </w:rPr>
+        <w:t xml:space="preserve">                          ┌───────────────────────────────────┐</w:t>
+      </w:r>
+      <w:r>
+        <w:br/>
+      </w:r>
+      <w:r>
+        <w:rPr>
+          <w:rStyle w:val="VerbatimChar"/>
+        </w:rPr>
+        <w:t xml:space="preserve">                          │ AT+CSQ\r\n  (4 bytes, big-endian   │</w:t>
+      </w:r>
+      <w:r>
+        <w:br/>
+      </w:r>
+      <w:r>
+        <w:rPr>
+          <w:rStyle w:val="VerbatimChar"/>
+        </w:rPr>
+        <w:t xml:space="preserve">                          │            CRC, byte-stuffed)      │</w:t>
+      </w:r>
+      <w:r>
+        <w:br/>
+      </w:r>
+      <w:r>
+        <w:rPr>
+          <w:rStyle w:val="VerbatimChar"/>
+        </w:rPr>
+        <w:t xml:space="preserve">                          └───────────────────────────────────┘</w:t>
+      </w:r>
+      <w:r>
+        <w:br/>
+      </w:r>
+      <w:r>
+        <w:rPr>
+          <w:rStyle w:val="VerbatimChar"/>
+        </w:rPr>
+        <w:t xml:space="preserve">0x7E  41 54 2B 43 53 51 0D 0A  ━━ CRC-HI ━━ ━━ CRC-LO ━━  0x7E</w:t>
+      </w:r>
+    </w:p>
+    <w:p>
+      <w:pPr>
+        <w:pStyle w:val="FirstParagraph"/>
+      </w:pPr>
+      <w:r>
+        <w:t xml:space="preserve">If any payload or CRC byte is</w:t>
+      </w:r>
+      <w:r>
+        <w:t xml:space="preserve"> </w:t>
+      </w:r>
+      <w:r>
+        <w:rPr>
+          <w:rStyle w:val="VerbatimChar"/>
+        </w:rPr>
+        <w:t xml:space="preserve">0x7E</w:t>
+      </w:r>
+      <w:r>
+        <w:t xml:space="preserve"> </w:t>
+      </w:r>
+      <w:r>
+        <w:t xml:space="preserve">or</w:t>
+      </w:r>
+      <w:r>
+        <w:t xml:space="preserve"> </w:t>
+      </w:r>
+      <w:r>
+        <w:rPr>
+          <w:rStyle w:val="VerbatimChar"/>
+        </w:rPr>
+        <w:t xml:space="preserve">0x7D</w:t>
+      </w:r>
+      <w:r>
+        <w:t xml:space="preserve">, it’s split into</w:t>
+      </w:r>
+      <w:r>
+        <w:t xml:space="preserve"> </w:t>
+      </w:r>
+      <w:r>
+        <w:rPr>
+          <w:rStyle w:val="VerbatimChar"/>
+        </w:rPr>
+        <w:t xml:space="preserve">0x7D</w:t>
+      </w:r>
+      <w:r>
+        <w:t xml:space="preserve"> </w:t>
+      </w:r>
+      <w:r>
+        <w:t xml:space="preserve">+ (byte XOR</w:t>
+      </w:r>
+      <w:r>
+        <w:t xml:space="preserve"> </w:t>
+      </w:r>
+      <w:r>
+        <w:rPr>
+          <w:rStyle w:val="VerbatimChar"/>
+        </w:rPr>
+        <w:t xml:space="preserve">0x20</w:t>
+      </w:r>
+      <w:r>
+        <w:t xml:space="preserve">).</w:t>
+      </w:r>
+    </w:p>
+    <w:p>
+      <w:pPr>
+        <w:pStyle w:val="BodyText"/>
+      </w:pPr>
+      <w:r>
+        <w:rPr>
+          <w:b/>
+          <w:bCs/>
+        </w:rPr>
+        <w:t xml:space="preserve">Higher-level dispatch</w:t>
+      </w:r>
+      <w:r>
+        <w:t xml:space="preserve">: each HDLC frame is one or more CRLF-terminated lines. The</w:t>
+      </w:r>
+      <w:r>
+        <w:t xml:space="preserve"> </w:t>
+      </w:r>
+      <w:r>
+        <w:rPr>
+          <w:rStyle w:val="VerbatimChar"/>
+        </w:rPr>
+        <w:t xml:space="preserve">modem_task</w:t>
+      </w:r>
+      <w:r>
+        <w:t xml:space="preserve"> </w:t>
+      </w:r>
+      <w:r>
+        <w:t xml:space="preserve">worker:</w:t>
+      </w:r>
+    </w:p>
+    <w:p>
+      <w:pPr>
+        <w:pStyle w:val="Compact"/>
+        <w:numPr>
+          <w:ilvl w:val="0"/>
+          <w:numId w:val="1003"/>
+        </w:numPr>
+      </w:pPr>
+      <w:r>
+        <w:t xml:space="preserve">Decodes the frame.</w:t>
+      </w:r>
+    </w:p>
+    <w:p>
+      <w:pPr>
+        <w:pStyle w:val="Compact"/>
+        <w:numPr>
+          <w:ilvl w:val="0"/>
+          <w:numId w:val="1003"/>
+        </w:numPr>
+      </w:pPr>
+      <w:r>
+        <w:t xml:space="preserve">If a synchronous caller is waiting in</w:t>
+      </w:r>
+      <w:r>
+        <w:t xml:space="preserve"> </w:t>
+      </w:r>
+      <w:r>
+        <w:rPr>
+          <w:rStyle w:val="VerbatimChar"/>
+        </w:rPr>
+        <w:t xml:space="preserve">modem_send_at()</w:t>
+      </w:r>
+      <w:r>
+        <w:t xml:space="preserve">, accumulates lines into the response buffer; on</w:t>
+      </w:r>
+      <w:r>
+        <w:t xml:space="preserve"> </w:t>
+      </w:r>
+      <w:r>
+        <w:rPr>
+          <w:rStyle w:val="VerbatimChar"/>
+        </w:rPr>
+        <w:t xml:space="preserve">OK</w:t>
+      </w:r>
+      <w:r>
+        <w:t xml:space="preserve"> </w:t>
+      </w:r>
+      <w:r>
+        <w:t xml:space="preserve">/</w:t>
+      </w:r>
+      <w:r>
+        <w:t xml:space="preserve"> </w:t>
+      </w:r>
+      <w:r>
+        <w:rPr>
+          <w:rStyle w:val="VerbatimChar"/>
+        </w:rPr>
+        <w:t xml:space="preserve">ERROR</w:t>
+      </w:r>
+      <w:r>
+        <w:t xml:space="preserve"> </w:t>
+      </w:r>
+      <w:r>
+        <w:t xml:space="preserve">/</w:t>
+      </w:r>
+      <w:r>
+        <w:t xml:space="preserve"> </w:t>
+      </w:r>
+      <w:r>
+        <w:rPr>
+          <w:rStyle w:val="VerbatimChar"/>
+        </w:rPr>
+        <w:t xml:space="preserve">+CME ERROR:</w:t>
+      </w:r>
+      <w:r>
+        <w:t xml:space="preserve"> </w:t>
+      </w:r>
+      <w:r>
+        <w:t xml:space="preserve">/</w:t>
+      </w:r>
+      <w:r>
+        <w:t xml:space="preserve"> </w:t>
+      </w:r>
+      <w:r>
+        <w:rPr>
+          <w:rStyle w:val="VerbatimChar"/>
+        </w:rPr>
+        <w:t xml:space="preserve">+CMS ERROR:</w:t>
+      </w:r>
+      <w:r>
+        <w:t xml:space="preserve"> </w:t>
+      </w:r>
+      <w:r>
+        <w:t xml:space="preserve">the wait fires.</w:t>
+      </w:r>
+    </w:p>
+    <w:p>
+      <w:pPr>
+        <w:pStyle w:val="Compact"/>
+        <w:numPr>
+          <w:ilvl w:val="0"/>
+          <w:numId w:val="1003"/>
+        </w:numPr>
+      </w:pPr>
+      <w:r>
+        <w:t xml:space="preserve">Otherwise (or for any</w:t>
+      </w:r>
+      <w:r>
+        <w:t xml:space="preserve"> </w:t>
+      </w:r>
+      <w:r>
+        <w:rPr>
+          <w:rStyle w:val="VerbatimChar"/>
+        </w:rPr>
+        <w:t xml:space="preserve">+SDVR*</w:t>
+      </w:r>
+      <w:r>
+        <w:t xml:space="preserve"> </w:t>
+      </w:r>
+      <w:r>
+        <w:t xml:space="preserve">line received outside a pending response), invokes the URC callback.</w:t>
+      </w:r>
+      <w:r>
+        <w:t xml:space="preserve"> </w:t>
+      </w:r>
+      <w:r>
+        <w:rPr>
+          <w:rStyle w:val="VerbatimChar"/>
+        </w:rPr>
+        <w:t xml:space="preserve">shell_task</w:t>
+      </w:r>
+      <w:r>
+        <w:t xml:space="preserve"> </w:t>
+      </w:r>
+      <w:r>
+        <w:t xml:space="preserve">installs a forwarder that re-emits the URC on the CDC shell stream so the operator sees</w:t>
+      </w:r>
+      <w:r>
+        <w:t xml:space="preserve"> </w:t>
+      </w:r>
+      <w:r>
+        <w:rPr>
+          <w:rStyle w:val="VerbatimChar"/>
+        </w:rPr>
+        <w:t xml:space="preserve">+SDVRRDY:</w:t>
+      </w:r>
+      <w:r>
+        <w:t xml:space="preserve">,</w:t>
+      </w:r>
+      <w:r>
+        <w:t xml:space="preserve"> </w:t>
+      </w:r>
+      <w:r>
+        <w:rPr>
+          <w:rStyle w:val="VerbatimChar"/>
+        </w:rPr>
+        <w:t xml:space="preserve">+SDVRUPL:</w:t>
+      </w:r>
+      <w:r>
+        <w:t xml:space="preserve">, etc. as they arrive.</w:t>
+      </w:r>
+    </w:p>
+    <w:p>
+      <w:pPr>
+        <w:pStyle w:val="FirstParagraph"/>
+      </w:pPr>
+      <w:r>
+        <w:rPr>
+          <w:b/>
+          <w:bCs/>
+        </w:rPr>
         <w:t xml:space="preserve">Photo upload (SoW §8.2)</w:t>
       </w:r>
       <w:r>
@@ -2678,8 +3603,8 @@
         <w:t xml:space="preserve">from the operator can’t interleave its frame between the prefix and the payload.</w:t>
       </w:r>
     </w:p>
-    <w:bookmarkEnd w:id="27"/>
-    <w:bookmarkStart w:id="28" w:name="server-bound-notification-sow-6"/>
+    <w:bookmarkEnd w:id="32"/>
+    <w:bookmarkStart w:id="33" w:name="server-bound-notification-sow-6"/>
     <w:p>
       <w:pPr>
         <w:pStyle w:val="Heading3"/>
@@ -3222,7 +4147,23 @@
               <w:jc w:val="left"/>
             </w:pPr>
             <w:r>
-              <w:t xml:space="preserve">Reason bitmask: 1 NetReg, 2 MotStart, 4 MotStop, 8 Periodic, 16 People, 32 Vehicle, 64 PhotoEvent</w:t>
+              <w:t xml:space="preserve">Reason bitmask: 1 NetReg, 2 MotStart, 4 MotStop, 8 Periodic, 16 People, 32 Vehicle, 64 PhotoEvent. MotStart/MotStop are the</w:t>
+            </w:r>
+            <w:r>
+              <w:t xml:space="preserve"> </w:t>
+            </w:r>
+            <w:r>
+              <w:rPr>
+                <w:b/>
+                <w:bCs/>
+              </w:rPr>
+              <w:t xml:space="preserve">box being moved</w:t>
+            </w:r>
+            <w:r>
+              <w:t xml:space="preserve"> </w:t>
+            </w:r>
+            <w:r>
+              <w:t xml:space="preserve">(inertial sensor); People/Vehicle are the scene</w:t>
             </w:r>
           </w:p>
         </w:tc>
@@ -3251,7 +4192,7 @@
               <w:jc w:val="left"/>
             </w:pPr>
             <w:r>
-              <w:t xml:space="preserve">Reason-specific data (e.g. for People: detected count; for PhotoEvent: 1=SD, 2=upload)</w:t>
+              <w:t xml:space="preserve">Reason-specific data (People: detected count; MotStart: the deviation that opened the episode, in mg; MotStop: how long it lasted, in seconds; PhotoEvent: 1=SD, 2=upload)</w:t>
             </w:r>
           </w:p>
         </w:tc>
@@ -3308,9 +4249,57 @@
               </w:rPr>
               <w:t xml:space="preserve">mtn</w:t>
             </w:r>
-            <w:r>
-              <w:t xml:space="preserve">/</w:t>
-            </w:r>
+          </w:p>
+        </w:tc>
+        <w:tc>
+          <w:tcPr/>
+          <w:p>
+            <w:pPr>
+              <w:pStyle w:val="Compact"/>
+              <w:jc w:val="left"/>
+            </w:pPr>
+            <w:r>
+              <w:t xml:space="preserve">Motion state of the</w:t>
+            </w:r>
+            <w:r>
+              <w:t xml:space="preserve"> </w:t>
+            </w:r>
+            <w:r>
+              <w:rPr>
+                <w:b/>
+                <w:bCs/>
+              </w:rPr>
+              <w:t xml:space="preserve">unit</w:t>
+            </w:r>
+            <w:r>
+              <w:t xml:space="preserve"> </w:t>
+            </w:r>
+            <w:r>
+              <w:t xml:space="preserve">when the notification was composed, read from the inertial sensor (</w:t>
+            </w:r>
+            <w:r>
+              <w:rPr>
+                <w:rStyle w:val="VerbatimChar"/>
+              </w:rPr>
+              <w:t xml:space="preserve">1</w:t>
+            </w:r>
+            <w:r>
+              <w:t xml:space="preserve"> </w:t>
+            </w:r>
+            <w:r>
+              <w:t xml:space="preserve">while the box is being moved). Carried on every notification, not only on motion events</w:t>
+            </w:r>
+          </w:p>
+        </w:tc>
+      </w:tr>
+      <w:tr>
+        <w:tc>
+          <w:tcPr/>
+          <w:p>
+            <w:pPr>
+              <w:pStyle w:val="Compact"/>
+              <w:jc w:val="left"/>
+            </w:pPr>
             <w:r>
               <w:rPr>
                 <w:rStyle w:val="VerbatimChar"/>
@@ -3345,7 +4334,7 @@
               <w:jc w:val="left"/>
             </w:pPr>
             <w:r>
-              <w:t xml:space="preserve">Motion / mode / battery / voltage placeholders</w:t>
+              <w:t xml:space="preserve">Mode / battery / voltage placeholders</w:t>
             </w:r>
           </w:p>
         </w:tc>
@@ -3389,8 +4378,8 @@
         <w:t xml:space="preserve">SDVR+NTFA=…</w:t>
       </w:r>
     </w:p>
-    <w:bookmarkEnd w:id="28"/>
-    <w:bookmarkStart w:id="29" w:name="safe-boot-bootloop-guard"/>
+    <w:bookmarkEnd w:id="33"/>
+    <w:bookmarkStart w:id="34" w:name="safe-boot-bootloop-guard"/>
     <w:p>
       <w:pPr>
         <w:pStyle w:val="Heading3"/>
@@ -3531,7 +4520,7 @@
         <w:pStyle w:val="Compact"/>
         <w:numPr>
           <w:ilvl w:val="0"/>
-          <w:numId w:val="1003"/>
+          <w:numId w:val="1004"/>
         </w:numPr>
       </w:pPr>
       <w:r>
@@ -3558,7 +4547,7 @@
         <w:pStyle w:val="Compact"/>
         <w:numPr>
           <w:ilvl w:val="0"/>
-          <w:numId w:val="1003"/>
+          <w:numId w:val="1004"/>
         </w:numPr>
       </w:pPr>
       <w:r>
@@ -3579,7 +4568,7 @@
         <w:pStyle w:val="Compact"/>
         <w:numPr>
           <w:ilvl w:val="1"/>
-          <w:numId w:val="1004"/>
+          <w:numId w:val="1005"/>
         </w:numPr>
       </w:pPr>
       <w:r>
@@ -3591,7 +4580,7 @@
         <w:pStyle w:val="Compact"/>
         <w:numPr>
           <w:ilvl w:val="0"/>
-          <w:numId w:val="1003"/>
+          <w:numId w:val="1004"/>
         </w:numPr>
       </w:pPr>
       <w:r>
@@ -3796,7 +4785,7 @@
         <w:pStyle w:val="Compact"/>
         <w:numPr>
           <w:ilvl w:val="0"/>
-          <w:numId w:val="1005"/>
+          <w:numId w:val="1006"/>
         </w:numPr>
       </w:pPr>
       <w:r>
@@ -3808,7 +4797,7 @@
         <w:pStyle w:val="Compact"/>
         <w:numPr>
           <w:ilvl w:val="0"/>
-          <w:numId w:val="1005"/>
+          <w:numId w:val="1006"/>
         </w:numPr>
       </w:pPr>
       <w:r>
@@ -3826,7 +4815,7 @@
         <w:pStyle w:val="Compact"/>
         <w:numPr>
           <w:ilvl w:val="0"/>
-          <w:numId w:val="1005"/>
+          <w:numId w:val="1006"/>
         </w:numPr>
       </w:pPr>
       <w:r>
@@ -3865,7 +4854,7 @@
         <w:pStyle w:val="Compact"/>
         <w:numPr>
           <w:ilvl w:val="0"/>
-          <w:numId w:val="1005"/>
+          <w:numId w:val="1006"/>
         </w:numPr>
       </w:pPr>
       <w:r>
@@ -3892,7 +4881,7 @@
         <w:pStyle w:val="Compact"/>
         <w:numPr>
           <w:ilvl w:val="0"/>
-          <w:numId w:val="1005"/>
+          <w:numId w:val="1006"/>
         </w:numPr>
       </w:pPr>
       <w:r>
@@ -3907,8 +4896,8 @@
         <w:t xml:space="preserve">No FSBL changes, no SWD required, no boot-switch toggle.</w:t>
       </w:r>
     </w:p>
-    <w:bookmarkEnd w:id="29"/>
-    <w:bookmarkStart w:id="30" w:name="self-update-protocol-m1-a4"/>
+    <w:bookmarkEnd w:id="34"/>
+    <w:bookmarkStart w:id="35" w:name="self-update-protocol-m1-a4"/>
     <w:p>
       <w:pPr>
         <w:pStyle w:val="Heading3"/>
@@ -4095,9 +5084,9 @@
         </w:pict>
       </w:r>
     </w:p>
-    <w:bookmarkEnd w:id="30"/>
-    <w:bookmarkEnd w:id="31"/>
-    <w:bookmarkStart w:id="34" w:name="storage-layout"/>
+    <w:bookmarkEnd w:id="35"/>
+    <w:bookmarkEnd w:id="36"/>
+    <w:bookmarkStart w:id="39" w:name="storage-layout"/>
     <w:p>
       <w:pPr>
         <w:pStyle w:val="Heading2"/>
@@ -4106,7 +5095,7 @@
         <w:t xml:space="preserve">4. Storage layout</w:t>
       </w:r>
     </w:p>
-    <w:bookmarkStart w:id="32" w:name="xspi-nor-mx66uw1g45g-32-mib"/>
+    <w:bookmarkStart w:id="37" w:name="xspi-nor-mx66uw1g45g-32-mib"/>
     <w:p>
       <w:pPr>
         <w:pStyle w:val="Heading3"/>
@@ -4426,8 +5415,8 @@
         </w:tc>
       </w:tr>
     </w:tbl>
-    <w:bookmarkEnd w:id="32"/>
-    <w:bookmarkStart w:id="33" w:name="sd-card-layout"/>
+    <w:bookmarkEnd w:id="37"/>
+    <w:bookmarkStart w:id="38" w:name="sd-card-layout"/>
     <w:p>
       <w:pPr>
         <w:pStyle w:val="Heading3"/>
@@ -4507,9 +5496,9 @@
         </w:pict>
       </w:r>
     </w:p>
-    <w:bookmarkEnd w:id="33"/>
-    <w:bookmarkEnd w:id="34"/>
-    <w:bookmarkStart w:id="35" w:name="performance-characteristics"/>
+    <w:bookmarkEnd w:id="38"/>
+    <w:bookmarkEnd w:id="39"/>
+    <w:bookmarkStart w:id="40" w:name="performance-characteristics"/>
     <w:p>
       <w:pPr>
         <w:pStyle w:val="Heading2"/>
@@ -4840,8 +5829,8 @@
         </w:pict>
       </w:r>
     </w:p>
-    <w:bookmarkEnd w:id="35"/>
-    <w:bookmarkStart w:id="39" w:name="bench-acceptance-proposal-v4-a5"/>
+    <w:bookmarkEnd w:id="40"/>
+    <w:bookmarkStart w:id="44" w:name="bench-acceptance-proposal-v4-a5"/>
     <w:p>
       <w:pPr>
         <w:pStyle w:val="Heading2"/>
@@ -4850,7 +5839,7 @@
         <w:t xml:space="preserve">6. Bench acceptance (Proposal v4 / A5)</w:t>
       </w:r>
     </w:p>
-    <w:bookmarkStart w:id="36" w:name="quick-smoke-1-min"/>
+    <w:bookmarkStart w:id="41" w:name="quick-smoke-1-min"/>
     <w:p>
       <w:pPr>
         <w:pStyle w:val="Heading3"/>
@@ -4974,8 +5963,8 @@
         <w:t xml:space="preserve">55 PASS / 0 FAIL / 1 SKIP, NN P95 25.5 ms.</w:t>
       </w:r>
     </w:p>
-    <w:bookmarkEnd w:id="36"/>
-    <w:bookmarkStart w:id="37" w:name="h-soak-a5-deliverable"/>
+    <w:bookmarkEnd w:id="41"/>
+    <w:bookmarkStart w:id="42" w:name="h-soak-a5-deliverable"/>
     <w:p>
       <w:pPr>
         <w:pStyle w:val="Heading3"/>
@@ -5024,186 +6013,186 @@
     <w:p>
       <w:pPr>
         <w:pStyle w:val="Compact"/>
-        <w:numPr>
-          <w:ilvl w:val="0"/>
-          <w:numId w:val="1006"/>
-        </w:numPr>
-      </w:pPr>
-      <w:r>
-        <w:t xml:space="preserve">Loops the full regression suite (~65 s/iteration → ~1330 iterations / 24 h).</w:t>
-      </w:r>
-    </w:p>
-    <w:p>
-      <w:pPr>
-        <w:pStyle w:val="Compact"/>
-        <w:numPr>
-          <w:ilvl w:val="0"/>
-          <w:numId w:val="1006"/>
-        </w:numPr>
-      </w:pPr>
-      <w:r>
-        <w:t xml:space="preserve">Tracks</w:t>
-      </w:r>
-      <w:r>
-        <w:t xml:space="preserve"> </w:t>
-      </w:r>
-      <w:r>
-        <w:rPr>
-          <w:b/>
-          <w:bCs/>
-        </w:rPr>
-        <w:t xml:space="preserve">kit uptime</w:t>
-      </w:r>
-      <w:r>
-        <w:t xml:space="preserve"> </w:t>
-      </w:r>
-      <w:r>
-        <w:t xml:space="preserve">between iterations — flags any drop as an unexpected reboot.</w:t>
-      </w:r>
-    </w:p>
-    <w:p>
-      <w:pPr>
-        <w:pStyle w:val="Compact"/>
-        <w:numPr>
-          <w:ilvl w:val="0"/>
-          <w:numId w:val="1006"/>
-        </w:numPr>
-      </w:pPr>
-      <w:r>
-        <w:t xml:space="preserve">Logs to</w:t>
-      </w:r>
-      <w:r>
-        <w:t xml:space="preserve"> </w:t>
-      </w:r>
-      <w:r>
-        <w:rPr>
-          <w:rStyle w:val="VerbatimChar"/>
-        </w:rPr>
-        <w:t xml:space="preserve">results/soak-&lt;ts&gt;/soak.csv</w:t>
-      </w:r>
-      <w:r>
-        <w:t xml:space="preserve"> </w:t>
-      </w:r>
-      <w:r>
-        <w:t xml:space="preserve">— per-iteration row:</w:t>
-      </w:r>
-      <w:r>
-        <w:t xml:space="preserve"> </w:t>
-      </w:r>
-      <w:r>
-        <w:rPr>
-          <w:rStyle w:val="VerbatimChar"/>
-        </w:rPr>
-        <w:t xml:space="preserve">wall_s, kit_uptime_s, rebooted, pass, fail, skip, total, test_time_s, nn_med_ms, nn_p95_ms</w:t>
-      </w:r>
-      <w:r>
-        <w:t xml:space="preserve">.</w:t>
-      </w:r>
-    </w:p>
-    <w:p>
-      <w:pPr>
-        <w:pStyle w:val="Compact"/>
-        <w:numPr>
-          <w:ilvl w:val="0"/>
-          <w:numId w:val="1006"/>
-        </w:numPr>
-      </w:pPr>
-      <w:r>
-        <w:t xml:space="preserve">Each iteration also drops a same-numbered HTML report under</w:t>
-      </w:r>
-      <w:r>
-        <w:t xml:space="preserve"> </w:t>
-      </w:r>
-      <w:r>
-        <w:rPr>
-          <w:rStyle w:val="VerbatimChar"/>
-        </w:rPr>
-        <w:t xml:space="preserve">results/soak-&lt;ts&gt;/soak-NNNNN.html</w:t>
-      </w:r>
-      <w:r>
-        <w:t xml:space="preserve">.</w:t>
-      </w:r>
-    </w:p>
-    <w:p>
-      <w:pPr>
-        <w:pStyle w:val="Compact"/>
-        <w:numPr>
-          <w:ilvl w:val="0"/>
-          <w:numId w:val="1006"/>
-        </w:numPr>
-      </w:pPr>
-      <w:r>
-        <w:t xml:space="preserve">Prints a summary at end: total iterations, pass rate, unexpected reboots, NN median + P95 across all samples.</w:t>
-      </w:r>
-    </w:p>
-    <w:p>
-      <w:pPr>
-        <w:pStyle w:val="FirstParagraph"/>
-      </w:pPr>
-      <w:r>
-        <w:rPr>
-          <w:b/>
-          <w:bCs/>
-        </w:rPr>
-        <w:t xml:space="preserve">Pass criterion:</w:t>
-      </w:r>
-      <w:r>
-        <w:t xml:space="preserve"> </w:t>
-      </w:r>
-      <w:r>
-        <w:rPr>
-          <w:rStyle w:val="VerbatimChar"/>
-        </w:rPr>
-        <w:t xml:space="preserve">unexpected_reboots == 0</w:t>
-      </w:r>
-      <w:r>
-        <w:t xml:space="preserve"> </w:t>
-      </w:r>
-      <w:r>
-        <w:t xml:space="preserve">and</w:t>
-      </w:r>
-      <w:r>
-        <w:t xml:space="preserve"> </w:t>
-      </w:r>
-      <w:r>
-        <w:rPr>
-          <w:rStyle w:val="VerbatimChar"/>
-        </w:rPr>
-        <w:t xml:space="preserve">fail == 0</w:t>
-      </w:r>
-      <w:r>
-        <w:t xml:space="preserve"> </w:t>
-      </w:r>
-      <w:r>
-        <w:t xml:space="preserve">over the full window. Verified 6-min smoke (97.5 % pass rate, 0 reboots, NN P95 25.5 ms — only failures are the documented T07.4/T11.6 known issues on cold-start).</w:t>
-      </w:r>
-    </w:p>
-    <w:bookmarkEnd w:id="37"/>
-    <w:bookmarkStart w:id="38" w:name="Xfab4953f8b6f41750b0a26bd744d5aa85fc09b1"/>
-    <w:p>
-      <w:pPr>
-        <w:pStyle w:val="Heading3"/>
-      </w:pPr>
-      <w:r>
-        <w:t xml:space="preserve">6.3 M3 cellular plane validation (when MangOH lands)</w:t>
-      </w:r>
-    </w:p>
-    <w:p>
-      <w:pPr>
         <w:numPr>
           <w:ilvl w:val="0"/>
           <w:numId w:val="1007"/>
         </w:numPr>
       </w:pPr>
       <w:r>
-        <w:t xml:space="preserve">Wire J503 pin 7 (N6 TX) → MangOH UART RX, pin 9 (N6 RX) → MangOH UART TX, pin 11 → MangOH GND. Match 3.3 V logic levels.</w:t>
-      </w:r>
-    </w:p>
-    <w:p>
-      <w:pPr>
+        <w:t xml:space="preserve">Loops the full regression suite (~65 s/iteration → ~1330 iterations / 24 h).</w:t>
+      </w:r>
+    </w:p>
+    <w:p>
+      <w:pPr>
+        <w:pStyle w:val="Compact"/>
         <w:numPr>
           <w:ilvl w:val="0"/>
           <w:numId w:val="1007"/>
+        </w:numPr>
+      </w:pPr>
+      <w:r>
+        <w:t xml:space="preserve">Tracks</w:t>
+      </w:r>
+      <w:r>
+        <w:t xml:space="preserve"> </w:t>
+      </w:r>
+      <w:r>
+        <w:rPr>
+          <w:b/>
+          <w:bCs/>
+        </w:rPr>
+        <w:t xml:space="preserve">kit uptime</w:t>
+      </w:r>
+      <w:r>
+        <w:t xml:space="preserve"> </w:t>
+      </w:r>
+      <w:r>
+        <w:t xml:space="preserve">between iterations — flags any drop as an unexpected reboot.</w:t>
+      </w:r>
+    </w:p>
+    <w:p>
+      <w:pPr>
+        <w:pStyle w:val="Compact"/>
+        <w:numPr>
+          <w:ilvl w:val="0"/>
+          <w:numId w:val="1007"/>
+        </w:numPr>
+      </w:pPr>
+      <w:r>
+        <w:t xml:space="preserve">Logs to</w:t>
+      </w:r>
+      <w:r>
+        <w:t xml:space="preserve"> </w:t>
+      </w:r>
+      <w:r>
+        <w:rPr>
+          <w:rStyle w:val="VerbatimChar"/>
+        </w:rPr>
+        <w:t xml:space="preserve">results/soak-&lt;ts&gt;/soak.csv</w:t>
+      </w:r>
+      <w:r>
+        <w:t xml:space="preserve"> </w:t>
+      </w:r>
+      <w:r>
+        <w:t xml:space="preserve">— per-iteration row:</w:t>
+      </w:r>
+      <w:r>
+        <w:t xml:space="preserve"> </w:t>
+      </w:r>
+      <w:r>
+        <w:rPr>
+          <w:rStyle w:val="VerbatimChar"/>
+        </w:rPr>
+        <w:t xml:space="preserve">wall_s, kit_uptime_s, rebooted, pass, fail, skip, total, test_time_s, nn_med_ms, nn_p95_ms</w:t>
+      </w:r>
+      <w:r>
+        <w:t xml:space="preserve">.</w:t>
+      </w:r>
+    </w:p>
+    <w:p>
+      <w:pPr>
+        <w:pStyle w:val="Compact"/>
+        <w:numPr>
+          <w:ilvl w:val="0"/>
+          <w:numId w:val="1007"/>
+        </w:numPr>
+      </w:pPr>
+      <w:r>
+        <w:t xml:space="preserve">Each iteration also drops a same-numbered HTML report under</w:t>
+      </w:r>
+      <w:r>
+        <w:t xml:space="preserve"> </w:t>
+      </w:r>
+      <w:r>
+        <w:rPr>
+          <w:rStyle w:val="VerbatimChar"/>
+        </w:rPr>
+        <w:t xml:space="preserve">results/soak-&lt;ts&gt;/soak-NNNNN.html</w:t>
+      </w:r>
+      <w:r>
+        <w:t xml:space="preserve">.</w:t>
+      </w:r>
+    </w:p>
+    <w:p>
+      <w:pPr>
+        <w:pStyle w:val="Compact"/>
+        <w:numPr>
+          <w:ilvl w:val="0"/>
+          <w:numId w:val="1007"/>
+        </w:numPr>
+      </w:pPr>
+      <w:r>
+        <w:t xml:space="preserve">Prints a summary at end: total iterations, pass rate, unexpected reboots, NN median + P95 across all samples.</w:t>
+      </w:r>
+    </w:p>
+    <w:p>
+      <w:pPr>
+        <w:pStyle w:val="FirstParagraph"/>
+      </w:pPr>
+      <w:r>
+        <w:rPr>
+          <w:b/>
+          <w:bCs/>
+        </w:rPr>
+        <w:t xml:space="preserve">Pass criterion:</w:t>
+      </w:r>
+      <w:r>
+        <w:t xml:space="preserve"> </w:t>
+      </w:r>
+      <w:r>
+        <w:rPr>
+          <w:rStyle w:val="VerbatimChar"/>
+        </w:rPr>
+        <w:t xml:space="preserve">unexpected_reboots == 0</w:t>
+      </w:r>
+      <w:r>
+        <w:t xml:space="preserve"> </w:t>
+      </w:r>
+      <w:r>
+        <w:t xml:space="preserve">and</w:t>
+      </w:r>
+      <w:r>
+        <w:t xml:space="preserve"> </w:t>
+      </w:r>
+      <w:r>
+        <w:rPr>
+          <w:rStyle w:val="VerbatimChar"/>
+        </w:rPr>
+        <w:t xml:space="preserve">fail == 0</w:t>
+      </w:r>
+      <w:r>
+        <w:t xml:space="preserve"> </w:t>
+      </w:r>
+      <w:r>
+        <w:t xml:space="preserve">over the full window. Verified 6-min smoke (97.5 % pass rate, 0 reboots, NN P95 25.5 ms — only failures are the documented T07.4/T11.6 known issues on cold-start).</w:t>
+      </w:r>
+    </w:p>
+    <w:bookmarkEnd w:id="42"/>
+    <w:bookmarkStart w:id="43" w:name="Xfab4953f8b6f41750b0a26bd744d5aa85fc09b1"/>
+    <w:p>
+      <w:pPr>
+        <w:pStyle w:val="Heading3"/>
+      </w:pPr>
+      <w:r>
+        <w:t xml:space="preserve">6.3 M3 cellular plane validation (when MangOH lands)</w:t>
+      </w:r>
+    </w:p>
+    <w:p>
+      <w:pPr>
+        <w:numPr>
+          <w:ilvl w:val="0"/>
+          <w:numId w:val="1008"/>
+        </w:numPr>
+      </w:pPr>
+      <w:r>
+        <w:t xml:space="preserve">Wire J503 pin 7 (N6 TX) → MangOH UART RX, pin 9 (N6 RX) → MangOH UART TX, pin 11 → MangOH GND. Match 3.3 V logic levels.</w:t>
+      </w:r>
+    </w:p>
+    <w:p>
+      <w:pPr>
+        <w:numPr>
+          <w:ilvl w:val="0"/>
+          <w:numId w:val="1008"/>
         </w:numPr>
       </w:pPr>
       <w:r>
@@ -5274,7 +6263,7 @@
       <w:pPr>
         <w:numPr>
           <w:ilvl w:val="0"/>
-          <w:numId w:val="1007"/>
+          <w:numId w:val="1008"/>
         </w:numPr>
       </w:pPr>
       <w:r>
@@ -5314,9 +6303,9 @@
         </w:pict>
       </w:r>
     </w:p>
-    <w:bookmarkEnd w:id="38"/>
-    <w:bookmarkEnd w:id="39"/>
-    <w:bookmarkStart w:id="40" w:name="known-limitations"/>
+    <w:bookmarkEnd w:id="43"/>
+    <w:bookmarkEnd w:id="44"/>
+    <w:bookmarkStart w:id="45" w:name="known-limitations"/>
     <w:p>
       <w:pPr>
         <w:pStyle w:val="Heading2"/>
@@ -5521,8 +6510,8 @@
         </w:pict>
       </w:r>
     </w:p>
-    <w:bookmarkEnd w:id="40"/>
-    <w:bookmarkStart w:id="41" w:name="repository-layout"/>
+    <w:bookmarkEnd w:id="45"/>
+    <w:bookmarkStart w:id="46" w:name="repository-layout"/>
     <w:p>
       <w:pPr>
         <w:pStyle w:val="Heading2"/>
@@ -5584,25 +6573,7 @@
         <w:rPr>
           <w:rStyle w:val="VerbatimChar"/>
         </w:rPr>
-        <w:t xml:space="preserve">├── STATUS_EMAIL_M1_M2.md       — client-ready acceptance email</w:t>
-      </w:r>
-      <w:r>
-        <w:br/>
-      </w:r>
-      <w:r>
-        <w:rPr>
-          <w:rStyle w:val="VerbatimChar"/>
-        </w:rPr>
         <w:t xml:space="preserve">├── Scopus_SoW_v3.pdf           — authoritative SoW</w:t>
-      </w:r>
-      <w:r>
-        <w:br/>
-      </w:r>
-      <w:r>
-        <w:rPr>
-          <w:rStyle w:val="VerbatimChar"/>
-        </w:rPr>
-        <w:t xml:space="preserve">├── Kamacode_N6Cam_Proposal_v4.docx — WBS + milestone plan</w:t>
       </w:r>
       <w:r>
         <w:br/>
@@ -5855,8 +6826,8 @@
         </w:pict>
       </w:r>
     </w:p>
-    <w:bookmarkEnd w:id="41"/>
-    <w:bookmarkStart w:id="42" w:name="tags-on-master"/>
+    <w:bookmarkEnd w:id="46"/>
+    <w:bookmarkStart w:id="47" w:name="tags-on-master"/>
     <w:p>
       <w:pPr>
         <w:pStyle w:val="Heading2"/>
@@ -6267,8 +7238,117 @@
         <w:t xml:space="preserve">for individual commits.</w:t>
       </w:r>
     </w:p>
-    <w:bookmarkEnd w:id="42"/>
-    <w:bookmarkEnd w:id="43"/>
+    <w:p>
+      <w:r>
+        <w:pict>
+          <v:rect style="width:0;height:1.5pt" o:hralign="center" o:hrstd="t" o:hr="t"/>
+        </w:pict>
+      </w:r>
+    </w:p>
+    <w:p>
+      <w:pPr>
+        <w:pStyle w:val="FirstParagraph"/>
+      </w:pPr>
+      <w:r>
+        <w:rPr>
+          <w:i/>
+          <w:iCs/>
+        </w:rPr>
+        <w:t xml:space="preserve">This document is the source.</w:t>
+      </w:r>
+      <w:r>
+        <w:rPr>
+          <w:i/>
+          <w:iCs/>
+        </w:rPr>
+        <w:t xml:space="preserve"> </w:t>
+      </w:r>
+      <w:r>
+        <w:rPr>
+          <w:rStyle w:val="VerbatimChar"/>
+          <w:i/>
+          <w:iCs/>
+        </w:rPr>
+        <w:t xml:space="preserve">docs/docx/INTEGRATION_DOC.docx</w:t>
+      </w:r>
+      <w:r>
+        <w:rPr>
+          <w:i/>
+          <w:iCs/>
+        </w:rPr>
+        <w:t xml:space="preserve"> </w:t>
+      </w:r>
+      <w:r>
+        <w:rPr>
+          <w:i/>
+          <w:iCs/>
+        </w:rPr>
+        <w:t xml:space="preserve">is generated from</w:t>
+      </w:r>
+      <w:r>
+        <w:rPr>
+          <w:i/>
+          <w:iCs/>
+        </w:rPr>
+        <w:t xml:space="preserve"> </w:t>
+      </w:r>
+      <w:r>
+        <w:rPr>
+          <w:i/>
+          <w:iCs/>
+        </w:rPr>
+        <w:t xml:space="preserve">it and is regenerated, not edited:</w:t>
+      </w:r>
+    </w:p>
+    <w:p>
+      <w:pPr>
+        <w:pStyle w:val="SourceCode"/>
+      </w:pPr>
+      <w:r>
+        <w:rPr>
+          <w:rStyle w:val="ExtensionTok"/>
+        </w:rPr>
+        <w:t xml:space="preserve">pandoc</w:t>
+      </w:r>
+      <w:r>
+        <w:rPr>
+          <w:rStyle w:val="NormalTok"/>
+        </w:rPr>
+        <w:t xml:space="preserve"> INTEGRATION_DOC.md </w:t>
+      </w:r>
+      <w:r>
+        <w:rPr>
+          <w:rStyle w:val="AttributeTok"/>
+        </w:rPr>
+        <w:t xml:space="preserve">-o</w:t>
+      </w:r>
+      <w:r>
+        <w:rPr>
+          <w:rStyle w:val="NormalTok"/>
+        </w:rPr>
+        <w:t xml:space="preserve"> docs/docx/INTEGRATION_DOC.docx </w:t>
+      </w:r>
+      <w:r>
+        <w:rPr>
+          <w:rStyle w:val="AttributeTok"/>
+        </w:rPr>
+        <w:t xml:space="preserve">--resource-path</w:t>
+      </w:r>
+      <w:r>
+        <w:rPr>
+          <w:rStyle w:val="OperatorTok"/>
+        </w:rPr>
+        <w:t xml:space="preserve">=</w:t>
+      </w:r>
+      <w:r>
+        <w:rPr>
+          <w:rStyle w:val="NormalTok"/>
+        </w:rPr>
+        <w:t xml:space="preserve">.:docs</w:t>
+      </w:r>
+    </w:p>
+    <w:bookmarkEnd w:id="47"/>
+    <w:bookmarkEnd w:id="48"/>
     <w:sectPr/>
   </w:body>
 </w:document>
@@ -6543,6 +7623,9 @@
     <w:abstractNumId w:val="991"/>
   </w:num>
   <w:num w:numId="1002">
+    <w:abstractNumId w:val="991"/>
+  </w:num>
+  <w:num w:numId="1003">
     <w:abstractNumId w:val="99411"/>
     <w:lvlOverride w:ilvl="0">
       <w:startOverride w:val="1"/>
@@ -6572,13 +7655,13 @@
       <w:startOverride w:val="1"/>
     </w:lvlOverride>
   </w:num>
-  <w:num w:numId="1003">
-    <w:abstractNumId w:val="991"/>
-  </w:num>
   <w:num w:numId="1004">
     <w:abstractNumId w:val="991"/>
   </w:num>
   <w:num w:numId="1005">
+    <w:abstractNumId w:val="991"/>
+  </w:num>
+  <w:num w:numId="1006">
     <w:abstractNumId w:val="99411"/>
     <w:lvlOverride w:ilvl="0">
       <w:startOverride w:val="1"/>
@@ -6608,10 +7691,10 @@
       <w:startOverride w:val="1"/>
     </w:lvlOverride>
   </w:num>
-  <w:num w:numId="1006">
+  <w:num w:numId="1007">
     <w:abstractNumId w:val="991"/>
   </w:num>
-  <w:num w:numId="1007">
+  <w:num w:numId="1008">
     <w:abstractNumId w:val="99411"/>
     <w:lvlOverride w:ilvl="0">
       <w:startOverride w:val="1"/>
